--- a/Atividade Avaliativa P1.docx
+++ b/Atividade Avaliativa P1.docx
@@ -4,412 +4,355 @@
   <w:body>
     <w:p>
       <w:pPr>
-        <w:jc w:val="center"/>
-        <w:rPr>
+        <w:rPr>
+          <w:rFonts w:ascii="Arial Black" w:hAnsi="Arial Black"/>
           <w:b/>
           <w:bCs/>
-          <w:sz w:val="22"/>
-          <w:szCs w:val="22"/>
-        </w:rPr>
-      </w:pPr>
-      <w:r>
-        <w:rPr>
+          <w:sz w:val="20"/>
+          <w:szCs w:val="20"/>
+        </w:rPr>
+      </w:pPr>
+      <w:r>
+        <w:rPr>
+          <w:rFonts w:ascii="Arial Black" w:hAnsi="Arial Black"/>
           <w:b/>
           <w:bCs/>
-          <w:sz w:val="22"/>
-          <w:szCs w:val="22"/>
-        </w:rPr>
-        <w:t>Atividade Avaliativa P1</w:t>
-      </w:r>
-    </w:p>
-    <w:p>
-      <w:pPr>
-        <w:jc w:val="center"/>
-        <w:rPr>
-          <w:sz w:val="22"/>
-          <w:szCs w:val="22"/>
-        </w:rPr>
-      </w:pPr>
-      <w:r>
-        <w:rPr>
-          <w:sz w:val="22"/>
-          <w:szCs w:val="22"/>
-        </w:rPr>
-        <w:t>Explorando o Universo Gráfico com OpenGL: Uma Introdução Prática</w:t>
-      </w:r>
-    </w:p>
-    <w:p>
-      <w:pPr>
-        <w:jc w:val="center"/>
-        <w:rPr>
-          <w:sz w:val="22"/>
-          <w:szCs w:val="22"/>
-        </w:rPr>
-      </w:pPr>
-    </w:p>
-    <w:p>
-      <w:pPr>
-        <w:jc w:val="both"/>
-        <w:rPr>
+          <w:sz w:val="20"/>
+          <w:szCs w:val="20"/>
+        </w:rPr>
+        <w:t xml:space="preserve">Trabalho: </w:t>
+      </w:r>
+      <w:hyperlink r:id="rId5" w:history="1">
+        <w:r>
+          <w:rPr>
+            <w:rStyle w:val="Hyperlink"/>
+            <w:rFonts w:ascii="Arial Black" w:hAnsi="Arial Black"/>
+            <w:b/>
+            <w:bCs/>
+            <w:sz w:val="20"/>
+            <w:szCs w:val="20"/>
+          </w:rPr>
+          <w:t>https://github.com/gabrielgamis/trabalho-computacao-grafica</w:t>
+        </w:r>
+      </w:hyperlink>
+    </w:p>
+    <w:p>
+      <w:pPr>
+        <w:rPr>
+          <w:rFonts w:ascii="Arial Black" w:hAnsi="Arial Black"/>
           <w:b/>
           <w:bCs/>
-          <w:sz w:val="22"/>
-          <w:szCs w:val="22"/>
-        </w:rPr>
-      </w:pPr>
-      <w:r>
-        <w:rPr>
+          <w:sz w:val="20"/>
+          <w:szCs w:val="20"/>
+        </w:rPr>
+      </w:pPr>
+      <w:r>
+        <w:rPr>
+          <w:rFonts w:ascii="Arial Black" w:hAnsi="Arial Black"/>
           <w:b/>
           <w:bCs/>
-          <w:sz w:val="22"/>
-          <w:szCs w:val="22"/>
-        </w:rPr>
-        <w:t>Objetivos Específicos:</w:t>
-      </w:r>
-    </w:p>
-    <w:p>
-      <w:pPr>
-        <w:jc w:val="both"/>
-        <w:rPr>
-          <w:sz w:val="22"/>
-          <w:szCs w:val="22"/>
-        </w:rPr>
-      </w:pPr>
-      <w:r>
-        <w:rPr>
-          <w:sz w:val="22"/>
-          <w:szCs w:val="22"/>
-        </w:rPr>
-        <w:t>• Compreender a arquitetura básica de um pipeline gráfico.</w:t>
-      </w:r>
-    </w:p>
-    <w:p>
-      <w:pPr>
-        <w:jc w:val="both"/>
-        <w:rPr>
-          <w:sz w:val="22"/>
-          <w:szCs w:val="22"/>
-        </w:rPr>
-      </w:pPr>
-      <w:r>
-        <w:rPr>
-          <w:sz w:val="22"/>
-          <w:szCs w:val="22"/>
-        </w:rPr>
-        <w:t>• Apresentar as principais funções do OpenGL para desenho de primitivas geométricas</w:t>
-      </w:r>
-      <w:r>
-        <w:rPr>
-          <w:sz w:val="22"/>
-          <w:szCs w:val="22"/>
-        </w:rPr>
-        <w:t xml:space="preserve"> </w:t>
-      </w:r>
-      <w:r>
-        <w:rPr>
-          <w:sz w:val="22"/>
-          <w:szCs w:val="22"/>
-        </w:rPr>
-        <w:t>(pontos, linhas, triângulos).</w:t>
-      </w:r>
-    </w:p>
-    <w:p>
-      <w:pPr>
-        <w:jc w:val="both"/>
-        <w:rPr>
-          <w:sz w:val="22"/>
-          <w:szCs w:val="22"/>
-        </w:rPr>
-      </w:pPr>
-      <w:r>
-        <w:rPr>
-          <w:sz w:val="22"/>
-          <w:szCs w:val="22"/>
-        </w:rPr>
-        <w:t>• Demonstrar o uso de cores e transformações geométricas básicas (translação, rotação,</w:t>
-      </w:r>
-      <w:r>
-        <w:rPr>
-          <w:sz w:val="22"/>
-          <w:szCs w:val="22"/>
-        </w:rPr>
-        <w:t xml:space="preserve"> </w:t>
-      </w:r>
-      <w:r>
-        <w:rPr>
-          <w:sz w:val="22"/>
-          <w:szCs w:val="22"/>
-        </w:rPr>
-        <w:t>escala).</w:t>
-      </w:r>
-    </w:p>
-    <w:p>
-      <w:pPr>
-        <w:jc w:val="both"/>
-        <w:rPr>
-          <w:sz w:val="22"/>
-          <w:szCs w:val="22"/>
-        </w:rPr>
-      </w:pPr>
-      <w:r>
-        <w:rPr>
-          <w:sz w:val="22"/>
-          <w:szCs w:val="22"/>
-        </w:rPr>
-        <w:t>• Implementar exemplos práticos que ilustrem os conceitos aprendidos.</w:t>
-      </w:r>
-    </w:p>
-    <w:p>
-      <w:pPr>
-        <w:jc w:val="both"/>
-        <w:rPr>
-          <w:sz w:val="22"/>
-          <w:szCs w:val="22"/>
-        </w:rPr>
-      </w:pPr>
-      <w:r>
-        <w:rPr>
-          <w:sz w:val="22"/>
-          <w:szCs w:val="22"/>
-        </w:rPr>
-        <w:t>Descrição do Trabalho:</w:t>
-      </w:r>
-    </w:p>
-    <w:p>
-      <w:pPr>
-        <w:jc w:val="both"/>
-        <w:rPr>
-          <w:sz w:val="22"/>
-          <w:szCs w:val="22"/>
-        </w:rPr>
-      </w:pPr>
-      <w:r>
-        <w:rPr>
-          <w:sz w:val="22"/>
-          <w:szCs w:val="22"/>
-        </w:rPr>
-        <w:t>Este trabalho prático tem como objetivo de apresentar os primeiros passos iniciais da</w:t>
-      </w:r>
-      <w:r>
-        <w:rPr>
-          <w:sz w:val="22"/>
-          <w:szCs w:val="22"/>
-        </w:rPr>
-        <w:t xml:space="preserve"> </w:t>
-      </w:r>
-      <w:r>
-        <w:rPr>
-          <w:sz w:val="22"/>
-          <w:szCs w:val="22"/>
-        </w:rPr>
-        <w:t>computação gráfica utilizando a poderosa biblioteca OpenGL. Partindo de conceitos</w:t>
-      </w:r>
-      <w:r>
-        <w:rPr>
-          <w:sz w:val="22"/>
-          <w:szCs w:val="22"/>
-        </w:rPr>
-        <w:t xml:space="preserve"> </w:t>
-      </w:r>
-      <w:r>
-        <w:rPr>
-          <w:sz w:val="22"/>
-          <w:szCs w:val="22"/>
-        </w:rPr>
-        <w:t>fundamentais, vocês irão explorar as ferramentas essenciais para a criação de gráficos</w:t>
-      </w:r>
-      <w:r>
-        <w:rPr>
-          <w:sz w:val="22"/>
-          <w:szCs w:val="22"/>
-        </w:rPr>
-        <w:t xml:space="preserve"> </w:t>
-      </w:r>
-      <w:r>
-        <w:rPr>
-          <w:sz w:val="22"/>
-          <w:szCs w:val="22"/>
-        </w:rPr>
-        <w:t>bidimensionais e tridimensionais simples.</w:t>
-      </w:r>
-      <w:r>
-        <w:rPr>
-          <w:sz w:val="22"/>
-          <w:szCs w:val="22"/>
-        </w:rPr>
-        <w:t xml:space="preserve"> </w:t>
-      </w:r>
-      <w:r>
-        <w:rPr>
-          <w:sz w:val="22"/>
-          <w:szCs w:val="22"/>
-        </w:rPr>
-        <w:t>O trabalho deverá abordar 4 aspectos (partes) do OpenGL, com exemplos práticos e código</w:t>
-      </w:r>
-      <w:r>
-        <w:rPr>
-          <w:sz w:val="22"/>
-          <w:szCs w:val="22"/>
-        </w:rPr>
-        <w:t xml:space="preserve"> </w:t>
-      </w:r>
-      <w:r>
-        <w:rPr>
-          <w:sz w:val="22"/>
-          <w:szCs w:val="22"/>
-        </w:rPr>
-        <w:t>fonte para facilitar a compreensão e experimentação.</w:t>
-      </w:r>
-    </w:p>
-    <w:p>
-      <w:pPr>
-        <w:jc w:val="both"/>
-        <w:rPr>
-          <w:sz w:val="22"/>
-          <w:szCs w:val="22"/>
-        </w:rPr>
-      </w:pPr>
-      <w:r>
-        <w:rPr>
-          <w:sz w:val="22"/>
-          <w:szCs w:val="22"/>
-        </w:rPr>
-        <w:t>Divisão:</w:t>
-      </w:r>
-    </w:p>
-    <w:p>
-      <w:pPr>
-        <w:jc w:val="both"/>
-        <w:rPr>
+          <w:sz w:val="20"/>
+          <w:szCs w:val="20"/>
+        </w:rPr>
+        <w:t>Vídeo do trabalho:</w:t>
+      </w:r>
+      <w:r>
+        <w:rPr>
+          <w:rFonts w:ascii="Arial Black" w:hAnsi="Arial Black"/>
           <w:b/>
           <w:bCs/>
-          <w:sz w:val="22"/>
-          <w:szCs w:val="22"/>
-        </w:rPr>
-      </w:pPr>
-      <w:r>
+          <w:sz w:val="20"/>
+          <w:szCs w:val="20"/>
+        </w:rPr>
+        <w:t xml:space="preserve"> </w:t>
+      </w:r>
+      <w:hyperlink r:id="rId6" w:history="1">
+        <w:r>
+          <w:rPr>
+            <w:rStyle w:val="Hyperlink"/>
+            <w:rFonts w:ascii="Arial Black" w:hAnsi="Arial Black"/>
+            <w:b/>
+            <w:bCs/>
+            <w:sz w:val="20"/>
+            <w:szCs w:val="20"/>
+          </w:rPr>
+          <w:t>https://drive.google.com/file/d/1z9YWw5tNtNma5KP3I6IEKilOIwSnd5-v/view?usp=sharing</w:t>
+        </w:r>
+      </w:hyperlink>
+    </w:p>
+    <w:p>
+      <w:pPr>
+        <w:jc w:val="center"/>
         <w:rPr>
           <w:b/>
           <w:bCs/>
           <w:sz w:val="22"/>
           <w:szCs w:val="22"/>
         </w:rPr>
-        <w:t>1. Introdução ao OpenGL e Configuração do Ambiente:</w:t>
-      </w:r>
-    </w:p>
-    <w:p>
-      <w:pPr>
-        <w:ind w:left="708"/>
-        <w:jc w:val="both"/>
-        <w:rPr>
-          <w:sz w:val="22"/>
-          <w:szCs w:val="22"/>
-        </w:rPr>
-      </w:pPr>
-      <w:r>
-        <w:rPr>
-          <w:sz w:val="22"/>
-          <w:szCs w:val="22"/>
-        </w:rPr>
-        <w:t>a. Breve história e o papel do OpenGL na computação gráfica moderna.</w:t>
-      </w:r>
-    </w:p>
-    <w:p>
-      <w:pPr>
-        <w:ind w:left="708"/>
-        <w:jc w:val="both"/>
-        <w:rPr>
-          <w:sz w:val="22"/>
-          <w:szCs w:val="22"/>
-        </w:rPr>
-      </w:pPr>
-      <w:r>
-        <w:rPr>
-          <w:sz w:val="22"/>
-          <w:szCs w:val="22"/>
-        </w:rPr>
-        <w:t>b. Explicação sobre o que é uma API gráfica e como o OpenGL funciona.</w:t>
-      </w:r>
-    </w:p>
-    <w:p>
-      <w:pPr>
-        <w:ind w:left="708"/>
-        <w:jc w:val="both"/>
-        <w:rPr>
-          <w:sz w:val="22"/>
-          <w:szCs w:val="22"/>
-        </w:rPr>
-      </w:pPr>
-      <w:r>
-        <w:rPr>
-          <w:sz w:val="22"/>
-          <w:szCs w:val="22"/>
-        </w:rPr>
-        <w:t>c. Guia passo a passo para configurar um ambiente de desenvolvimento básico</w:t>
-      </w:r>
-      <w:r>
-        <w:rPr>
-          <w:sz w:val="22"/>
-          <w:szCs w:val="22"/>
-        </w:rPr>
-        <w:t xml:space="preserve"> </w:t>
-      </w:r>
-      <w:r>
-        <w:rPr>
-          <w:sz w:val="22"/>
-          <w:szCs w:val="22"/>
-        </w:rPr>
-        <w:t>(incluindo a instalação de bibliotecas auxiliares como GLFW ou GLUT para</w:t>
-      </w:r>
-      <w:r>
-        <w:rPr>
-          <w:sz w:val="22"/>
-          <w:szCs w:val="22"/>
-        </w:rPr>
-        <w:t xml:space="preserve"> </w:t>
-      </w:r>
-      <w:r>
-        <w:rPr>
-          <w:sz w:val="22"/>
-          <w:szCs w:val="22"/>
-        </w:rPr>
-        <w:t>gerenciamento de janelas e entrada).</w:t>
-      </w:r>
-    </w:p>
-    <w:p>
-      <w:pPr>
-        <w:ind w:left="708"/>
-        <w:jc w:val="both"/>
-        <w:rPr>
-          <w:sz w:val="22"/>
-          <w:szCs w:val="22"/>
-        </w:rPr>
-      </w:pPr>
-      <w:r>
-        <w:rPr>
-          <w:sz w:val="22"/>
-          <w:szCs w:val="22"/>
-        </w:rPr>
-        <w:t>d. Exemplo Prático: Criação de uma janela simples com OpenGL.</w:t>
-      </w:r>
-    </w:p>
-    <w:p>
-      <w:pPr>
-        <w:jc w:val="both"/>
+      </w:pPr>
+      <w:r>
         <w:rPr>
           <w:b/>
           <w:bCs/>
           <w:sz w:val="22"/>
           <w:szCs w:val="22"/>
         </w:rPr>
-      </w:pPr>
-      <w:r>
+        <w:t>Atividade Avaliativa P1</w:t>
+      </w:r>
+    </w:p>
+    <w:p>
+      <w:pPr>
+        <w:jc w:val="center"/>
+        <w:rPr>
+          <w:sz w:val="22"/>
+          <w:szCs w:val="22"/>
+        </w:rPr>
+      </w:pPr>
+      <w:r>
+        <w:rPr>
+          <w:sz w:val="22"/>
+          <w:szCs w:val="22"/>
+        </w:rPr>
+        <w:t>Explorando o Universo Gráfico com OpenGL: Uma Introdução Prática</w:t>
+      </w:r>
+    </w:p>
+    <w:p>
+      <w:pPr>
+        <w:jc w:val="both"/>
         <w:rPr>
           <w:b/>
           <w:bCs/>
           <w:sz w:val="22"/>
           <w:szCs w:val="22"/>
         </w:rPr>
+      </w:pPr>
+      <w:r>
+        <w:rPr>
+          <w:b/>
+          <w:bCs/>
+          <w:sz w:val="22"/>
+          <w:szCs w:val="22"/>
+        </w:rPr>
+        <w:t>Objetivos Específicos:</w:t>
+      </w:r>
+    </w:p>
+    <w:p>
+      <w:pPr>
+        <w:jc w:val="both"/>
+        <w:rPr>
+          <w:sz w:val="22"/>
+          <w:szCs w:val="22"/>
+        </w:rPr>
+      </w:pPr>
+      <w:r>
+        <w:rPr>
+          <w:sz w:val="22"/>
+          <w:szCs w:val="22"/>
+        </w:rPr>
+        <w:t>• Compreender a arquitetura básica de um pipeline gráfico.</w:t>
+      </w:r>
+    </w:p>
+    <w:p>
+      <w:pPr>
+        <w:jc w:val="both"/>
+        <w:rPr>
+          <w:sz w:val="22"/>
+          <w:szCs w:val="22"/>
+        </w:rPr>
+      </w:pPr>
+      <w:r>
+        <w:rPr>
+          <w:sz w:val="22"/>
+          <w:szCs w:val="22"/>
+        </w:rPr>
+        <w:t>• Apresentar as principais funções do OpenGL para desenho de primitivas geométricas (pontos, linhas, triângulos).</w:t>
+      </w:r>
+    </w:p>
+    <w:p>
+      <w:pPr>
+        <w:jc w:val="both"/>
+        <w:rPr>
+          <w:sz w:val="22"/>
+          <w:szCs w:val="22"/>
+        </w:rPr>
+      </w:pPr>
+      <w:r>
+        <w:rPr>
+          <w:sz w:val="22"/>
+          <w:szCs w:val="22"/>
+        </w:rPr>
+        <w:t>• Demonstrar o uso de cores e transformações geométricas básicas (translação, rotação, escala).</w:t>
+      </w:r>
+    </w:p>
+    <w:p>
+      <w:pPr>
+        <w:jc w:val="both"/>
+        <w:rPr>
+          <w:sz w:val="22"/>
+          <w:szCs w:val="22"/>
+        </w:rPr>
+      </w:pPr>
+      <w:r>
+        <w:rPr>
+          <w:sz w:val="22"/>
+          <w:szCs w:val="22"/>
+        </w:rPr>
+        <w:t>• Implementar exemplos práticos que ilustrem os conceitos aprendidos.</w:t>
+      </w:r>
+    </w:p>
+    <w:p>
+      <w:pPr>
+        <w:jc w:val="both"/>
+        <w:rPr>
+          <w:sz w:val="22"/>
+          <w:szCs w:val="22"/>
+        </w:rPr>
+      </w:pPr>
+      <w:r>
+        <w:rPr>
+          <w:sz w:val="22"/>
+          <w:szCs w:val="22"/>
+        </w:rPr>
+        <w:t>Descrição do Trabalho:</w:t>
+      </w:r>
+    </w:p>
+    <w:p>
+      <w:pPr>
+        <w:jc w:val="both"/>
+        <w:rPr>
+          <w:sz w:val="22"/>
+          <w:szCs w:val="22"/>
+        </w:rPr>
+      </w:pPr>
+      <w:r>
+        <w:rPr>
+          <w:sz w:val="22"/>
+          <w:szCs w:val="22"/>
+        </w:rPr>
+        <w:t>Este trabalho prático tem como objetivo de apresentar os primeiros passos iniciais da computação gráfica utilizando a poderosa biblioteca OpenGL. Partindo de conceitos fundamentais, vocês irão explorar as ferramentas essenciais para a criação de gráficos bidimensionais e tridimensionais simples. O trabalho deverá abordar 4 aspectos (partes) do OpenGL, com exemplos práticos e código fonte para facilitar a compreensão e experimentação.</w:t>
+      </w:r>
+    </w:p>
+    <w:p>
+      <w:pPr>
+        <w:jc w:val="both"/>
+        <w:rPr>
+          <w:sz w:val="22"/>
+          <w:szCs w:val="22"/>
+        </w:rPr>
+      </w:pPr>
+      <w:r>
+        <w:rPr>
+          <w:sz w:val="22"/>
+          <w:szCs w:val="22"/>
+        </w:rPr>
+        <w:t>Divisão:</w:t>
+      </w:r>
+    </w:p>
+    <w:p>
+      <w:pPr>
+        <w:jc w:val="both"/>
+        <w:rPr>
+          <w:b/>
+          <w:bCs/>
+          <w:sz w:val="22"/>
+          <w:szCs w:val="22"/>
+        </w:rPr>
+      </w:pPr>
+      <w:r>
+        <w:rPr>
+          <w:b/>
+          <w:bCs/>
+          <w:sz w:val="22"/>
+          <w:szCs w:val="22"/>
+        </w:rPr>
+        <w:t>1. Introdução ao OpenGL e Configuração do Ambiente:</w:t>
+      </w:r>
+    </w:p>
+    <w:p>
+      <w:pPr>
+        <w:ind w:left="708"/>
+        <w:jc w:val="both"/>
+        <w:rPr>
+          <w:sz w:val="22"/>
+          <w:szCs w:val="22"/>
+        </w:rPr>
+      </w:pPr>
+      <w:r>
+        <w:rPr>
+          <w:sz w:val="22"/>
+          <w:szCs w:val="22"/>
+        </w:rPr>
+        <w:t>a. Breve história e o papel do OpenGL na computação gráfica moderna.</w:t>
+      </w:r>
+    </w:p>
+    <w:p>
+      <w:pPr>
+        <w:ind w:left="708"/>
+        <w:jc w:val="both"/>
+        <w:rPr>
+          <w:sz w:val="22"/>
+          <w:szCs w:val="22"/>
+        </w:rPr>
+      </w:pPr>
+      <w:r>
+        <w:rPr>
+          <w:sz w:val="22"/>
+          <w:szCs w:val="22"/>
+        </w:rPr>
+        <w:t>b. Explicação sobre o que é uma API gráfica e como o OpenGL funciona.</w:t>
+      </w:r>
+    </w:p>
+    <w:p>
+      <w:pPr>
+        <w:ind w:left="708"/>
+        <w:jc w:val="both"/>
+        <w:rPr>
+          <w:sz w:val="22"/>
+          <w:szCs w:val="22"/>
+        </w:rPr>
+      </w:pPr>
+      <w:r>
+        <w:rPr>
+          <w:sz w:val="22"/>
+          <w:szCs w:val="22"/>
+        </w:rPr>
+        <w:t>c. Guia passo a passo para configurar um ambiente de desenvolvimento básico (incluindo a instalação de bibliotecas auxiliares como GLFW ou GLUT para gerenciamento de janelas e entrada).</w:t>
+      </w:r>
+    </w:p>
+    <w:p>
+      <w:pPr>
+        <w:ind w:left="708"/>
+        <w:jc w:val="both"/>
+        <w:rPr>
+          <w:sz w:val="22"/>
+          <w:szCs w:val="22"/>
+        </w:rPr>
+      </w:pPr>
+      <w:r>
+        <w:rPr>
+          <w:sz w:val="22"/>
+          <w:szCs w:val="22"/>
+        </w:rPr>
+        <w:t>d. Exemplo Prático: Criação de uma janela simples com OpenGL.</w:t>
+      </w:r>
+    </w:p>
+    <w:p>
+      <w:pPr>
+        <w:jc w:val="both"/>
+        <w:rPr>
+          <w:b/>
+          <w:bCs/>
+          <w:sz w:val="22"/>
+          <w:szCs w:val="22"/>
+        </w:rPr>
+      </w:pPr>
+      <w:r>
+        <w:rPr>
+          <w:b/>
+          <w:bCs/>
+          <w:sz w:val="22"/>
+          <w:szCs w:val="22"/>
+        </w:rPr>
         <w:t>2. Desenhando as Primeiras Formas Geométricas:</w:t>
       </w:r>
     </w:p>
@@ -561,6 +504,7 @@
           <w:sz w:val="22"/>
           <w:szCs w:val="22"/>
         </w:rPr>
+        <w:lastRenderedPageBreak/>
         <w:t>d. Exemplo Prático: Desenho de um ponto, uma linha e um triângulo na tela.</w:t>
       </w:r>
     </w:p>
@@ -631,7 +575,6 @@
           <w:sz w:val="22"/>
           <w:szCs w:val="22"/>
         </w:rPr>
-        <w:lastRenderedPageBreak/>
         <w:t>b. Entendimento do sistema de cores RGBA.</w:t>
       </w:r>
     </w:p>
@@ -794,21 +737,7 @@
           <w:sz w:val="22"/>
           <w:szCs w:val="22"/>
         </w:rPr>
-        <w:t>) para manipular objetos</w:t>
-      </w:r>
-      <w:r>
-        <w:rPr>
-          <w:sz w:val="22"/>
-          <w:szCs w:val="22"/>
-        </w:rPr>
-        <w:t xml:space="preserve"> </w:t>
-      </w:r>
-      <w:r>
-        <w:rPr>
-          <w:sz w:val="22"/>
-          <w:szCs w:val="22"/>
-        </w:rPr>
-        <w:t>na cena.</w:t>
+        <w:t>) para manipular objetos na cena.</w:t>
       </w:r>
     </w:p>
     <w:p>
@@ -874,21 +803,7 @@
           <w:sz w:val="22"/>
           <w:szCs w:val="22"/>
         </w:rPr>
-        <w:t>• O trabalho deverá ser entregue na forma de um texto acadêmico (não precisa ser artigo,</w:t>
-      </w:r>
-      <w:r>
-        <w:rPr>
-          <w:sz w:val="22"/>
-          <w:szCs w:val="22"/>
-        </w:rPr>
-        <w:t xml:space="preserve"> </w:t>
-      </w:r>
-      <w:r>
-        <w:rPr>
-          <w:sz w:val="22"/>
-          <w:szCs w:val="22"/>
-        </w:rPr>
-        <w:t>mas deve conter uma formatação adequada e referências.</w:t>
+        <w:t>• O trabalho deverá ser entregue na forma de um texto acadêmico (não precisa ser artigo, mas deve conter uma formatação adequada e referências.</w:t>
       </w:r>
     </w:p>
     <w:p>
@@ -920,21 +835,7 @@
           <w:sz w:val="22"/>
           <w:szCs w:val="22"/>
         </w:rPr>
-        <w:t>• Além disso, o envio deverá conter um vídeo demonstrando os códigos desenvolvidos e sua</w:t>
-      </w:r>
-      <w:r>
-        <w:rPr>
-          <w:sz w:val="22"/>
-          <w:szCs w:val="22"/>
-        </w:rPr>
-        <w:t xml:space="preserve"> </w:t>
-      </w:r>
-      <w:r>
-        <w:rPr>
-          <w:sz w:val="22"/>
-          <w:szCs w:val="22"/>
-        </w:rPr>
-        <w:t xml:space="preserve">execução (uma </w:t>
+        <w:t xml:space="preserve">• Além disso, o envio deverá conter um vídeo demonstrando os códigos desenvolvidos e sua execução (uma </w:t>
       </w:r>
       <w:proofErr w:type="spellStart"/>
       <w:r>
@@ -982,21 +883,7 @@
           <w:sz w:val="22"/>
           <w:szCs w:val="22"/>
         </w:rPr>
-        <w:t>• A entrega da atividade deverá ser feita até o dia 17/04/2026 e a postagem deverá ser</w:t>
-      </w:r>
-      <w:r>
-        <w:rPr>
-          <w:sz w:val="22"/>
-          <w:szCs w:val="22"/>
-        </w:rPr>
-        <w:t xml:space="preserve"> </w:t>
-      </w:r>
-      <w:r>
-        <w:rPr>
-          <w:sz w:val="22"/>
-          <w:szCs w:val="22"/>
-        </w:rPr>
-        <w:t>realizada por apenas um integrante do grupo.</w:t>
+        <w:t>• A entrega da atividade deverá ser feita até o dia 17/04/2026 e a postagem deverá ser realizada por apenas um integrante do grupo.</w:t>
       </w:r>
     </w:p>
     <w:p>
@@ -1048,21 +935,7 @@
           <w:sz w:val="22"/>
           <w:szCs w:val="22"/>
         </w:rPr>
-        <w:t>• Os códigos fontes e o vídeo devem estar disponíveis em alguma plataforma na nuvem, que</w:t>
-      </w:r>
-      <w:r>
-        <w:rPr>
-          <w:sz w:val="22"/>
-          <w:szCs w:val="22"/>
-        </w:rPr>
-        <w:t xml:space="preserve"> </w:t>
-      </w:r>
-      <w:r>
-        <w:rPr>
-          <w:sz w:val="22"/>
-          <w:szCs w:val="22"/>
-        </w:rPr>
-        <w:t xml:space="preserve">deve ser indicada no documento base enviado. NOTA: Tenham certeza </w:t>
+        <w:t xml:space="preserve">• Os códigos fontes e o vídeo devem estar disponíveis em alguma plataforma na nuvem, que deve ser indicada no documento base enviado. NOTA: Tenham certeza </w:t>
       </w:r>
       <w:proofErr w:type="gramStart"/>
       <w:r>
@@ -1078,21 +951,7 @@
           <w:sz w:val="22"/>
           <w:szCs w:val="22"/>
         </w:rPr>
-        <w:t xml:space="preserve"> o link</w:t>
-      </w:r>
-      <w:r>
-        <w:rPr>
-          <w:sz w:val="22"/>
-          <w:szCs w:val="22"/>
-        </w:rPr>
-        <w:t xml:space="preserve"> </w:t>
-      </w:r>
-      <w:r>
-        <w:rPr>
-          <w:sz w:val="22"/>
-          <w:szCs w:val="22"/>
-        </w:rPr>
-        <w:t>permitirá o acesso de qualquer pessoa, para que a correção possa ser feita.</w:t>
+        <w:t xml:space="preserve"> o link permitirá o acesso de qualquer pessoa, para que a correção possa ser feita.</w:t>
       </w:r>
     </w:p>
     <w:p>
@@ -1276,7 +1135,7 @@
           <w:szCs w:val="22"/>
         </w:rPr>
         <w:pict w14:anchorId="65D64BA7">
-          <v:rect id="_x0000_i1091" style="width:0;height:1.5pt" o:hralign="right" o:hrstd="t" o:hr="t" fillcolor="#a0a0a0" stroked="f"/>
+          <v:rect id="_x0000_i1025" style="width:0;height:1.5pt" o:hralign="right" o:hrstd="t" o:hr="t" fillcolor="#a0a0a0" stroked="f"/>
         </w:pict>
       </w:r>
     </w:p>
@@ -1430,7 +1289,7 @@
           <w:szCs w:val="22"/>
         </w:rPr>
         <w:pict w14:anchorId="6921237A">
-          <v:rect id="_x0000_i1092" style="width:0;height:1.5pt" o:hralign="right" o:hrstd="t" o:hr="t" fillcolor="#a0a0a0" stroked="f"/>
+          <v:rect id="_x0000_i1026" style="width:0;height:1.5pt" o:hralign="right" o:hrstd="t" o:hr="t" fillcolor="#a0a0a0" stroked="f"/>
         </w:pict>
       </w:r>
     </w:p>
@@ -1530,7 +1389,7 @@
           <w:szCs w:val="22"/>
         </w:rPr>
         <w:pict w14:anchorId="375AE90C">
-          <v:rect id="_x0000_i1093" style="width:0;height:1.5pt" o:hralign="right" o:hrstd="t" o:hr="t" fillcolor="#a0a0a0" stroked="f"/>
+          <v:rect id="_x0000_i1027" style="width:0;height:1.5pt" o:hralign="right" o:hrstd="t" o:hr="t" fillcolor="#a0a0a0" stroked="f"/>
         </w:pict>
       </w:r>
     </w:p>
@@ -1687,7 +1546,7 @@
           <w:szCs w:val="22"/>
         </w:rPr>
         <w:pict w14:anchorId="35AB3026">
-          <v:rect id="_x0000_i1094" style="width:0;height:1.5pt" o:hralign="right" o:hrstd="t" o:hr="t" fillcolor="#a0a0a0" stroked="f"/>
+          <v:rect id="_x0000_i1028" style="width:0;height:1.5pt" o:hralign="right" o:hrstd="t" o:hr="t" fillcolor="#a0a0a0" stroked="f"/>
         </w:pict>
       </w:r>
     </w:p>
@@ -1765,7 +1624,7 @@
           <w:szCs w:val="22"/>
         </w:rPr>
         <w:pict w14:anchorId="036303E4">
-          <v:rect id="_x0000_i1095" style="width:0;height:1.5pt" o:hralign="right" o:hrstd="t" o:hr="t" fillcolor="#a0a0a0" stroked="f"/>
+          <v:rect id="_x0000_i1029" style="width:0;height:1.5pt" o:hralign="right" o:hrstd="t" o:hr="t" fillcolor="#a0a0a0" stroked="f"/>
         </w:pict>
       </w:r>
     </w:p>
@@ -1921,7 +1780,7 @@
           <w:szCs w:val="22"/>
         </w:rPr>
         <w:pict w14:anchorId="0898EC64">
-          <v:rect id="_x0000_i1096" style="width:0;height:1.5pt" o:hralign="right" o:hrstd="t" o:hr="t" fillcolor="#a0a0a0" stroked="f"/>
+          <v:rect id="_x0000_i1030" style="width:0;height:1.5pt" o:hralign="right" o:hrstd="t" o:hr="t" fillcolor="#a0a0a0" stroked="f"/>
         </w:pict>
       </w:r>
     </w:p>
@@ -2139,7 +1998,7 @@
           <w:szCs w:val="22"/>
         </w:rPr>
         <w:pict w14:anchorId="6DB17265">
-          <v:rect id="_x0000_i1097" style="width:0;height:1.5pt" o:hralign="right" o:hrstd="t" o:hr="t" fillcolor="#a0a0a0" stroked="f"/>
+          <v:rect id="_x0000_i1031" style="width:0;height:1.5pt" o:hralign="right" o:hrstd="t" o:hr="t" fillcolor="#a0a0a0" stroked="f"/>
         </w:pict>
       </w:r>
     </w:p>
@@ -2236,7 +2095,7 @@
           <w:szCs w:val="22"/>
         </w:rPr>
         <w:pict w14:anchorId="4B7E8420">
-          <v:rect id="_x0000_i1098" style="width:0;height:1.5pt" o:hralign="right" o:hrstd="t" o:hr="t" fillcolor="#a0a0a0" stroked="f"/>
+          <v:rect id="_x0000_i1032" style="width:0;height:1.5pt" o:hralign="right" o:hrstd="t" o:hr="t" fillcolor="#a0a0a0" stroked="f"/>
         </w:pict>
       </w:r>
     </w:p>
@@ -2350,7 +2209,7 @@
           <w:szCs w:val="22"/>
         </w:rPr>
         <w:pict w14:anchorId="4F9FAE25">
-          <v:rect id="_x0000_i1099" style="width:0;height:1.5pt" o:hralign="right" o:hrstd="t" o:hr="t" fillcolor="#a0a0a0" stroked="f"/>
+          <v:rect id="_x0000_i1033" style="width:0;height:1.5pt" o:hralign="right" o:hrstd="t" o:hr="t" fillcolor="#a0a0a0" stroked="f"/>
         </w:pict>
       </w:r>
     </w:p>
@@ -2547,7 +2406,7 @@
         </w:rPr>
         <w:t xml:space="preserve">Site oficial do OpenGL: </w:t>
       </w:r>
-      <w:hyperlink r:id="rId5" w:history="1">
+      <w:hyperlink r:id="rId7" w:history="1">
         <w:r>
           <w:rPr>
             <w:rStyle w:val="Hyperlink"/>
@@ -2584,7 +2443,7 @@
         </w:rPr>
         <w:t xml:space="preserve">Documentação GLFW: </w:t>
       </w:r>
-      <w:hyperlink r:id="rId6" w:history="1">
+      <w:hyperlink r:id="rId8" w:history="1">
         <w:r>
           <w:rPr>
             <w:rStyle w:val="Hyperlink"/>
@@ -2612,18 +2471,9 @@
           <w:szCs w:val="22"/>
         </w:rPr>
         <w:pict w14:anchorId="3BE89835">
-          <v:rect id="_x0000_i1100" style="width:0;height:1.5pt" o:hralign="right" o:hrstd="t" o:hr="t" fillcolor="#a0a0a0" stroked="f"/>
+          <v:rect id="_x0000_i1034" style="width:0;height:1.5pt" o:hralign="right" o:hrstd="t" o:hr="t" fillcolor="#a0a0a0" stroked="f"/>
         </w:pict>
       </w:r>
-    </w:p>
-    <w:p>
-      <w:pPr>
-        <w:jc w:val="both"/>
-        <w:rPr>
-          <w:sz w:val="22"/>
-          <w:szCs w:val="22"/>
-        </w:rPr>
-      </w:pPr>
     </w:p>
     <w:sectPr>
       <w:pgSz w:w="11906" w:h="16838"/>
@@ -4119,6 +3969,7 @@
   <w:style w:type="character" w:default="1" w:styleId="Fontepargpadro">
     <w:name w:val="Default Paragraph Font"/>
     <w:uiPriority w:val="1"/>
+    <w:semiHidden/>
     <w:unhideWhenUsed/>
   </w:style>
   <w:style w:type="table" w:default="1" w:styleId="Tabelanormal">

--- a/Atividade Avaliativa P1.docx
+++ b/Atividade Avaliativa P1.docx
@@ -1,9 +1,10 @@
 
 <file path=word/document.xml><?xml version="1.0" encoding="utf-8"?>
-<w:document xmlns:wpc="http://schemas.microsoft.com/office/word/2010/wordprocessingCanvas" xmlns:cx="http://schemas.microsoft.com/office/drawing/2014/chartex" xmlns:cx1="http://schemas.microsoft.com/office/drawing/2015/9/8/chartex" xmlns:cx2="http://schemas.microsoft.com/office/drawing/2015/10/21/chartex" xmlns:cx3="http://schemas.microsoft.com/office/drawing/2016/5/9/chartex" xmlns:cx4="http://schemas.microsoft.com/office/drawing/2016/5/10/chartex" xmlns:cx5="http://schemas.microsoft.com/office/drawing/2016/5/11/chartex" xmlns:cx6="http://schemas.microsoft.com/office/drawing/2016/5/12/chartex" xmlns:cx7="http://schemas.microsoft.com/office/drawing/2016/5/13/chartex" xmlns:cx8="http://schemas.microsoft.com/office/drawing/2016/5/14/chartex" xmlns:mc="http://schemas.openxmlformats.org/markup-compatibility/2006" xmlns:aink="http://schemas.microsoft.com/office/drawing/2016/ink" xmlns:am3d="http://schemas.microsoft.com/office/drawing/2017/model3d" xmlns:o="urn:schemas-microsoft-com:office:office" xmlns:oel="http://schemas.microsoft.com/office/2019/extlst" xmlns:r="http://schemas.openxmlformats.org/officeDocument/2006/relationships" xmlns:m="http://schemas.openxmlformats.org/officeDocument/2006/math" xmlns:v="urn:schemas-microsoft-com:vml" xmlns:wp14="http://schemas.microsoft.com/office/word/2010/wordprocessingDrawing" xmlns:wp="http://schemas.openxmlformats.org/drawingml/2006/wordprocessingDrawing" xmlns:w10="urn:schemas-microsoft-com:office:word" xmlns:w="http://schemas.openxmlformats.org/wordprocessingml/2006/main" xmlns:w14="http://schemas.microsoft.com/office/word/2010/wordml" xmlns:w15="http://schemas.microsoft.com/office/word/2012/wordml" xmlns:w16cex="http://schemas.microsoft.com/office/word/2018/wordml/cex" xmlns:w16cid="http://schemas.microsoft.com/office/word/2016/wordml/cid" xmlns:w16="http://schemas.microsoft.com/office/word/2018/wordml" xmlns:w16du="http://schemas.microsoft.com/office/word/2023/wordml/word16du" xmlns:w16sdtdh="http://schemas.microsoft.com/office/word/2020/wordml/sdtdatahash" xmlns:w16sdtfl="http://schemas.microsoft.com/office/word/2024/wordml/sdtformatlock" xmlns:w16se="http://schemas.microsoft.com/office/word/2015/wordml/symex" xmlns:wpg="http://schemas.microsoft.com/office/word/2010/wordprocessingGroup" xmlns:wpi="http://schemas.microsoft.com/office/word/2010/wordprocessingInk" xmlns:wne="http://schemas.microsoft.com/office/word/2006/wordml" xmlns:wps="http://schemas.microsoft.com/office/word/2010/wordprocessingShape" mc:Ignorable="w14 w15 w16se w16cid w16 w16cex w16sdtdh w16sdtfl w16du wp14">
+<w:document xmlns:w="http://schemas.openxmlformats.org/wordprocessingml/2006/main" xmlns:wp="http://schemas.openxmlformats.org/drawingml/2006/wordprocessingDrawing" xmlns:r="http://schemas.openxmlformats.org/officeDocument/2006/relationships" xmlns:v="urn:schemas-microsoft-com:vml" xmlns:w10="urn:schemas-microsoft-com:office:word" xmlns:o="urn:schemas-microsoft-com:office:office" xmlns:wp14="http://schemas.microsoft.com/office/word/2010/wordprocessingDrawing" xmlns:w14="http://schemas.microsoft.com/office/word/2010/wordml" xmlns:mc="http://schemas.openxmlformats.org/markup-compatibility/2006" xmlns:m="http://schemas.openxmlformats.org/officeDocument/2006/math" xmlns:wps="http://schemas.microsoft.com/office/word/2010/wordprocessingShape" xmlns:wpg="http://schemas.microsoft.com/office/word/2010/wordprocessingGroup" xmlns:wpi="http://schemas.microsoft.com/office/word/2010/wordprocessingInk" xmlns:wpc="http://schemas.microsoft.com/office/word/2010/wordprocessingCanvas" xmlns:wpsCustomData="http://www.wps.cn/officeDocument/2013/wpsCustomData" mc:Ignorable="w14 wp14">
   <w:body>
     <w:p>
       <w:pPr>
+        <w:pStyle w:val="style0"/>
         <w:rPr>
           <w:rFonts w:ascii="Arial Black" w:hAnsi="Arial Black"/>
           <w:b/>
@@ -22,31 +23,36 @@
         </w:rPr>
         <w:t xml:space="preserve">Trabalho: </w:t>
       </w:r>
-      <w:hyperlink r:id="rId5" w:history="1">
-        <w:r>
-          <w:rPr>
-            <w:rStyle w:val="Hyperlink"/>
-            <w:rFonts w:ascii="Arial Black" w:hAnsi="Arial Black"/>
-            <w:b/>
-            <w:bCs/>
-            <w:sz w:val="20"/>
-            <w:szCs w:val="20"/>
-          </w:rPr>
-          <w:t>https://github.com/gabrielgamis/trabalho-computacao-grafica</w:t>
-        </w:r>
-      </w:hyperlink>
-    </w:p>
-    <w:p>
-      <w:pPr>
-        <w:rPr>
+      <w:r>
+        <w:rPr/>
+        <w:fldChar w:fldCharType="begin"/>
+      </w:r>
+      <w:r>
+        <w:instrText xml:space="preserve"> HYPERLINK "https://github.com/gabrielgamis/trabalho-computacao-grafica" </w:instrText>
+      </w:r>
+      <w:r>
+        <w:rPr/>
+        <w:fldChar w:fldCharType="separate"/>
+      </w:r>
+      <w:r>
+        <w:rPr>
+          <w:rStyle w:val="style85"/>
           <w:rFonts w:ascii="Arial Black" w:hAnsi="Arial Black"/>
           <w:b/>
           <w:bCs/>
           <w:sz w:val="20"/>
           <w:szCs w:val="20"/>
         </w:rPr>
-      </w:pPr>
-      <w:r>
+        <w:t>https://github.com/gabrielgamis/trabalho-computacao-grafica</w:t>
+      </w:r>
+      <w:r>
+        <w:rPr/>
+        <w:fldChar w:fldCharType="end"/>
+      </w:r>
+    </w:p>
+    <w:p>
+      <w:pPr>
+        <w:pStyle w:val="style0"/>
         <w:rPr>
           <w:rFonts w:ascii="Arial Black" w:hAnsi="Arial Black"/>
           <w:b/>
@@ -54,8 +60,7 @@
           <w:sz w:val="20"/>
           <w:szCs w:val="20"/>
         </w:rPr>
-        <w:t>Vídeo do trabalho:</w:t>
-      </w:r>
+      </w:pPr>
       <w:r>
         <w:rPr>
           <w:rFonts w:ascii="Arial Black" w:hAnsi="Arial Black"/>
@@ -64,24 +69,48 @@
           <w:sz w:val="20"/>
           <w:szCs w:val="20"/>
         </w:rPr>
+        <w:t>Vídeo do trabalho:</w:t>
+      </w:r>
+      <w:r>
+        <w:rPr>
+          <w:rFonts w:ascii="Arial Black" w:hAnsi="Arial Black"/>
+          <w:b/>
+          <w:bCs/>
+          <w:sz w:val="20"/>
+          <w:szCs w:val="20"/>
+        </w:rPr>
         <w:t xml:space="preserve"> </w:t>
       </w:r>
-      <w:hyperlink r:id="rId6" w:history="1">
-        <w:r>
-          <w:rPr>
-            <w:rStyle w:val="Hyperlink"/>
-            <w:rFonts w:ascii="Arial Black" w:hAnsi="Arial Black"/>
-            <w:b/>
-            <w:bCs/>
-            <w:sz w:val="20"/>
-            <w:szCs w:val="20"/>
-          </w:rPr>
-          <w:t>https://drive.google.com/file/d/1z9YWw5tNtNma5KP3I6IEKilOIwSnd5-v/view?usp=sharing</w:t>
-        </w:r>
-      </w:hyperlink>
-    </w:p>
-    <w:p>
-      <w:pPr>
+      <w:r>
+        <w:rPr/>
+        <w:fldChar w:fldCharType="begin"/>
+      </w:r>
+      <w:r>
+        <w:instrText xml:space="preserve"> HYPERLINK "https://drive.google.com/file/d/1z9YWw5tNtNma5KP3I6IEKilOIwSnd5-v/view?usp=sharing" </w:instrText>
+      </w:r>
+      <w:r>
+        <w:rPr/>
+        <w:fldChar w:fldCharType="separate"/>
+      </w:r>
+      <w:r>
+        <w:rPr>
+          <w:rStyle w:val="style85"/>
+          <w:rFonts w:ascii="Arial Black" w:hAnsi="Arial Black"/>
+          <w:b/>
+          <w:bCs/>
+          <w:sz w:val="20"/>
+          <w:szCs w:val="20"/>
+        </w:rPr>
+        <w:t>https://drive.google.com/file/d/1z9YWw5tNtNma5KP3I6IEKilOIwSnd5-v/view?usp=sharing</w:t>
+      </w:r>
+      <w:r>
+        <w:rPr/>
+        <w:fldChar w:fldCharType="end"/>
+      </w:r>
+    </w:p>
+    <w:p>
+      <w:pPr>
+        <w:pStyle w:val="style0"/>
         <w:jc w:val="center"/>
         <w:rPr>
           <w:b/>
@@ -102,6 +131,7 @@
     </w:p>
     <w:p>
       <w:pPr>
+        <w:pStyle w:val="style0"/>
         <w:jc w:val="center"/>
         <w:rPr>
           <w:sz w:val="22"/>
@@ -118,6 +148,7 @@
     </w:p>
     <w:p>
       <w:pPr>
+        <w:pStyle w:val="style0"/>
         <w:jc w:val="both"/>
         <w:rPr>
           <w:b/>
@@ -138,6 +169,7 @@
     </w:p>
     <w:p>
       <w:pPr>
+        <w:pStyle w:val="style0"/>
         <w:jc w:val="both"/>
         <w:rPr>
           <w:sz w:val="22"/>
@@ -154,6 +186,7 @@
     </w:p>
     <w:p>
       <w:pPr>
+        <w:pStyle w:val="style0"/>
         <w:jc w:val="both"/>
         <w:rPr>
           <w:sz w:val="22"/>
@@ -170,6 +203,7 @@
     </w:p>
     <w:p>
       <w:pPr>
+        <w:pStyle w:val="style0"/>
         <w:jc w:val="both"/>
         <w:rPr>
           <w:sz w:val="22"/>
@@ -186,6 +220,7 @@
     </w:p>
     <w:p>
       <w:pPr>
+        <w:pStyle w:val="style0"/>
         <w:jc w:val="both"/>
         <w:rPr>
           <w:sz w:val="22"/>
@@ -202,6 +237,7 @@
     </w:p>
     <w:p>
       <w:pPr>
+        <w:pStyle w:val="style0"/>
         <w:jc w:val="both"/>
         <w:rPr>
           <w:sz w:val="22"/>
@@ -218,6 +254,7 @@
     </w:p>
     <w:p>
       <w:pPr>
+        <w:pStyle w:val="style0"/>
         <w:jc w:val="both"/>
         <w:rPr>
           <w:sz w:val="22"/>
@@ -234,6 +271,7 @@
     </w:p>
     <w:p>
       <w:pPr>
+        <w:pStyle w:val="style0"/>
         <w:jc w:val="both"/>
         <w:rPr>
           <w:sz w:val="22"/>
@@ -250,6 +288,7 @@
     </w:p>
     <w:p>
       <w:pPr>
+        <w:pStyle w:val="style0"/>
         <w:jc w:val="both"/>
         <w:rPr>
           <w:b/>
@@ -270,6 +309,7 @@
     </w:p>
     <w:p>
       <w:pPr>
+        <w:pStyle w:val="style0"/>
         <w:ind w:left="708"/>
         <w:jc w:val="both"/>
         <w:rPr>
@@ -287,6 +327,7 @@
     </w:p>
     <w:p>
       <w:pPr>
+        <w:pStyle w:val="style0"/>
         <w:ind w:left="708"/>
         <w:jc w:val="both"/>
         <w:rPr>
@@ -304,6 +345,7 @@
     </w:p>
     <w:p>
       <w:pPr>
+        <w:pStyle w:val="style0"/>
         <w:ind w:left="708"/>
         <w:jc w:val="both"/>
         <w:rPr>
@@ -321,6 +363,7 @@
     </w:p>
     <w:p>
       <w:pPr>
+        <w:pStyle w:val="style0"/>
         <w:ind w:left="708"/>
         <w:jc w:val="both"/>
         <w:rPr>
@@ -338,6 +381,7 @@
     </w:p>
     <w:p>
       <w:pPr>
+        <w:pStyle w:val="style0"/>
         <w:jc w:val="both"/>
         <w:rPr>
           <w:b/>
@@ -358,6 +402,7 @@
     </w:p>
     <w:p>
       <w:pPr>
+        <w:pStyle w:val="style0"/>
         <w:ind w:left="708"/>
         <w:jc w:val="both"/>
         <w:rPr>
@@ -375,6 +420,7 @@
     </w:p>
     <w:p>
       <w:pPr>
+        <w:pStyle w:val="style0"/>
         <w:ind w:left="708"/>
         <w:jc w:val="both"/>
         <w:rPr>
@@ -392,6 +438,7 @@
     </w:p>
     <w:p>
       <w:pPr>
+        <w:pStyle w:val="style0"/>
         <w:ind w:left="708"/>
         <w:jc w:val="both"/>
         <w:rPr>
@@ -406,7 +453,6 @@
         </w:rPr>
         <w:t xml:space="preserve">b. Utilização das funções </w:t>
       </w:r>
-      <w:proofErr w:type="spellStart"/>
       <w:r>
         <w:rPr>
           <w:sz w:val="22"/>
@@ -414,7 +460,6 @@
         </w:rPr>
         <w:t>glVertex</w:t>
       </w:r>
-      <w:proofErr w:type="spellEnd"/>
       <w:r>
         <w:rPr>
           <w:sz w:val="22"/>
@@ -425,6 +470,7 @@
     </w:p>
     <w:p>
       <w:pPr>
+        <w:pStyle w:val="style0"/>
         <w:ind w:left="708"/>
         <w:jc w:val="both"/>
         <w:rPr>
@@ -439,8 +485,6 @@
         </w:rPr>
         <w:t xml:space="preserve">c. Apresentação da função </w:t>
       </w:r>
-      <w:proofErr w:type="spellStart"/>
-      <w:proofErr w:type="gramStart"/>
       <w:r>
         <w:rPr>
           <w:sz w:val="22"/>
@@ -448,7 +492,6 @@
         </w:rPr>
         <w:t>glBegin</w:t>
       </w:r>
-      <w:proofErr w:type="spellEnd"/>
       <w:r>
         <w:rPr>
           <w:sz w:val="22"/>
@@ -456,7 +499,6 @@
         </w:rPr>
         <w:t>(</w:t>
       </w:r>
-      <w:proofErr w:type="gramEnd"/>
       <w:r>
         <w:rPr>
           <w:sz w:val="22"/>
@@ -464,8 +506,6 @@
         </w:rPr>
         <w:t xml:space="preserve">) e </w:t>
       </w:r>
-      <w:proofErr w:type="spellStart"/>
-      <w:proofErr w:type="gramStart"/>
       <w:r>
         <w:rPr>
           <w:sz w:val="22"/>
@@ -473,7 +513,6 @@
         </w:rPr>
         <w:t>glEnd</w:t>
       </w:r>
-      <w:proofErr w:type="spellEnd"/>
       <w:r>
         <w:rPr>
           <w:sz w:val="22"/>
@@ -481,7 +520,6 @@
         </w:rPr>
         <w:t>(</w:t>
       </w:r>
-      <w:proofErr w:type="gramEnd"/>
       <w:r>
         <w:rPr>
           <w:sz w:val="22"/>
@@ -492,6 +530,7 @@
     </w:p>
     <w:p>
       <w:pPr>
+        <w:pStyle w:val="style0"/>
         <w:ind w:left="708"/>
         <w:jc w:val="both"/>
         <w:rPr>
@@ -504,12 +543,12 @@
           <w:sz w:val="22"/>
           <w:szCs w:val="22"/>
         </w:rPr>
-        <w:lastRenderedPageBreak/>
         <w:t>d. Exemplo Prático: Desenho de um ponto, uma linha e um triângulo na tela.</w:t>
       </w:r>
     </w:p>
     <w:p>
       <w:pPr>
+        <w:pStyle w:val="style0"/>
         <w:jc w:val="both"/>
         <w:rPr>
           <w:b/>
@@ -530,6 +569,7 @@
     </w:p>
     <w:p>
       <w:pPr>
+        <w:pStyle w:val="style0"/>
         <w:ind w:left="708"/>
         <w:jc w:val="both"/>
         <w:rPr>
@@ -544,7 +584,6 @@
         </w:rPr>
         <w:t xml:space="preserve">a. Como definir cores utilizando </w:t>
       </w:r>
-      <w:proofErr w:type="spellStart"/>
       <w:r>
         <w:rPr>
           <w:sz w:val="22"/>
@@ -552,7 +591,6 @@
         </w:rPr>
         <w:t>glColor</w:t>
       </w:r>
-      <w:proofErr w:type="spellEnd"/>
       <w:r>
         <w:rPr>
           <w:sz w:val="22"/>
@@ -563,6 +601,7 @@
     </w:p>
     <w:p>
       <w:pPr>
+        <w:pStyle w:val="style0"/>
         <w:ind w:left="708"/>
         <w:jc w:val="both"/>
         <w:rPr>
@@ -580,6 +619,7 @@
     </w:p>
     <w:p>
       <w:pPr>
+        <w:pStyle w:val="style0"/>
         <w:ind w:left="708"/>
         <w:jc w:val="both"/>
         <w:rPr>
@@ -597,6 +637,7 @@
     </w:p>
     <w:p>
       <w:pPr>
+        <w:pStyle w:val="style0"/>
         <w:jc w:val="both"/>
         <w:rPr>
           <w:b/>
@@ -617,6 +658,7 @@
     </w:p>
     <w:p>
       <w:pPr>
+        <w:pStyle w:val="style0"/>
         <w:ind w:left="708"/>
         <w:jc w:val="both"/>
         <w:rPr>
@@ -631,7 +673,6 @@
         </w:rPr>
         <w:t>a. Introdução às transformações de modelo-visão (Model-</w:t>
       </w:r>
-      <w:proofErr w:type="spellStart"/>
       <w:r>
         <w:rPr>
           <w:sz w:val="22"/>
@@ -639,7 +680,6 @@
         </w:rPr>
         <w:t>View</w:t>
       </w:r>
-      <w:proofErr w:type="spellEnd"/>
       <w:r>
         <w:rPr>
           <w:sz w:val="22"/>
@@ -650,6 +690,7 @@
     </w:p>
     <w:p>
       <w:pPr>
+        <w:pStyle w:val="style0"/>
         <w:ind w:left="708"/>
         <w:jc w:val="both"/>
         <w:rPr>
@@ -664,8 +705,6 @@
         </w:rPr>
         <w:t xml:space="preserve">b. Utilização das funções </w:t>
       </w:r>
-      <w:proofErr w:type="spellStart"/>
-      <w:proofErr w:type="gramStart"/>
       <w:r>
         <w:rPr>
           <w:sz w:val="22"/>
@@ -673,7 +712,6 @@
         </w:rPr>
         <w:t>glTranslatef</w:t>
       </w:r>
-      <w:proofErr w:type="spellEnd"/>
       <w:r>
         <w:rPr>
           <w:sz w:val="22"/>
@@ -681,7 +719,6 @@
         </w:rPr>
         <w:t>(</w:t>
       </w:r>
-      <w:proofErr w:type="gramEnd"/>
       <w:r>
         <w:rPr>
           <w:sz w:val="22"/>
@@ -689,8 +726,6 @@
         </w:rPr>
         <w:t xml:space="preserve">), </w:t>
       </w:r>
-      <w:proofErr w:type="spellStart"/>
-      <w:proofErr w:type="gramStart"/>
       <w:r>
         <w:rPr>
           <w:sz w:val="22"/>
@@ -698,7 +733,6 @@
         </w:rPr>
         <w:t>glRotatef</w:t>
       </w:r>
-      <w:proofErr w:type="spellEnd"/>
       <w:r>
         <w:rPr>
           <w:sz w:val="22"/>
@@ -706,7 +740,6 @@
         </w:rPr>
         <w:t>(</w:t>
       </w:r>
-      <w:proofErr w:type="gramEnd"/>
       <w:r>
         <w:rPr>
           <w:sz w:val="22"/>
@@ -714,8 +747,6 @@
         </w:rPr>
         <w:t xml:space="preserve">), e </w:t>
       </w:r>
-      <w:proofErr w:type="spellStart"/>
-      <w:proofErr w:type="gramStart"/>
       <w:r>
         <w:rPr>
           <w:sz w:val="22"/>
@@ -723,7 +754,6 @@
         </w:rPr>
         <w:t>glScalef</w:t>
       </w:r>
-      <w:proofErr w:type="spellEnd"/>
       <w:r>
         <w:rPr>
           <w:sz w:val="22"/>
@@ -731,7 +761,6 @@
         </w:rPr>
         <w:t>(</w:t>
       </w:r>
-      <w:proofErr w:type="gramEnd"/>
       <w:r>
         <w:rPr>
           <w:sz w:val="22"/>
@@ -742,6 +771,7 @@
     </w:p>
     <w:p>
       <w:pPr>
+        <w:pStyle w:val="style0"/>
         <w:ind w:left="708"/>
         <w:jc w:val="both"/>
         <w:rPr>
@@ -759,6 +789,7 @@
     </w:p>
     <w:p>
       <w:pPr>
+        <w:pStyle w:val="style0"/>
         <w:ind w:left="708"/>
         <w:jc w:val="both"/>
         <w:rPr>
@@ -776,6 +807,7 @@
     </w:p>
     <w:p>
       <w:pPr>
+        <w:pStyle w:val="style0"/>
         <w:jc w:val="both"/>
         <w:rPr>
           <w:sz w:val="22"/>
@@ -792,6 +824,7 @@
     </w:p>
     <w:p>
       <w:pPr>
+        <w:pStyle w:val="style0"/>
         <w:jc w:val="both"/>
         <w:rPr>
           <w:sz w:val="22"/>
@@ -808,6 +841,7 @@
     </w:p>
     <w:p>
       <w:pPr>
+        <w:pStyle w:val="style0"/>
         <w:jc w:val="both"/>
         <w:rPr>
           <w:sz w:val="22"/>
@@ -824,6 +858,7 @@
     </w:p>
     <w:p>
       <w:pPr>
+        <w:pStyle w:val="style0"/>
         <w:jc w:val="both"/>
         <w:rPr>
           <w:sz w:val="22"/>
@@ -837,7 +872,6 @@
         </w:rPr>
         <w:t xml:space="preserve">• Além disso, o envio deverá conter um vídeo demonstrando os códigos desenvolvidos e sua execução (uma </w:t>
       </w:r>
-      <w:proofErr w:type="spellStart"/>
       <w:r>
         <w:rPr>
           <w:sz w:val="22"/>
@@ -845,7 +879,6 @@
         </w:rPr>
         <w:t>url</w:t>
       </w:r>
-      <w:proofErr w:type="spellEnd"/>
       <w:r>
         <w:rPr>
           <w:sz w:val="22"/>
@@ -856,6 +889,7 @@
     </w:p>
     <w:p>
       <w:pPr>
+        <w:pStyle w:val="style0"/>
         <w:jc w:val="both"/>
         <w:rPr>
           <w:sz w:val="22"/>
@@ -872,6 +906,7 @@
     </w:p>
     <w:p>
       <w:pPr>
+        <w:pStyle w:val="style0"/>
         <w:jc w:val="both"/>
         <w:rPr>
           <w:sz w:val="22"/>
@@ -888,6 +923,7 @@
     </w:p>
     <w:p>
       <w:pPr>
+        <w:pStyle w:val="style0"/>
         <w:jc w:val="both"/>
         <w:rPr>
           <w:b/>
@@ -908,6 +944,7 @@
     </w:p>
     <w:p>
       <w:pPr>
+        <w:pStyle w:val="style0"/>
         <w:jc w:val="both"/>
         <w:rPr>
           <w:sz w:val="22"/>
@@ -924,6 +961,7 @@
     </w:p>
     <w:p>
       <w:pPr>
+        <w:pStyle w:val="style0"/>
         <w:jc w:val="both"/>
         <w:rPr>
           <w:sz w:val="22"/>
@@ -937,7 +975,6 @@
         </w:rPr>
         <w:t xml:space="preserve">• Os códigos fontes e o vídeo devem estar disponíveis em alguma plataforma na nuvem, que deve ser indicada no documento base enviado. NOTA: Tenham certeza </w:t>
       </w:r>
-      <w:proofErr w:type="gramStart"/>
       <w:r>
         <w:rPr>
           <w:sz w:val="22"/>
@@ -945,7 +982,6 @@
         </w:rPr>
         <w:t>que</w:t>
       </w:r>
-      <w:proofErr w:type="gramEnd"/>
       <w:r>
         <w:rPr>
           <w:sz w:val="22"/>
@@ -956,6 +992,7 @@
     </w:p>
     <w:p>
       <w:pPr>
+        <w:pStyle w:val="style0"/>
         <w:jc w:val="both"/>
         <w:rPr>
           <w:sz w:val="22"/>
@@ -972,6 +1009,7 @@
     </w:p>
     <w:p>
       <w:pPr>
+        <w:pStyle w:val="style0"/>
         <w:jc w:val="both"/>
         <w:rPr>
           <w:sz w:val="22"/>
@@ -988,6 +1026,7 @@
     </w:p>
     <w:p>
       <w:pPr>
+        <w:pStyle w:val="style0"/>
         <w:jc w:val="both"/>
         <w:rPr>
           <w:b/>
@@ -1008,6 +1047,7 @@
     </w:p>
     <w:p>
       <w:pPr>
+        <w:pStyle w:val="style0"/>
         <w:rPr>
           <w:sz w:val="22"/>
           <w:szCs w:val="22"/>
@@ -1023,20 +1063,20 @@
     </w:p>
     <w:p>
       <w:pPr>
-        <w:jc w:val="both"/>
-        <w:rPr>
-          <w:sz w:val="22"/>
-          <w:szCs w:val="22"/>
-        </w:rPr>
-      </w:pPr>
-      <w:r>
-        <w:rPr>
-          <w:b/>
-          <w:bCs/>
-          <w:sz w:val="22"/>
-          <w:szCs w:val="22"/>
-        </w:rPr>
-        <w:lastRenderedPageBreak/>
+        <w:pStyle w:val="style0"/>
+        <w:jc w:val="both"/>
+        <w:rPr>
+          <w:sz w:val="22"/>
+          <w:szCs w:val="22"/>
+        </w:rPr>
+      </w:pPr>
+      <w:r>
+        <w:rPr>
+          <w:b/>
+          <w:bCs/>
+          <w:sz w:val="22"/>
+          <w:szCs w:val="22"/>
+        </w:rPr>
         <w:t>GRUPO:</w:t>
       </w:r>
       <w:r>
@@ -1049,6 +1089,7 @@
     </w:p>
     <w:p>
       <w:pPr>
+        <w:pStyle w:val="style0"/>
         <w:ind w:firstLine="708"/>
         <w:jc w:val="both"/>
         <w:rPr>
@@ -1066,6 +1107,7 @@
     </w:p>
     <w:p>
       <w:pPr>
+        <w:pStyle w:val="style0"/>
         <w:ind w:firstLine="708"/>
         <w:jc w:val="both"/>
         <w:rPr>
@@ -1104,6 +1146,7 @@
     </w:p>
     <w:p>
       <w:pPr>
+        <w:pStyle w:val="style0"/>
         <w:ind w:firstLine="708"/>
         <w:jc w:val="both"/>
         <w:rPr>
@@ -1116,43 +1159,56 @@
           <w:sz w:val="22"/>
           <w:szCs w:val="22"/>
         </w:rPr>
-        <w:t xml:space="preserve">    SAMUEL</w:t>
-      </w:r>
-    </w:p>
-    <w:p>
-      <w:pPr>
-        <w:jc w:val="both"/>
-        <w:rPr>
-          <w:rFonts w:ascii="Arial" w:hAnsi="Arial" w:cs="Arial"/>
-          <w:sz w:val="22"/>
-          <w:szCs w:val="22"/>
-        </w:rPr>
-      </w:pPr>
-      <w:r>
-        <w:rPr>
-          <w:rFonts w:ascii="Arial" w:hAnsi="Arial" w:cs="Arial"/>
-          <w:sz w:val="22"/>
-          <w:szCs w:val="22"/>
-        </w:rPr>
-        <w:pict w14:anchorId="65D64BA7">
-          <v:rect id="_x0000_i1025" style="width:0;height:1.5pt" o:hralign="right" o:hrstd="t" o:hr="t" fillcolor="#a0a0a0" stroked="f"/>
+        <w:t xml:space="preserve">    SAMUEL </w:t>
+      </w:r>
+      <w:r>
+        <w:rPr>
+          <w:sz w:val="22"/>
+          <w:szCs w:val="22"/>
+          <w:lang w:val="en-US"/>
+        </w:rPr>
+        <w:t>LEOCADIO DA SILVA ARAUJO -2024101422</w:t>
+      </w:r>
+    </w:p>
+    <w:p>
+      <w:pPr>
+        <w:pStyle w:val="style0"/>
+        <w:jc w:val="both"/>
+        <w:rPr>
+          <w:rFonts w:ascii="Arial" w:cs="Arial" w:hAnsi="Arial"/>
+          <w:sz w:val="22"/>
+          <w:szCs w:val="22"/>
+        </w:rPr>
+      </w:pPr>
+      <w:r>
+        <w:rPr>
+          <w:rFonts w:ascii="Arial" w:cs="Arial" w:hAnsi="Arial"/>
+          <w:sz w:val="22"/>
+          <w:szCs w:val="22"/>
+        </w:rPr>
+        <w:pict>
+          <v:rect id="1026" fillcolor="#a0a0a0" stroked="f" style="margin-left:0.0pt;margin-top:0.0pt;width:0.0pt;height:1.5pt;mso-wrap-distance-left:0.0pt;mso-wrap-distance-right:0.0pt;visibility:visible;" o:hr="t" o:hralign="right" o:hrstd="t">
+            <v:stroke on="f"/>
+            <v:fill/>
+          </v:rect>
         </w:pict>
       </w:r>
     </w:p>
     <w:p>
       <w:pPr>
-        <w:jc w:val="both"/>
-        <w:rPr>
-          <w:rFonts w:ascii="Arial" w:hAnsi="Arial" w:cs="Arial"/>
-          <w:b/>
-          <w:bCs/>
-          <w:sz w:val="22"/>
-          <w:szCs w:val="22"/>
-        </w:rPr>
-      </w:pPr>
-      <w:r>
-        <w:rPr>
-          <w:rFonts w:ascii="Arial" w:hAnsi="Arial" w:cs="Arial"/>
+        <w:pStyle w:val="style0"/>
+        <w:jc w:val="both"/>
+        <w:rPr>
+          <w:rFonts w:ascii="Arial" w:cs="Arial" w:hAnsi="Arial"/>
+          <w:b/>
+          <w:bCs/>
+          <w:sz w:val="22"/>
+          <w:szCs w:val="22"/>
+        </w:rPr>
+      </w:pPr>
+      <w:r>
+        <w:rPr>
+          <w:rFonts w:ascii="Arial" w:cs="Arial" w:hAnsi="Arial"/>
           <w:b/>
           <w:bCs/>
           <w:sz w:val="22"/>
@@ -1163,18 +1219,19 @@
     </w:p>
     <w:p>
       <w:pPr>
-        <w:jc w:val="both"/>
-        <w:rPr>
-          <w:rFonts w:ascii="Arial" w:hAnsi="Arial" w:cs="Arial"/>
-          <w:b/>
-          <w:bCs/>
-          <w:sz w:val="22"/>
-          <w:szCs w:val="22"/>
-        </w:rPr>
-      </w:pPr>
-      <w:r>
-        <w:rPr>
-          <w:rFonts w:ascii="Arial" w:hAnsi="Arial" w:cs="Arial"/>
+        <w:pStyle w:val="style0"/>
+        <w:jc w:val="both"/>
+        <w:rPr>
+          <w:rFonts w:ascii="Arial" w:cs="Arial" w:hAnsi="Arial"/>
+          <w:b/>
+          <w:bCs/>
+          <w:sz w:val="22"/>
+          <w:szCs w:val="22"/>
+        </w:rPr>
+      </w:pPr>
+      <w:r>
+        <w:rPr>
+          <w:rFonts w:ascii="Arial" w:cs="Arial" w:hAnsi="Arial"/>
           <w:b/>
           <w:bCs/>
           <w:sz w:val="22"/>
@@ -1185,34 +1242,33 @@
     </w:p>
     <w:p>
       <w:pPr>
-        <w:jc w:val="both"/>
-        <w:rPr>
-          <w:rFonts w:ascii="Arial" w:hAnsi="Arial" w:cs="Arial"/>
-          <w:sz w:val="22"/>
-          <w:szCs w:val="22"/>
-        </w:rPr>
-      </w:pPr>
-      <w:r>
-        <w:rPr>
-          <w:rFonts w:ascii="Arial" w:hAnsi="Arial" w:cs="Arial"/>
+        <w:pStyle w:val="style0"/>
+        <w:jc w:val="both"/>
+        <w:rPr>
+          <w:rFonts w:ascii="Arial" w:cs="Arial" w:hAnsi="Arial"/>
+          <w:sz w:val="22"/>
+          <w:szCs w:val="22"/>
+        </w:rPr>
+      </w:pPr>
+      <w:r>
+        <w:rPr>
+          <w:rFonts w:ascii="Arial" w:cs="Arial" w:hAnsi="Arial"/>
           <w:sz w:val="22"/>
           <w:szCs w:val="22"/>
         </w:rPr>
         <w:t xml:space="preserve">A computação gráfica desempenha um papel fundamental no desenvolvimento de sistemas modernos, estando presente em áreas como jogos digitais, simulações, interfaces gráficas e aplicações científicas. Nesse contexto, o OpenGL (Open </w:t>
       </w:r>
-      <w:proofErr w:type="spellStart"/>
-      <w:r>
-        <w:rPr>
-          <w:rFonts w:ascii="Arial" w:hAnsi="Arial" w:cs="Arial"/>
+      <w:r>
+        <w:rPr>
+          <w:rFonts w:ascii="Arial" w:cs="Arial" w:hAnsi="Arial"/>
           <w:sz w:val="22"/>
           <w:szCs w:val="22"/>
         </w:rPr>
         <w:t>Graphics</w:t>
       </w:r>
-      <w:proofErr w:type="spellEnd"/>
-      <w:r>
-        <w:rPr>
-          <w:rFonts w:ascii="Arial" w:hAnsi="Arial" w:cs="Arial"/>
+      <w:r>
+        <w:rPr>
+          <w:rFonts w:ascii="Arial" w:cs="Arial" w:hAnsi="Arial"/>
           <w:sz w:val="22"/>
           <w:szCs w:val="22"/>
         </w:rPr>
@@ -1221,34 +1277,33 @@
     </w:p>
     <w:p>
       <w:pPr>
-        <w:jc w:val="both"/>
-        <w:rPr>
-          <w:rFonts w:ascii="Arial" w:hAnsi="Arial" w:cs="Arial"/>
-          <w:sz w:val="22"/>
-          <w:szCs w:val="22"/>
-        </w:rPr>
-      </w:pPr>
-      <w:r>
-        <w:rPr>
-          <w:rFonts w:ascii="Arial" w:hAnsi="Arial" w:cs="Arial"/>
+        <w:pStyle w:val="style0"/>
+        <w:jc w:val="both"/>
+        <w:rPr>
+          <w:rFonts w:ascii="Arial" w:cs="Arial" w:hAnsi="Arial"/>
+          <w:sz w:val="22"/>
+          <w:szCs w:val="22"/>
+        </w:rPr>
+      </w:pPr>
+      <w:r>
+        <w:rPr>
+          <w:rFonts w:ascii="Arial" w:cs="Arial" w:hAnsi="Arial"/>
           <w:sz w:val="22"/>
           <w:szCs w:val="22"/>
         </w:rPr>
         <w:t xml:space="preserve">Criado na década de 1990, o OpenGL consolidou-se como um padrão aberto e multiplataforma, permitindo que desenvolvedores interajam diretamente com a unidade de processamento gráfico (GPU). Mesmo com o surgimento de tecnologias mais recentes, como </w:t>
       </w:r>
-      <w:proofErr w:type="spellStart"/>
-      <w:r>
-        <w:rPr>
-          <w:rFonts w:ascii="Arial" w:hAnsi="Arial" w:cs="Arial"/>
+      <w:r>
+        <w:rPr>
+          <w:rFonts w:ascii="Arial" w:cs="Arial" w:hAnsi="Arial"/>
           <w:sz w:val="22"/>
           <w:szCs w:val="22"/>
         </w:rPr>
         <w:t>Vulkan</w:t>
       </w:r>
-      <w:proofErr w:type="spellEnd"/>
-      <w:r>
-        <w:rPr>
-          <w:rFonts w:ascii="Arial" w:hAnsi="Arial" w:cs="Arial"/>
+      <w:r>
+        <w:rPr>
+          <w:rFonts w:ascii="Arial" w:cs="Arial" w:hAnsi="Arial"/>
           <w:sz w:val="22"/>
           <w:szCs w:val="22"/>
         </w:rPr>
@@ -1257,16 +1312,17 @@
     </w:p>
     <w:p>
       <w:pPr>
-        <w:jc w:val="both"/>
-        <w:rPr>
-          <w:rFonts w:ascii="Arial" w:hAnsi="Arial" w:cs="Arial"/>
-          <w:sz w:val="22"/>
-          <w:szCs w:val="22"/>
-        </w:rPr>
-      </w:pPr>
-      <w:r>
-        <w:rPr>
-          <w:rFonts w:ascii="Arial" w:hAnsi="Arial" w:cs="Arial"/>
+        <w:pStyle w:val="style0"/>
+        <w:jc w:val="both"/>
+        <w:rPr>
+          <w:rFonts w:ascii="Arial" w:cs="Arial" w:hAnsi="Arial"/>
+          <w:sz w:val="22"/>
+          <w:szCs w:val="22"/>
+        </w:rPr>
+      </w:pPr>
+      <w:r>
+        <w:rPr>
+          <w:rFonts w:ascii="Arial" w:cs="Arial" w:hAnsi="Arial"/>
           <w:sz w:val="22"/>
           <w:szCs w:val="22"/>
         </w:rPr>
@@ -1275,38 +1331,43 @@
     </w:p>
     <w:p>
       <w:pPr>
-        <w:jc w:val="both"/>
-        <w:rPr>
-          <w:rFonts w:ascii="Arial" w:hAnsi="Arial" w:cs="Arial"/>
-          <w:sz w:val="22"/>
-          <w:szCs w:val="22"/>
-        </w:rPr>
-      </w:pPr>
-      <w:r>
-        <w:rPr>
-          <w:rFonts w:ascii="Arial" w:hAnsi="Arial" w:cs="Arial"/>
-          <w:sz w:val="22"/>
-          <w:szCs w:val="22"/>
-        </w:rPr>
-        <w:pict w14:anchorId="6921237A">
-          <v:rect id="_x0000_i1026" style="width:0;height:1.5pt" o:hralign="right" o:hrstd="t" o:hr="t" fillcolor="#a0a0a0" stroked="f"/>
+        <w:pStyle w:val="style0"/>
+        <w:jc w:val="both"/>
+        <w:rPr>
+          <w:rFonts w:ascii="Arial" w:cs="Arial" w:hAnsi="Arial"/>
+          <w:sz w:val="22"/>
+          <w:szCs w:val="22"/>
+        </w:rPr>
+      </w:pPr>
+      <w:r>
+        <w:rPr>
+          <w:rFonts w:ascii="Arial" w:cs="Arial" w:hAnsi="Arial"/>
+          <w:sz w:val="22"/>
+          <w:szCs w:val="22"/>
+        </w:rPr>
+        <w:pict>
+          <v:rect id="1027" fillcolor="#a0a0a0" stroked="f" style="margin-left:0.0pt;margin-top:0.0pt;width:0.0pt;height:1.5pt;mso-wrap-distance-left:0.0pt;mso-wrap-distance-right:0.0pt;visibility:visible;" o:hr="t" o:hralign="right" o:hrstd="t">
+            <v:stroke on="f"/>
+            <v:fill/>
+          </v:rect>
         </w:pict>
       </w:r>
     </w:p>
     <w:p>
       <w:pPr>
-        <w:jc w:val="both"/>
-        <w:rPr>
-          <w:rFonts w:ascii="Arial" w:hAnsi="Arial" w:cs="Arial"/>
-          <w:b/>
-          <w:bCs/>
-          <w:sz w:val="22"/>
-          <w:szCs w:val="22"/>
-        </w:rPr>
-      </w:pPr>
-      <w:r>
-        <w:rPr>
-          <w:rFonts w:ascii="Arial" w:hAnsi="Arial" w:cs="Arial"/>
+        <w:pStyle w:val="style0"/>
+        <w:jc w:val="both"/>
+        <w:rPr>
+          <w:rFonts w:ascii="Arial" w:cs="Arial" w:hAnsi="Arial"/>
+          <w:b/>
+          <w:bCs/>
+          <w:sz w:val="22"/>
+          <w:szCs w:val="22"/>
+        </w:rPr>
+      </w:pPr>
+      <w:r>
+        <w:rPr>
+          <w:rFonts w:ascii="Arial" w:cs="Arial" w:hAnsi="Arial"/>
           <w:b/>
           <w:bCs/>
           <w:sz w:val="22"/>
@@ -1317,18 +1378,19 @@
     </w:p>
     <w:p>
       <w:pPr>
-        <w:jc w:val="both"/>
-        <w:rPr>
-          <w:rFonts w:ascii="Arial" w:hAnsi="Arial" w:cs="Arial"/>
-          <w:b/>
-          <w:bCs/>
-          <w:sz w:val="22"/>
-          <w:szCs w:val="22"/>
-        </w:rPr>
-      </w:pPr>
-      <w:r>
-        <w:rPr>
-          <w:rFonts w:ascii="Arial" w:hAnsi="Arial" w:cs="Arial"/>
+        <w:pStyle w:val="style0"/>
+        <w:jc w:val="both"/>
+        <w:rPr>
+          <w:rFonts w:ascii="Arial" w:cs="Arial" w:hAnsi="Arial"/>
+          <w:b/>
+          <w:bCs/>
+          <w:sz w:val="22"/>
+          <w:szCs w:val="22"/>
+        </w:rPr>
+      </w:pPr>
+      <w:r>
+        <w:rPr>
+          <w:rFonts w:ascii="Arial" w:cs="Arial" w:hAnsi="Arial"/>
           <w:b/>
           <w:bCs/>
           <w:sz w:val="22"/>
@@ -1339,16 +1401,17 @@
     </w:p>
     <w:p>
       <w:pPr>
-        <w:jc w:val="both"/>
-        <w:rPr>
-          <w:rFonts w:ascii="Arial" w:hAnsi="Arial" w:cs="Arial"/>
-          <w:sz w:val="22"/>
-          <w:szCs w:val="22"/>
-        </w:rPr>
-      </w:pPr>
-      <w:r>
-        <w:rPr>
-          <w:rFonts w:ascii="Arial" w:hAnsi="Arial" w:cs="Arial"/>
+        <w:pStyle w:val="style0"/>
+        <w:jc w:val="both"/>
+        <w:rPr>
+          <w:rFonts w:ascii="Arial" w:cs="Arial" w:hAnsi="Arial"/>
+          <w:sz w:val="22"/>
+          <w:szCs w:val="22"/>
+        </w:rPr>
+      </w:pPr>
+      <w:r>
+        <w:rPr>
+          <w:rFonts w:ascii="Arial" w:cs="Arial" w:hAnsi="Arial"/>
           <w:sz w:val="22"/>
           <w:szCs w:val="22"/>
         </w:rPr>
@@ -1357,16 +1420,17 @@
     </w:p>
     <w:p>
       <w:pPr>
-        <w:jc w:val="both"/>
-        <w:rPr>
-          <w:rFonts w:ascii="Arial" w:hAnsi="Arial" w:cs="Arial"/>
-          <w:sz w:val="22"/>
-          <w:szCs w:val="22"/>
-        </w:rPr>
-      </w:pPr>
-      <w:r>
-        <w:rPr>
-          <w:rFonts w:ascii="Arial" w:hAnsi="Arial" w:cs="Arial"/>
+        <w:pStyle w:val="style0"/>
+        <w:jc w:val="both"/>
+        <w:rPr>
+          <w:rFonts w:ascii="Arial" w:cs="Arial" w:hAnsi="Arial"/>
+          <w:sz w:val="22"/>
+          <w:szCs w:val="22"/>
+        </w:rPr>
+      </w:pPr>
+      <w:r>
+        <w:rPr>
+          <w:rFonts w:ascii="Arial" w:cs="Arial" w:hAnsi="Arial"/>
           <w:sz w:val="22"/>
           <w:szCs w:val="22"/>
         </w:rPr>
@@ -1375,38 +1439,43 @@
     </w:p>
     <w:p>
       <w:pPr>
-        <w:jc w:val="both"/>
-        <w:rPr>
-          <w:rFonts w:ascii="Arial" w:hAnsi="Arial" w:cs="Arial"/>
-          <w:sz w:val="22"/>
-          <w:szCs w:val="22"/>
-        </w:rPr>
-      </w:pPr>
-      <w:r>
-        <w:rPr>
-          <w:rFonts w:ascii="Arial" w:hAnsi="Arial" w:cs="Arial"/>
-          <w:sz w:val="22"/>
-          <w:szCs w:val="22"/>
-        </w:rPr>
-        <w:pict w14:anchorId="375AE90C">
-          <v:rect id="_x0000_i1027" style="width:0;height:1.5pt" o:hralign="right" o:hrstd="t" o:hr="t" fillcolor="#a0a0a0" stroked="f"/>
+        <w:pStyle w:val="style0"/>
+        <w:jc w:val="both"/>
+        <w:rPr>
+          <w:rFonts w:ascii="Arial" w:cs="Arial" w:hAnsi="Arial"/>
+          <w:sz w:val="22"/>
+          <w:szCs w:val="22"/>
+        </w:rPr>
+      </w:pPr>
+      <w:r>
+        <w:rPr>
+          <w:rFonts w:ascii="Arial" w:cs="Arial" w:hAnsi="Arial"/>
+          <w:sz w:val="22"/>
+          <w:szCs w:val="22"/>
+        </w:rPr>
+        <w:pict>
+          <v:rect id="1028" fillcolor="#a0a0a0" stroked="f" style="margin-left:0.0pt;margin-top:0.0pt;width:0.0pt;height:1.5pt;mso-wrap-distance-left:0.0pt;mso-wrap-distance-right:0.0pt;visibility:visible;" o:hr="t" o:hralign="right" o:hrstd="t">
+            <v:stroke on="f"/>
+            <v:fill/>
+          </v:rect>
         </w:pict>
       </w:r>
     </w:p>
     <w:p>
       <w:pPr>
-        <w:jc w:val="both"/>
-        <w:rPr>
-          <w:rFonts w:ascii="Arial" w:hAnsi="Arial" w:cs="Arial"/>
-          <w:b/>
-          <w:bCs/>
-          <w:sz w:val="22"/>
-          <w:szCs w:val="22"/>
-        </w:rPr>
-      </w:pPr>
-      <w:r>
-        <w:rPr>
-          <w:rFonts w:ascii="Arial" w:hAnsi="Arial" w:cs="Arial"/>
+        <w:pStyle w:val="style0"/>
+        <w:jc w:val="both"/>
+        <w:rPr>
+          <w:rFonts w:ascii="Arial" w:cs="Arial" w:hAnsi="Arial"/>
+          <w:b/>
+          <w:bCs/>
+          <w:sz w:val="22"/>
+          <w:szCs w:val="22"/>
+        </w:rPr>
+      </w:pPr>
+      <w:r>
+        <w:rPr>
+          <w:rFonts w:ascii="Arial" w:cs="Arial" w:hAnsi="Arial"/>
           <w:b/>
           <w:bCs/>
           <w:sz w:val="22"/>
@@ -1417,16 +1486,17 @@
     </w:p>
     <w:p>
       <w:pPr>
-        <w:jc w:val="both"/>
-        <w:rPr>
-          <w:rFonts w:ascii="Arial" w:hAnsi="Arial" w:cs="Arial"/>
-          <w:sz w:val="22"/>
-          <w:szCs w:val="22"/>
-        </w:rPr>
-      </w:pPr>
-      <w:r>
-        <w:rPr>
-          <w:rFonts w:ascii="Arial" w:hAnsi="Arial" w:cs="Arial"/>
+        <w:pStyle w:val="style0"/>
+        <w:jc w:val="both"/>
+        <w:rPr>
+          <w:rFonts w:ascii="Arial" w:cs="Arial" w:hAnsi="Arial"/>
+          <w:sz w:val="22"/>
+          <w:szCs w:val="22"/>
+        </w:rPr>
+      </w:pPr>
+      <w:r>
+        <w:rPr>
+          <w:rFonts w:ascii="Arial" w:cs="Arial" w:hAnsi="Arial"/>
           <w:sz w:val="22"/>
           <w:szCs w:val="22"/>
         </w:rPr>
@@ -1435,24 +1505,24 @@
     </w:p>
     <w:p>
       <w:pPr>
+        <w:pStyle w:val="style0"/>
         <w:numPr>
           <w:ilvl w:val="0"/>
           <w:numId w:val="1"/>
         </w:numPr>
         <w:tabs>
           <w:tab w:val="clear" w:pos="360"/>
-          <w:tab w:val="num" w:pos="720"/>
-        </w:tabs>
-        <w:jc w:val="both"/>
-        <w:rPr>
-          <w:rFonts w:ascii="Arial" w:hAnsi="Arial" w:cs="Arial"/>
-          <w:sz w:val="22"/>
-          <w:szCs w:val="22"/>
-        </w:rPr>
-      </w:pPr>
-      <w:r>
-        <w:rPr>
-          <w:rFonts w:ascii="Arial" w:hAnsi="Arial" w:cs="Arial"/>
+        </w:tabs>
+        <w:jc w:val="both"/>
+        <w:rPr>
+          <w:rFonts w:ascii="Arial" w:cs="Arial" w:hAnsi="Arial"/>
+          <w:sz w:val="22"/>
+          <w:szCs w:val="22"/>
+        </w:rPr>
+      </w:pPr>
+      <w:r>
+        <w:rPr>
+          <w:rFonts w:ascii="Arial" w:cs="Arial" w:hAnsi="Arial"/>
           <w:sz w:val="22"/>
           <w:szCs w:val="22"/>
         </w:rPr>
@@ -1461,24 +1531,24 @@
     </w:p>
     <w:p>
       <w:pPr>
+        <w:pStyle w:val="style0"/>
         <w:numPr>
           <w:ilvl w:val="0"/>
           <w:numId w:val="1"/>
         </w:numPr>
         <w:tabs>
           <w:tab w:val="clear" w:pos="360"/>
-          <w:tab w:val="num" w:pos="720"/>
-        </w:tabs>
-        <w:jc w:val="both"/>
-        <w:rPr>
-          <w:rFonts w:ascii="Arial" w:hAnsi="Arial" w:cs="Arial"/>
-          <w:sz w:val="22"/>
-          <w:szCs w:val="22"/>
-        </w:rPr>
-      </w:pPr>
-      <w:r>
-        <w:rPr>
-          <w:rFonts w:ascii="Arial" w:hAnsi="Arial" w:cs="Arial"/>
+        </w:tabs>
+        <w:jc w:val="both"/>
+        <w:rPr>
+          <w:rFonts w:ascii="Arial" w:cs="Arial" w:hAnsi="Arial"/>
+          <w:sz w:val="22"/>
+          <w:szCs w:val="22"/>
+        </w:rPr>
+      </w:pPr>
+      <w:r>
+        <w:rPr>
+          <w:rFonts w:ascii="Arial" w:cs="Arial" w:hAnsi="Arial"/>
           <w:sz w:val="22"/>
           <w:szCs w:val="22"/>
         </w:rPr>
@@ -1487,24 +1557,24 @@
     </w:p>
     <w:p>
       <w:pPr>
+        <w:pStyle w:val="style0"/>
         <w:numPr>
           <w:ilvl w:val="0"/>
           <w:numId w:val="1"/>
         </w:numPr>
         <w:tabs>
           <w:tab w:val="clear" w:pos="360"/>
-          <w:tab w:val="num" w:pos="720"/>
-        </w:tabs>
-        <w:jc w:val="both"/>
-        <w:rPr>
-          <w:rFonts w:ascii="Arial" w:hAnsi="Arial" w:cs="Arial"/>
-          <w:sz w:val="22"/>
-          <w:szCs w:val="22"/>
-        </w:rPr>
-      </w:pPr>
-      <w:r>
-        <w:rPr>
-          <w:rFonts w:ascii="Arial" w:hAnsi="Arial" w:cs="Arial"/>
+        </w:tabs>
+        <w:jc w:val="both"/>
+        <w:rPr>
+          <w:rFonts w:ascii="Arial" w:cs="Arial" w:hAnsi="Arial"/>
+          <w:sz w:val="22"/>
+          <w:szCs w:val="22"/>
+        </w:rPr>
+      </w:pPr>
+      <w:r>
+        <w:rPr>
+          <w:rFonts w:ascii="Arial" w:cs="Arial" w:hAnsi="Arial"/>
           <w:sz w:val="22"/>
           <w:szCs w:val="22"/>
         </w:rPr>
@@ -1513,57 +1583,62 @@
     </w:p>
     <w:p>
       <w:pPr>
-        <w:jc w:val="both"/>
-        <w:rPr>
-          <w:rFonts w:ascii="Arial" w:hAnsi="Arial" w:cs="Arial"/>
-          <w:sz w:val="22"/>
-          <w:szCs w:val="22"/>
-        </w:rPr>
-      </w:pPr>
-      <w:r>
-        <w:rPr>
-          <w:rFonts w:ascii="Arial" w:hAnsi="Arial" w:cs="Arial"/>
-          <w:sz w:val="22"/>
-          <w:szCs w:val="22"/>
-        </w:rPr>
-        <w:lastRenderedPageBreak/>
+        <w:pStyle w:val="style0"/>
+        <w:jc w:val="both"/>
+        <w:rPr>
+          <w:rFonts w:ascii="Arial" w:cs="Arial" w:hAnsi="Arial"/>
+          <w:sz w:val="22"/>
+          <w:szCs w:val="22"/>
+        </w:rPr>
+      </w:pPr>
+      <w:r>
+        <w:rPr>
+          <w:rFonts w:ascii="Arial" w:cs="Arial" w:hAnsi="Arial"/>
+          <w:sz w:val="22"/>
+          <w:szCs w:val="22"/>
+        </w:rPr>
         <w:t>Essas primitivas formam a base para a construção de objetos mais complexos.</w:t>
       </w:r>
     </w:p>
     <w:p>
       <w:pPr>
-        <w:jc w:val="both"/>
-        <w:rPr>
-          <w:rFonts w:ascii="Arial" w:hAnsi="Arial" w:cs="Arial"/>
-          <w:sz w:val="22"/>
-          <w:szCs w:val="22"/>
-        </w:rPr>
-      </w:pPr>
-      <w:r>
-        <w:rPr>
-          <w:rFonts w:ascii="Arial" w:hAnsi="Arial" w:cs="Arial"/>
-          <w:sz w:val="22"/>
-          <w:szCs w:val="22"/>
-        </w:rPr>
-        <w:pict w14:anchorId="35AB3026">
-          <v:rect id="_x0000_i1028" style="width:0;height:1.5pt" o:hralign="right" o:hrstd="t" o:hr="t" fillcolor="#a0a0a0" stroked="f"/>
+        <w:pStyle w:val="style0"/>
+        <w:jc w:val="both"/>
+        <w:rPr>
+          <w:rFonts w:ascii="Arial" w:cs="Arial" w:hAnsi="Arial"/>
+          <w:sz w:val="22"/>
+          <w:szCs w:val="22"/>
+        </w:rPr>
+      </w:pPr>
+      <w:r>
+        <w:rPr>
+          <w:rFonts w:ascii="Arial" w:cs="Arial" w:hAnsi="Arial"/>
+          <w:sz w:val="22"/>
+          <w:szCs w:val="22"/>
+        </w:rPr>
+        <w:pict>
+          <v:rect id="1029" fillcolor="#a0a0a0" stroked="f" style="margin-left:0.0pt;margin-top:0.0pt;width:0.0pt;height:1.5pt;mso-wrap-distance-left:0.0pt;mso-wrap-distance-right:0.0pt;visibility:visible;" o:hr="t" o:hralign="right" o:hrstd="t">
+            <v:stroke on="f"/>
+            <v:fill/>
+          </v:rect>
         </w:pict>
       </w:r>
     </w:p>
     <w:p>
       <w:pPr>
-        <w:jc w:val="both"/>
-        <w:rPr>
-          <w:rFonts w:ascii="Arial" w:hAnsi="Arial" w:cs="Arial"/>
-          <w:b/>
-          <w:bCs/>
-          <w:sz w:val="22"/>
-          <w:szCs w:val="22"/>
-        </w:rPr>
-      </w:pPr>
-      <w:r>
-        <w:rPr>
-          <w:rFonts w:ascii="Arial" w:hAnsi="Arial" w:cs="Arial"/>
+        <w:pStyle w:val="style0"/>
+        <w:jc w:val="both"/>
+        <w:rPr>
+          <w:rFonts w:ascii="Arial" w:cs="Arial" w:hAnsi="Arial"/>
+          <w:b/>
+          <w:bCs/>
+          <w:sz w:val="22"/>
+          <w:szCs w:val="22"/>
+        </w:rPr>
+      </w:pPr>
+      <w:r>
+        <w:rPr>
+          <w:rFonts w:ascii="Arial" w:cs="Arial" w:hAnsi="Arial"/>
           <w:b/>
           <w:bCs/>
           <w:sz w:val="22"/>
@@ -1574,34 +1649,33 @@
     </w:p>
     <w:p>
       <w:pPr>
-        <w:jc w:val="both"/>
-        <w:rPr>
-          <w:rFonts w:ascii="Arial" w:hAnsi="Arial" w:cs="Arial"/>
-          <w:sz w:val="22"/>
-          <w:szCs w:val="22"/>
-        </w:rPr>
-      </w:pPr>
-      <w:r>
-        <w:rPr>
-          <w:rFonts w:ascii="Arial" w:hAnsi="Arial" w:cs="Arial"/>
+        <w:pStyle w:val="style0"/>
+        <w:jc w:val="both"/>
+        <w:rPr>
+          <w:rFonts w:ascii="Arial" w:cs="Arial" w:hAnsi="Arial"/>
+          <w:sz w:val="22"/>
+          <w:szCs w:val="22"/>
+        </w:rPr>
+      </w:pPr>
+      <w:r>
+        <w:rPr>
+          <w:rFonts w:ascii="Arial" w:cs="Arial" w:hAnsi="Arial"/>
           <w:sz w:val="22"/>
           <w:szCs w:val="22"/>
         </w:rPr>
         <w:t>O OpenGL utiliza o modelo de cores RGBA (</w:t>
       </w:r>
-      <w:proofErr w:type="spellStart"/>
-      <w:r>
-        <w:rPr>
-          <w:rFonts w:ascii="Arial" w:hAnsi="Arial" w:cs="Arial"/>
+      <w:r>
+        <w:rPr>
+          <w:rFonts w:ascii="Arial" w:cs="Arial" w:hAnsi="Arial"/>
           <w:sz w:val="22"/>
           <w:szCs w:val="22"/>
         </w:rPr>
         <w:t>Red</w:t>
       </w:r>
-      <w:proofErr w:type="spellEnd"/>
-      <w:r>
-        <w:rPr>
-          <w:rFonts w:ascii="Arial" w:hAnsi="Arial" w:cs="Arial"/>
+      <w:r>
+        <w:rPr>
+          <w:rFonts w:ascii="Arial" w:cs="Arial" w:hAnsi="Arial"/>
           <w:sz w:val="22"/>
           <w:szCs w:val="22"/>
         </w:rPr>
@@ -1610,38 +1684,43 @@
     </w:p>
     <w:p>
       <w:pPr>
-        <w:jc w:val="both"/>
-        <w:rPr>
-          <w:rFonts w:ascii="Arial" w:hAnsi="Arial" w:cs="Arial"/>
-          <w:sz w:val="22"/>
-          <w:szCs w:val="22"/>
-        </w:rPr>
-      </w:pPr>
-      <w:r>
-        <w:rPr>
-          <w:rFonts w:ascii="Arial" w:hAnsi="Arial" w:cs="Arial"/>
-          <w:sz w:val="22"/>
-          <w:szCs w:val="22"/>
-        </w:rPr>
-        <w:pict w14:anchorId="036303E4">
-          <v:rect id="_x0000_i1029" style="width:0;height:1.5pt" o:hralign="right" o:hrstd="t" o:hr="t" fillcolor="#a0a0a0" stroked="f"/>
+        <w:pStyle w:val="style0"/>
+        <w:jc w:val="both"/>
+        <w:rPr>
+          <w:rFonts w:ascii="Arial" w:cs="Arial" w:hAnsi="Arial"/>
+          <w:sz w:val="22"/>
+          <w:szCs w:val="22"/>
+        </w:rPr>
+      </w:pPr>
+      <w:r>
+        <w:rPr>
+          <w:rFonts w:ascii="Arial" w:cs="Arial" w:hAnsi="Arial"/>
+          <w:sz w:val="22"/>
+          <w:szCs w:val="22"/>
+        </w:rPr>
+        <w:pict>
+          <v:rect id="1030" fillcolor="#a0a0a0" stroked="f" style="margin-left:0.0pt;margin-top:0.0pt;width:0.0pt;height:1.5pt;mso-wrap-distance-left:0.0pt;mso-wrap-distance-right:0.0pt;visibility:visible;" o:hr="t" o:hralign="right" o:hrstd="t">
+            <v:stroke on="f"/>
+            <v:fill/>
+          </v:rect>
         </w:pict>
       </w:r>
     </w:p>
     <w:p>
       <w:pPr>
-        <w:jc w:val="both"/>
-        <w:rPr>
-          <w:rFonts w:ascii="Arial" w:hAnsi="Arial" w:cs="Arial"/>
-          <w:b/>
-          <w:bCs/>
-          <w:sz w:val="22"/>
-          <w:szCs w:val="22"/>
-        </w:rPr>
-      </w:pPr>
-      <w:r>
-        <w:rPr>
-          <w:rFonts w:ascii="Arial" w:hAnsi="Arial" w:cs="Arial"/>
+        <w:pStyle w:val="style0"/>
+        <w:jc w:val="both"/>
+        <w:rPr>
+          <w:rFonts w:ascii="Arial" w:cs="Arial" w:hAnsi="Arial"/>
+          <w:b/>
+          <w:bCs/>
+          <w:sz w:val="22"/>
+          <w:szCs w:val="22"/>
+        </w:rPr>
+      </w:pPr>
+      <w:r>
+        <w:rPr>
+          <w:rFonts w:ascii="Arial" w:cs="Arial" w:hAnsi="Arial"/>
           <w:b/>
           <w:bCs/>
           <w:sz w:val="22"/>
@@ -1652,16 +1731,17 @@
     </w:p>
     <w:p>
       <w:pPr>
-        <w:jc w:val="both"/>
-        <w:rPr>
-          <w:rFonts w:ascii="Arial" w:hAnsi="Arial" w:cs="Arial"/>
-          <w:sz w:val="22"/>
-          <w:szCs w:val="22"/>
-        </w:rPr>
-      </w:pPr>
-      <w:r>
-        <w:rPr>
-          <w:rFonts w:ascii="Arial" w:hAnsi="Arial" w:cs="Arial"/>
+        <w:pStyle w:val="style0"/>
+        <w:jc w:val="both"/>
+        <w:rPr>
+          <w:rFonts w:ascii="Arial" w:cs="Arial" w:hAnsi="Arial"/>
+          <w:sz w:val="22"/>
+          <w:szCs w:val="22"/>
+        </w:rPr>
+      </w:pPr>
+      <w:r>
+        <w:rPr>
+          <w:rFonts w:ascii="Arial" w:cs="Arial" w:hAnsi="Arial"/>
           <w:sz w:val="22"/>
           <w:szCs w:val="22"/>
         </w:rPr>
@@ -1670,24 +1750,24 @@
     </w:p>
     <w:p>
       <w:pPr>
+        <w:pStyle w:val="style0"/>
         <w:numPr>
           <w:ilvl w:val="0"/>
           <w:numId w:val="2"/>
         </w:numPr>
         <w:tabs>
           <w:tab w:val="clear" w:pos="360"/>
-          <w:tab w:val="num" w:pos="720"/>
-        </w:tabs>
-        <w:jc w:val="both"/>
-        <w:rPr>
-          <w:rFonts w:ascii="Arial" w:hAnsi="Arial" w:cs="Arial"/>
-          <w:sz w:val="22"/>
-          <w:szCs w:val="22"/>
-        </w:rPr>
-      </w:pPr>
-      <w:r>
-        <w:rPr>
-          <w:rFonts w:ascii="Arial" w:hAnsi="Arial" w:cs="Arial"/>
+        </w:tabs>
+        <w:jc w:val="both"/>
+        <w:rPr>
+          <w:rFonts w:ascii="Arial" w:cs="Arial" w:hAnsi="Arial"/>
+          <w:sz w:val="22"/>
+          <w:szCs w:val="22"/>
+        </w:rPr>
+      </w:pPr>
+      <w:r>
+        <w:rPr>
+          <w:rFonts w:ascii="Arial" w:cs="Arial" w:hAnsi="Arial"/>
           <w:sz w:val="22"/>
           <w:szCs w:val="22"/>
         </w:rPr>
@@ -1696,24 +1776,24 @@
     </w:p>
     <w:p>
       <w:pPr>
+        <w:pStyle w:val="style0"/>
         <w:numPr>
           <w:ilvl w:val="0"/>
           <w:numId w:val="2"/>
         </w:numPr>
         <w:tabs>
           <w:tab w:val="clear" w:pos="360"/>
-          <w:tab w:val="num" w:pos="720"/>
-        </w:tabs>
-        <w:jc w:val="both"/>
-        <w:rPr>
-          <w:rFonts w:ascii="Arial" w:hAnsi="Arial" w:cs="Arial"/>
-          <w:sz w:val="22"/>
-          <w:szCs w:val="22"/>
-        </w:rPr>
-      </w:pPr>
-      <w:r>
-        <w:rPr>
-          <w:rFonts w:ascii="Arial" w:hAnsi="Arial" w:cs="Arial"/>
+        </w:tabs>
+        <w:jc w:val="both"/>
+        <w:rPr>
+          <w:rFonts w:ascii="Arial" w:cs="Arial" w:hAnsi="Arial"/>
+          <w:sz w:val="22"/>
+          <w:szCs w:val="22"/>
+        </w:rPr>
+      </w:pPr>
+      <w:r>
+        <w:rPr>
+          <w:rFonts w:ascii="Arial" w:cs="Arial" w:hAnsi="Arial"/>
           <w:sz w:val="22"/>
           <w:szCs w:val="22"/>
         </w:rPr>
@@ -1722,24 +1802,24 @@
     </w:p>
     <w:p>
       <w:pPr>
+        <w:pStyle w:val="style0"/>
         <w:numPr>
           <w:ilvl w:val="0"/>
           <w:numId w:val="2"/>
         </w:numPr>
         <w:tabs>
           <w:tab w:val="clear" w:pos="360"/>
-          <w:tab w:val="num" w:pos="720"/>
-        </w:tabs>
-        <w:jc w:val="both"/>
-        <w:rPr>
-          <w:rFonts w:ascii="Arial" w:hAnsi="Arial" w:cs="Arial"/>
-          <w:sz w:val="22"/>
-          <w:szCs w:val="22"/>
-        </w:rPr>
-      </w:pPr>
-      <w:r>
-        <w:rPr>
-          <w:rFonts w:ascii="Arial" w:hAnsi="Arial" w:cs="Arial"/>
+        </w:tabs>
+        <w:jc w:val="both"/>
+        <w:rPr>
+          <w:rFonts w:ascii="Arial" w:cs="Arial" w:hAnsi="Arial"/>
+          <w:sz w:val="22"/>
+          <w:szCs w:val="22"/>
+        </w:rPr>
+      </w:pPr>
+      <w:r>
+        <w:rPr>
+          <w:rFonts w:ascii="Arial" w:cs="Arial" w:hAnsi="Arial"/>
           <w:sz w:val="22"/>
           <w:szCs w:val="22"/>
         </w:rPr>
@@ -1748,16 +1828,17 @@
     </w:p>
     <w:p>
       <w:pPr>
-        <w:jc w:val="both"/>
-        <w:rPr>
-          <w:rFonts w:ascii="Arial" w:hAnsi="Arial" w:cs="Arial"/>
-          <w:sz w:val="22"/>
-          <w:szCs w:val="22"/>
-        </w:rPr>
-      </w:pPr>
-      <w:r>
-        <w:rPr>
-          <w:rFonts w:ascii="Arial" w:hAnsi="Arial" w:cs="Arial"/>
+        <w:pStyle w:val="style0"/>
+        <w:jc w:val="both"/>
+        <w:rPr>
+          <w:rFonts w:ascii="Arial" w:cs="Arial" w:hAnsi="Arial"/>
+          <w:sz w:val="22"/>
+          <w:szCs w:val="22"/>
+        </w:rPr>
+      </w:pPr>
+      <w:r>
+        <w:rPr>
+          <w:rFonts w:ascii="Arial" w:cs="Arial" w:hAnsi="Arial"/>
           <w:sz w:val="22"/>
           <w:szCs w:val="22"/>
         </w:rPr>
@@ -1766,38 +1847,43 @@
     </w:p>
     <w:p>
       <w:pPr>
-        <w:jc w:val="both"/>
-        <w:rPr>
-          <w:rFonts w:ascii="Arial" w:hAnsi="Arial" w:cs="Arial"/>
-          <w:sz w:val="22"/>
-          <w:szCs w:val="22"/>
-        </w:rPr>
-      </w:pPr>
-      <w:r>
-        <w:rPr>
-          <w:rFonts w:ascii="Arial" w:hAnsi="Arial" w:cs="Arial"/>
-          <w:sz w:val="22"/>
-          <w:szCs w:val="22"/>
-        </w:rPr>
-        <w:pict w14:anchorId="0898EC64">
-          <v:rect id="_x0000_i1030" style="width:0;height:1.5pt" o:hralign="right" o:hrstd="t" o:hr="t" fillcolor="#a0a0a0" stroked="f"/>
+        <w:pStyle w:val="style0"/>
+        <w:jc w:val="both"/>
+        <w:rPr>
+          <w:rFonts w:ascii="Arial" w:cs="Arial" w:hAnsi="Arial"/>
+          <w:sz w:val="22"/>
+          <w:szCs w:val="22"/>
+        </w:rPr>
+      </w:pPr>
+      <w:r>
+        <w:rPr>
+          <w:rFonts w:ascii="Arial" w:cs="Arial" w:hAnsi="Arial"/>
+          <w:sz w:val="22"/>
+          <w:szCs w:val="22"/>
+        </w:rPr>
+        <w:pict>
+          <v:rect id="1031" fillcolor="#a0a0a0" stroked="f" style="margin-left:0.0pt;margin-top:0.0pt;width:0.0pt;height:1.5pt;mso-wrap-distance-left:0.0pt;mso-wrap-distance-right:0.0pt;visibility:visible;" o:hr="t" o:hralign="right" o:hrstd="t">
+            <v:stroke on="f"/>
+            <v:fill/>
+          </v:rect>
         </w:pict>
       </w:r>
     </w:p>
     <w:p>
       <w:pPr>
-        <w:jc w:val="both"/>
-        <w:rPr>
-          <w:rFonts w:ascii="Arial" w:hAnsi="Arial" w:cs="Arial"/>
-          <w:b/>
-          <w:bCs/>
-          <w:sz w:val="22"/>
-          <w:szCs w:val="22"/>
-        </w:rPr>
-      </w:pPr>
-      <w:r>
-        <w:rPr>
-          <w:rFonts w:ascii="Arial" w:hAnsi="Arial" w:cs="Arial"/>
+        <w:pStyle w:val="style0"/>
+        <w:jc w:val="both"/>
+        <w:rPr>
+          <w:rFonts w:ascii="Arial" w:cs="Arial" w:hAnsi="Arial"/>
+          <w:b/>
+          <w:bCs/>
+          <w:sz w:val="22"/>
+          <w:szCs w:val="22"/>
+        </w:rPr>
+      </w:pPr>
+      <w:r>
+        <w:rPr>
+          <w:rFonts w:ascii="Arial" w:cs="Arial" w:hAnsi="Arial"/>
           <w:b/>
           <w:bCs/>
           <w:sz w:val="22"/>
@@ -1808,16 +1894,17 @@
     </w:p>
     <w:p>
       <w:pPr>
-        <w:jc w:val="both"/>
-        <w:rPr>
-          <w:rFonts w:ascii="Arial" w:hAnsi="Arial" w:cs="Arial"/>
-          <w:sz w:val="22"/>
-          <w:szCs w:val="22"/>
-        </w:rPr>
-      </w:pPr>
-      <w:r>
-        <w:rPr>
-          <w:rFonts w:ascii="Arial" w:hAnsi="Arial" w:cs="Arial"/>
+        <w:pStyle w:val="style0"/>
+        <w:jc w:val="both"/>
+        <w:rPr>
+          <w:rFonts w:ascii="Arial" w:cs="Arial" w:hAnsi="Arial"/>
+          <w:sz w:val="22"/>
+          <w:szCs w:val="22"/>
+        </w:rPr>
+      </w:pPr>
+      <w:r>
+        <w:rPr>
+          <w:rFonts w:ascii="Arial" w:cs="Arial" w:hAnsi="Arial"/>
           <w:sz w:val="22"/>
           <w:szCs w:val="22"/>
         </w:rPr>
@@ -1826,16 +1913,17 @@
     </w:p>
     <w:p>
       <w:pPr>
-        <w:jc w:val="both"/>
-        <w:rPr>
-          <w:rFonts w:ascii="Arial" w:hAnsi="Arial" w:cs="Arial"/>
-          <w:sz w:val="22"/>
-          <w:szCs w:val="22"/>
-        </w:rPr>
-      </w:pPr>
-      <w:r>
-        <w:rPr>
-          <w:rFonts w:ascii="Arial" w:hAnsi="Arial" w:cs="Arial"/>
+        <w:pStyle w:val="style0"/>
+        <w:jc w:val="both"/>
+        <w:rPr>
+          <w:rFonts w:ascii="Arial" w:cs="Arial" w:hAnsi="Arial"/>
+          <w:sz w:val="22"/>
+          <w:szCs w:val="22"/>
+        </w:rPr>
+      </w:pPr>
+      <w:r>
+        <w:rPr>
+          <w:rFonts w:ascii="Arial" w:cs="Arial" w:hAnsi="Arial"/>
           <w:sz w:val="22"/>
           <w:szCs w:val="22"/>
         </w:rPr>
@@ -1844,16 +1932,17 @@
     </w:p>
     <w:p>
       <w:pPr>
-        <w:jc w:val="both"/>
-        <w:rPr>
-          <w:rFonts w:ascii="Arial" w:hAnsi="Arial" w:cs="Arial"/>
-          <w:sz w:val="22"/>
-          <w:szCs w:val="22"/>
-        </w:rPr>
-      </w:pPr>
-      <w:r>
-        <w:rPr>
-          <w:rFonts w:ascii="Arial" w:hAnsi="Arial" w:cs="Arial"/>
+        <w:pStyle w:val="style0"/>
+        <w:jc w:val="both"/>
+        <w:rPr>
+          <w:rFonts w:ascii="Arial" w:cs="Arial" w:hAnsi="Arial"/>
+          <w:sz w:val="22"/>
+          <w:szCs w:val="22"/>
+        </w:rPr>
+      </w:pPr>
+      <w:r>
+        <w:rPr>
+          <w:rFonts w:ascii="Arial" w:cs="Arial" w:hAnsi="Arial"/>
           <w:sz w:val="22"/>
           <w:szCs w:val="22"/>
         </w:rPr>
@@ -1862,24 +1951,24 @@
     </w:p>
     <w:p>
       <w:pPr>
+        <w:pStyle w:val="style0"/>
         <w:numPr>
           <w:ilvl w:val="0"/>
           <w:numId w:val="3"/>
         </w:numPr>
         <w:tabs>
           <w:tab w:val="clear" w:pos="360"/>
-          <w:tab w:val="num" w:pos="720"/>
-        </w:tabs>
-        <w:jc w:val="both"/>
-        <w:rPr>
-          <w:rFonts w:ascii="Arial" w:hAnsi="Arial" w:cs="Arial"/>
-          <w:sz w:val="22"/>
-          <w:szCs w:val="22"/>
-        </w:rPr>
-      </w:pPr>
-      <w:r>
-        <w:rPr>
-          <w:rFonts w:ascii="Arial" w:hAnsi="Arial" w:cs="Arial"/>
+        </w:tabs>
+        <w:jc w:val="both"/>
+        <w:rPr>
+          <w:rFonts w:ascii="Arial" w:cs="Arial" w:hAnsi="Arial"/>
+          <w:sz w:val="22"/>
+          <w:szCs w:val="22"/>
+        </w:rPr>
+      </w:pPr>
+      <w:r>
+        <w:rPr>
+          <w:rFonts w:ascii="Arial" w:cs="Arial" w:hAnsi="Arial"/>
           <w:sz w:val="22"/>
           <w:szCs w:val="22"/>
         </w:rPr>
@@ -1888,24 +1977,24 @@
     </w:p>
     <w:p>
       <w:pPr>
+        <w:pStyle w:val="style0"/>
         <w:numPr>
           <w:ilvl w:val="0"/>
           <w:numId w:val="3"/>
         </w:numPr>
         <w:tabs>
           <w:tab w:val="clear" w:pos="360"/>
-          <w:tab w:val="num" w:pos="720"/>
-        </w:tabs>
-        <w:jc w:val="both"/>
-        <w:rPr>
-          <w:rFonts w:ascii="Arial" w:hAnsi="Arial" w:cs="Arial"/>
-          <w:sz w:val="22"/>
-          <w:szCs w:val="22"/>
-        </w:rPr>
-      </w:pPr>
-      <w:r>
-        <w:rPr>
-          <w:rFonts w:ascii="Arial" w:hAnsi="Arial" w:cs="Arial"/>
+        </w:tabs>
+        <w:jc w:val="both"/>
+        <w:rPr>
+          <w:rFonts w:ascii="Arial" w:cs="Arial" w:hAnsi="Arial"/>
+          <w:sz w:val="22"/>
+          <w:szCs w:val="22"/>
+        </w:rPr>
+      </w:pPr>
+      <w:r>
+        <w:rPr>
+          <w:rFonts w:ascii="Arial" w:cs="Arial" w:hAnsi="Arial"/>
           <w:sz w:val="22"/>
           <w:szCs w:val="22"/>
         </w:rPr>
@@ -1914,24 +2003,24 @@
     </w:p>
     <w:p>
       <w:pPr>
+        <w:pStyle w:val="style0"/>
         <w:numPr>
           <w:ilvl w:val="0"/>
           <w:numId w:val="3"/>
         </w:numPr>
         <w:tabs>
           <w:tab w:val="clear" w:pos="360"/>
-          <w:tab w:val="num" w:pos="720"/>
-        </w:tabs>
-        <w:jc w:val="both"/>
-        <w:rPr>
-          <w:rFonts w:ascii="Arial" w:hAnsi="Arial" w:cs="Arial"/>
-          <w:sz w:val="22"/>
-          <w:szCs w:val="22"/>
-        </w:rPr>
-      </w:pPr>
-      <w:r>
-        <w:rPr>
-          <w:rFonts w:ascii="Arial" w:hAnsi="Arial" w:cs="Arial"/>
+        </w:tabs>
+        <w:jc w:val="both"/>
+        <w:rPr>
+          <w:rFonts w:ascii="Arial" w:cs="Arial" w:hAnsi="Arial"/>
+          <w:sz w:val="22"/>
+          <w:szCs w:val="22"/>
+        </w:rPr>
+      </w:pPr>
+      <w:r>
+        <w:rPr>
+          <w:rFonts w:ascii="Arial" w:cs="Arial" w:hAnsi="Arial"/>
           <w:sz w:val="22"/>
           <w:szCs w:val="22"/>
         </w:rPr>
@@ -1940,24 +2029,24 @@
     </w:p>
     <w:p>
       <w:pPr>
+        <w:pStyle w:val="style0"/>
         <w:numPr>
           <w:ilvl w:val="0"/>
           <w:numId w:val="3"/>
         </w:numPr>
         <w:tabs>
           <w:tab w:val="clear" w:pos="360"/>
-          <w:tab w:val="num" w:pos="720"/>
-        </w:tabs>
-        <w:jc w:val="both"/>
-        <w:rPr>
-          <w:rFonts w:ascii="Arial" w:hAnsi="Arial" w:cs="Arial"/>
-          <w:sz w:val="22"/>
-          <w:szCs w:val="22"/>
-        </w:rPr>
-      </w:pPr>
-      <w:r>
-        <w:rPr>
-          <w:rFonts w:ascii="Arial" w:hAnsi="Arial" w:cs="Arial"/>
+        </w:tabs>
+        <w:jc w:val="both"/>
+        <w:rPr>
+          <w:rFonts w:ascii="Arial" w:cs="Arial" w:hAnsi="Arial"/>
+          <w:sz w:val="22"/>
+          <w:szCs w:val="22"/>
+        </w:rPr>
+      </w:pPr>
+      <w:r>
+        <w:rPr>
+          <w:rFonts w:ascii="Arial" w:cs="Arial" w:hAnsi="Arial"/>
           <w:sz w:val="22"/>
           <w:szCs w:val="22"/>
         </w:rPr>
@@ -1966,16 +2055,17 @@
     </w:p>
     <w:p>
       <w:pPr>
-        <w:jc w:val="both"/>
-        <w:rPr>
-          <w:rFonts w:ascii="Arial" w:hAnsi="Arial" w:cs="Arial"/>
-          <w:sz w:val="22"/>
-          <w:szCs w:val="22"/>
-        </w:rPr>
-      </w:pPr>
-      <w:r>
-        <w:rPr>
-          <w:rFonts w:ascii="Arial" w:hAnsi="Arial" w:cs="Arial"/>
+        <w:pStyle w:val="style0"/>
+        <w:jc w:val="both"/>
+        <w:rPr>
+          <w:rFonts w:ascii="Arial" w:cs="Arial" w:hAnsi="Arial"/>
+          <w:sz w:val="22"/>
+          <w:szCs w:val="22"/>
+        </w:rPr>
+      </w:pPr>
+      <w:r>
+        <w:rPr>
+          <w:rFonts w:ascii="Arial" w:cs="Arial" w:hAnsi="Arial"/>
           <w:sz w:val="22"/>
           <w:szCs w:val="22"/>
         </w:rPr>
@@ -1984,38 +2074,43 @@
     </w:p>
     <w:p>
       <w:pPr>
-        <w:jc w:val="both"/>
-        <w:rPr>
-          <w:rFonts w:ascii="Arial" w:hAnsi="Arial" w:cs="Arial"/>
-          <w:sz w:val="22"/>
-          <w:szCs w:val="22"/>
-        </w:rPr>
-      </w:pPr>
-      <w:r>
-        <w:rPr>
-          <w:rFonts w:ascii="Arial" w:hAnsi="Arial" w:cs="Arial"/>
-          <w:sz w:val="22"/>
-          <w:szCs w:val="22"/>
-        </w:rPr>
-        <w:pict w14:anchorId="6DB17265">
-          <v:rect id="_x0000_i1031" style="width:0;height:1.5pt" o:hralign="right" o:hrstd="t" o:hr="t" fillcolor="#a0a0a0" stroked="f"/>
+        <w:pStyle w:val="style0"/>
+        <w:jc w:val="both"/>
+        <w:rPr>
+          <w:rFonts w:ascii="Arial" w:cs="Arial" w:hAnsi="Arial"/>
+          <w:sz w:val="22"/>
+          <w:szCs w:val="22"/>
+        </w:rPr>
+      </w:pPr>
+      <w:r>
+        <w:rPr>
+          <w:rFonts w:ascii="Arial" w:cs="Arial" w:hAnsi="Arial"/>
+          <w:sz w:val="22"/>
+          <w:szCs w:val="22"/>
+        </w:rPr>
+        <w:pict>
+          <v:rect id="1032" fillcolor="#a0a0a0" stroked="f" style="margin-left:0.0pt;margin-top:0.0pt;width:0.0pt;height:1.5pt;mso-wrap-distance-left:0.0pt;mso-wrap-distance-right:0.0pt;visibility:visible;" o:hr="t" o:hralign="right" o:hrstd="t">
+            <v:stroke on="f"/>
+            <v:fill/>
+          </v:rect>
         </w:pict>
       </w:r>
     </w:p>
     <w:p>
       <w:pPr>
-        <w:jc w:val="both"/>
-        <w:rPr>
-          <w:rFonts w:ascii="Arial" w:hAnsi="Arial" w:cs="Arial"/>
-          <w:b/>
-          <w:bCs/>
-          <w:sz w:val="22"/>
-          <w:szCs w:val="22"/>
-        </w:rPr>
-      </w:pPr>
-      <w:r>
-        <w:rPr>
-          <w:rFonts w:ascii="Arial" w:hAnsi="Arial" w:cs="Arial"/>
+        <w:pStyle w:val="style0"/>
+        <w:jc w:val="both"/>
+        <w:rPr>
+          <w:rFonts w:ascii="Arial" w:cs="Arial" w:hAnsi="Arial"/>
+          <w:b/>
+          <w:bCs/>
+          <w:sz w:val="22"/>
+          <w:szCs w:val="22"/>
+        </w:rPr>
+      </w:pPr>
+      <w:r>
+        <w:rPr>
+          <w:rFonts w:ascii="Arial" w:cs="Arial" w:hAnsi="Arial"/>
           <w:b/>
           <w:bCs/>
           <w:sz w:val="22"/>
@@ -2026,16 +2121,17 @@
     </w:p>
     <w:p>
       <w:pPr>
-        <w:jc w:val="both"/>
-        <w:rPr>
-          <w:rFonts w:ascii="Arial" w:hAnsi="Arial" w:cs="Arial"/>
-          <w:sz w:val="22"/>
-          <w:szCs w:val="22"/>
-        </w:rPr>
-      </w:pPr>
-      <w:r>
-        <w:rPr>
-          <w:rFonts w:ascii="Arial" w:hAnsi="Arial" w:cs="Arial"/>
+        <w:pStyle w:val="style0"/>
+        <w:jc w:val="both"/>
+        <w:rPr>
+          <w:rFonts w:ascii="Arial" w:cs="Arial" w:hAnsi="Arial"/>
+          <w:sz w:val="22"/>
+          <w:szCs w:val="22"/>
+        </w:rPr>
+      </w:pPr>
+      <w:r>
+        <w:rPr>
+          <w:rFonts w:ascii="Arial" w:cs="Arial" w:hAnsi="Arial"/>
           <w:sz w:val="22"/>
           <w:szCs w:val="22"/>
         </w:rPr>
@@ -2044,35 +2140,36 @@
     </w:p>
     <w:p>
       <w:pPr>
-        <w:jc w:val="both"/>
-        <w:rPr>
-          <w:rFonts w:ascii="Arial" w:hAnsi="Arial" w:cs="Arial"/>
-          <w:sz w:val="22"/>
-          <w:szCs w:val="22"/>
-        </w:rPr>
-      </w:pPr>
-      <w:r>
-        <w:rPr>
-          <w:rFonts w:ascii="Arial" w:hAnsi="Arial" w:cs="Arial"/>
-          <w:sz w:val="22"/>
-          <w:szCs w:val="22"/>
-        </w:rPr>
-        <w:lastRenderedPageBreak/>
+        <w:pStyle w:val="style0"/>
+        <w:jc w:val="both"/>
+        <w:rPr>
+          <w:rFonts w:ascii="Arial" w:cs="Arial" w:hAnsi="Arial"/>
+          <w:sz w:val="22"/>
+          <w:szCs w:val="22"/>
+        </w:rPr>
+      </w:pPr>
+      <w:r>
+        <w:rPr>
+          <w:rFonts w:ascii="Arial" w:cs="Arial" w:hAnsi="Arial"/>
+          <w:sz w:val="22"/>
+          <w:szCs w:val="22"/>
+        </w:rPr>
         <w:t>A renderização das primitivas evidenciou a importância dos vértices na construção de objetos. A aplicação de cores permitiu visualizar a interpolação entre diferentes vértices, resultando em efeitos visuais mais sofisticados.</w:t>
       </w:r>
     </w:p>
     <w:p>
       <w:pPr>
-        <w:jc w:val="both"/>
-        <w:rPr>
-          <w:rFonts w:ascii="Arial" w:hAnsi="Arial" w:cs="Arial"/>
-          <w:sz w:val="22"/>
-          <w:szCs w:val="22"/>
-        </w:rPr>
-      </w:pPr>
-      <w:r>
-        <w:rPr>
-          <w:rFonts w:ascii="Arial" w:hAnsi="Arial" w:cs="Arial"/>
+        <w:pStyle w:val="style0"/>
+        <w:jc w:val="both"/>
+        <w:rPr>
+          <w:rFonts w:ascii="Arial" w:cs="Arial" w:hAnsi="Arial"/>
+          <w:sz w:val="22"/>
+          <w:szCs w:val="22"/>
+        </w:rPr>
+      </w:pPr>
+      <w:r>
+        <w:rPr>
+          <w:rFonts w:ascii="Arial" w:cs="Arial" w:hAnsi="Arial"/>
           <w:sz w:val="22"/>
           <w:szCs w:val="22"/>
         </w:rPr>
@@ -2081,38 +2178,43 @@
     </w:p>
     <w:p>
       <w:pPr>
-        <w:jc w:val="both"/>
-        <w:rPr>
-          <w:rFonts w:ascii="Arial" w:hAnsi="Arial" w:cs="Arial"/>
-          <w:sz w:val="22"/>
-          <w:szCs w:val="22"/>
-        </w:rPr>
-      </w:pPr>
-      <w:r>
-        <w:rPr>
-          <w:rFonts w:ascii="Arial" w:hAnsi="Arial" w:cs="Arial"/>
-          <w:sz w:val="22"/>
-          <w:szCs w:val="22"/>
-        </w:rPr>
-        <w:pict w14:anchorId="4B7E8420">
-          <v:rect id="_x0000_i1032" style="width:0;height:1.5pt" o:hralign="right" o:hrstd="t" o:hr="t" fillcolor="#a0a0a0" stroked="f"/>
+        <w:pStyle w:val="style0"/>
+        <w:jc w:val="both"/>
+        <w:rPr>
+          <w:rFonts w:ascii="Arial" w:cs="Arial" w:hAnsi="Arial"/>
+          <w:sz w:val="22"/>
+          <w:szCs w:val="22"/>
+        </w:rPr>
+      </w:pPr>
+      <w:r>
+        <w:rPr>
+          <w:rFonts w:ascii="Arial" w:cs="Arial" w:hAnsi="Arial"/>
+          <w:sz w:val="22"/>
+          <w:szCs w:val="22"/>
+        </w:rPr>
+        <w:pict>
+          <v:rect id="1033" fillcolor="#a0a0a0" stroked="f" style="margin-left:0.0pt;margin-top:0.0pt;width:0.0pt;height:1.5pt;mso-wrap-distance-left:0.0pt;mso-wrap-distance-right:0.0pt;visibility:visible;" o:hr="t" o:hralign="right" o:hrstd="t">
+            <v:stroke on="f"/>
+            <v:fill/>
+          </v:rect>
         </w:pict>
       </w:r>
     </w:p>
     <w:p>
       <w:pPr>
-        <w:jc w:val="both"/>
-        <w:rPr>
-          <w:rFonts w:ascii="Arial" w:hAnsi="Arial" w:cs="Arial"/>
-          <w:b/>
-          <w:bCs/>
-          <w:sz w:val="22"/>
-          <w:szCs w:val="22"/>
-        </w:rPr>
-      </w:pPr>
-      <w:r>
-        <w:rPr>
-          <w:rFonts w:ascii="Arial" w:hAnsi="Arial" w:cs="Arial"/>
+        <w:pStyle w:val="style0"/>
+        <w:jc w:val="both"/>
+        <w:rPr>
+          <w:rFonts w:ascii="Arial" w:cs="Arial" w:hAnsi="Arial"/>
+          <w:b/>
+          <w:bCs/>
+          <w:sz w:val="22"/>
+          <w:szCs w:val="22"/>
+        </w:rPr>
+      </w:pPr>
+      <w:r>
+        <w:rPr>
+          <w:rFonts w:ascii="Arial" w:cs="Arial" w:hAnsi="Arial"/>
           <w:b/>
           <w:bCs/>
           <w:sz w:val="22"/>
@@ -2123,16 +2225,17 @@
     </w:p>
     <w:p>
       <w:pPr>
-        <w:jc w:val="both"/>
-        <w:rPr>
-          <w:rFonts w:ascii="Arial" w:hAnsi="Arial" w:cs="Arial"/>
-          <w:sz w:val="22"/>
-          <w:szCs w:val="22"/>
-        </w:rPr>
-      </w:pPr>
-      <w:r>
-        <w:rPr>
-          <w:rFonts w:ascii="Arial" w:hAnsi="Arial" w:cs="Arial"/>
+        <w:pStyle w:val="style0"/>
+        <w:jc w:val="both"/>
+        <w:rPr>
+          <w:rFonts w:ascii="Arial" w:cs="Arial" w:hAnsi="Arial"/>
+          <w:sz w:val="22"/>
+          <w:szCs w:val="22"/>
+        </w:rPr>
+      </w:pPr>
+      <w:r>
+        <w:rPr>
+          <w:rFonts w:ascii="Arial" w:cs="Arial" w:hAnsi="Arial"/>
           <w:sz w:val="22"/>
           <w:szCs w:val="22"/>
         </w:rPr>
@@ -2141,16 +2244,17 @@
     </w:p>
     <w:p>
       <w:pPr>
-        <w:jc w:val="both"/>
-        <w:rPr>
-          <w:rFonts w:ascii="Arial" w:hAnsi="Arial" w:cs="Arial"/>
-          <w:sz w:val="22"/>
-          <w:szCs w:val="22"/>
-        </w:rPr>
-      </w:pPr>
-      <w:r>
-        <w:rPr>
-          <w:rFonts w:ascii="Arial" w:hAnsi="Arial" w:cs="Arial"/>
+        <w:pStyle w:val="style0"/>
+        <w:jc w:val="both"/>
+        <w:rPr>
+          <w:rFonts w:ascii="Arial" w:cs="Arial" w:hAnsi="Arial"/>
+          <w:sz w:val="22"/>
+          <w:szCs w:val="22"/>
+        </w:rPr>
+      </w:pPr>
+      <w:r>
+        <w:rPr>
+          <w:rFonts w:ascii="Arial" w:cs="Arial" w:hAnsi="Arial"/>
           <w:sz w:val="22"/>
           <w:szCs w:val="22"/>
         </w:rPr>
@@ -2159,34 +2263,33 @@
     </w:p>
     <w:p>
       <w:pPr>
-        <w:jc w:val="both"/>
-        <w:rPr>
-          <w:rFonts w:ascii="Arial" w:hAnsi="Arial" w:cs="Arial"/>
-          <w:sz w:val="22"/>
-          <w:szCs w:val="22"/>
-        </w:rPr>
-      </w:pPr>
-      <w:r>
-        <w:rPr>
-          <w:rFonts w:ascii="Arial" w:hAnsi="Arial" w:cs="Arial"/>
+        <w:pStyle w:val="style0"/>
+        <w:jc w:val="both"/>
+        <w:rPr>
+          <w:rFonts w:ascii="Arial" w:cs="Arial" w:hAnsi="Arial"/>
+          <w:sz w:val="22"/>
+          <w:szCs w:val="22"/>
+        </w:rPr>
+      </w:pPr>
+      <w:r>
+        <w:rPr>
+          <w:rFonts w:ascii="Arial" w:cs="Arial" w:hAnsi="Arial"/>
           <w:sz w:val="22"/>
           <w:szCs w:val="22"/>
         </w:rPr>
         <w:t xml:space="preserve">Como trabalhos futuros, sugere-se o estudo do OpenGL moderno, com o uso de </w:t>
       </w:r>
-      <w:proofErr w:type="spellStart"/>
-      <w:r>
-        <w:rPr>
-          <w:rFonts w:ascii="Arial" w:hAnsi="Arial" w:cs="Arial"/>
+      <w:r>
+        <w:rPr>
+          <w:rFonts w:ascii="Arial" w:cs="Arial" w:hAnsi="Arial"/>
           <w:sz w:val="22"/>
           <w:szCs w:val="22"/>
         </w:rPr>
         <w:t>shaders</w:t>
       </w:r>
-      <w:proofErr w:type="spellEnd"/>
-      <w:r>
-        <w:rPr>
-          <w:rFonts w:ascii="Arial" w:hAnsi="Arial" w:cs="Arial"/>
+      <w:r>
+        <w:rPr>
+          <w:rFonts w:ascii="Arial" w:cs="Arial" w:hAnsi="Arial"/>
           <w:sz w:val="22"/>
           <w:szCs w:val="22"/>
         </w:rPr>
@@ -2195,38 +2298,43 @@
     </w:p>
     <w:p>
       <w:pPr>
-        <w:jc w:val="both"/>
-        <w:rPr>
-          <w:rFonts w:ascii="Arial" w:hAnsi="Arial" w:cs="Arial"/>
-          <w:sz w:val="22"/>
-          <w:szCs w:val="22"/>
-        </w:rPr>
-      </w:pPr>
-      <w:r>
-        <w:rPr>
-          <w:rFonts w:ascii="Arial" w:hAnsi="Arial" w:cs="Arial"/>
-          <w:sz w:val="22"/>
-          <w:szCs w:val="22"/>
-        </w:rPr>
-        <w:pict w14:anchorId="4F9FAE25">
-          <v:rect id="_x0000_i1033" style="width:0;height:1.5pt" o:hralign="right" o:hrstd="t" o:hr="t" fillcolor="#a0a0a0" stroked="f"/>
+        <w:pStyle w:val="style0"/>
+        <w:jc w:val="both"/>
+        <w:rPr>
+          <w:rFonts w:ascii="Arial" w:cs="Arial" w:hAnsi="Arial"/>
+          <w:sz w:val="22"/>
+          <w:szCs w:val="22"/>
+        </w:rPr>
+      </w:pPr>
+      <w:r>
+        <w:rPr>
+          <w:rFonts w:ascii="Arial" w:cs="Arial" w:hAnsi="Arial"/>
+          <w:sz w:val="22"/>
+          <w:szCs w:val="22"/>
+        </w:rPr>
+        <w:pict>
+          <v:rect id="1034" fillcolor="#a0a0a0" stroked="f" style="margin-left:0.0pt;margin-top:0.0pt;width:0.0pt;height:1.5pt;mso-wrap-distance-left:0.0pt;mso-wrap-distance-right:0.0pt;visibility:visible;" o:hr="t" o:hralign="right" o:hrstd="t">
+            <v:stroke on="f"/>
+            <v:fill/>
+          </v:rect>
         </w:pict>
       </w:r>
     </w:p>
     <w:p>
       <w:pPr>
-        <w:jc w:val="both"/>
-        <w:rPr>
-          <w:rFonts w:ascii="Arial" w:hAnsi="Arial" w:cs="Arial"/>
-          <w:b/>
-          <w:bCs/>
-          <w:sz w:val="22"/>
-          <w:szCs w:val="22"/>
-        </w:rPr>
-      </w:pPr>
-      <w:r>
-        <w:rPr>
-          <w:rFonts w:ascii="Arial" w:hAnsi="Arial" w:cs="Arial"/>
+        <w:pStyle w:val="style0"/>
+        <w:jc w:val="both"/>
+        <w:rPr>
+          <w:rFonts w:ascii="Arial" w:cs="Arial" w:hAnsi="Arial"/>
+          <w:b/>
+          <w:bCs/>
+          <w:sz w:val="22"/>
+          <w:szCs w:val="22"/>
+        </w:rPr>
+      </w:pPr>
+      <w:r>
+        <w:rPr>
+          <w:rFonts w:ascii="Arial" w:cs="Arial" w:hAnsi="Arial"/>
           <w:b/>
           <w:bCs/>
           <w:sz w:val="22"/>
@@ -2237,24 +2345,24 @@
     </w:p>
     <w:p>
       <w:pPr>
+        <w:pStyle w:val="style0"/>
         <w:numPr>
           <w:ilvl w:val="0"/>
           <w:numId w:val="4"/>
         </w:numPr>
         <w:tabs>
           <w:tab w:val="clear" w:pos="360"/>
-          <w:tab w:val="num" w:pos="720"/>
-        </w:tabs>
-        <w:jc w:val="both"/>
-        <w:rPr>
-          <w:rFonts w:ascii="Arial" w:hAnsi="Arial" w:cs="Arial"/>
-          <w:sz w:val="22"/>
-          <w:szCs w:val="22"/>
-        </w:rPr>
-      </w:pPr>
-      <w:r>
-        <w:rPr>
-          <w:rFonts w:ascii="Arial" w:hAnsi="Arial" w:cs="Arial"/>
+        </w:tabs>
+        <w:jc w:val="both"/>
+        <w:rPr>
+          <w:rFonts w:ascii="Arial" w:cs="Arial" w:hAnsi="Arial"/>
+          <w:sz w:val="22"/>
+          <w:szCs w:val="22"/>
+        </w:rPr>
+      </w:pPr>
+      <w:r>
+        <w:rPr>
+          <w:rFonts w:ascii="Arial" w:cs="Arial" w:hAnsi="Arial"/>
           <w:sz w:val="22"/>
           <w:szCs w:val="22"/>
         </w:rPr>
@@ -2262,7 +2370,7 @@
       </w:r>
       <w:r>
         <w:rPr>
-          <w:rFonts w:ascii="Arial" w:hAnsi="Arial" w:cs="Arial"/>
+          <w:rFonts w:ascii="Arial" w:cs="Arial" w:hAnsi="Arial"/>
           <w:i/>
           <w:iCs/>
           <w:sz w:val="22"/>
@@ -2270,10 +2378,9 @@
         </w:rPr>
         <w:t xml:space="preserve">OpenGL </w:t>
       </w:r>
-      <w:proofErr w:type="spellStart"/>
-      <w:r>
-        <w:rPr>
-          <w:rFonts w:ascii="Arial" w:hAnsi="Arial" w:cs="Arial"/>
+      <w:r>
+        <w:rPr>
+          <w:rFonts w:ascii="Arial" w:cs="Arial" w:hAnsi="Arial"/>
           <w:i/>
           <w:iCs/>
           <w:sz w:val="22"/>
@@ -2281,10 +2388,9 @@
         </w:rPr>
         <w:t>Programming</w:t>
       </w:r>
-      <w:proofErr w:type="spellEnd"/>
-      <w:r>
-        <w:rPr>
-          <w:rFonts w:ascii="Arial" w:hAnsi="Arial" w:cs="Arial"/>
+      <w:r>
+        <w:rPr>
+          <w:rFonts w:ascii="Arial" w:cs="Arial" w:hAnsi="Arial"/>
           <w:i/>
           <w:iCs/>
           <w:sz w:val="22"/>
@@ -2292,10 +2398,9 @@
         </w:rPr>
         <w:t xml:space="preserve"> </w:t>
       </w:r>
-      <w:proofErr w:type="spellStart"/>
-      <w:r>
-        <w:rPr>
-          <w:rFonts w:ascii="Arial" w:hAnsi="Arial" w:cs="Arial"/>
+      <w:r>
+        <w:rPr>
+          <w:rFonts w:ascii="Arial" w:cs="Arial" w:hAnsi="Arial"/>
           <w:i/>
           <w:iCs/>
           <w:sz w:val="22"/>
@@ -2303,10 +2408,9 @@
         </w:rPr>
         <w:t>Guide</w:t>
       </w:r>
-      <w:proofErr w:type="spellEnd"/>
-      <w:r>
-        <w:rPr>
-          <w:rFonts w:ascii="Arial" w:hAnsi="Arial" w:cs="Arial"/>
+      <w:r>
+        <w:rPr>
+          <w:rFonts w:ascii="Arial" w:cs="Arial" w:hAnsi="Arial"/>
           <w:sz w:val="22"/>
           <w:szCs w:val="22"/>
         </w:rPr>
@@ -2315,33 +2419,32 @@
     </w:p>
     <w:p>
       <w:pPr>
+        <w:pStyle w:val="style0"/>
         <w:numPr>
           <w:ilvl w:val="0"/>
           <w:numId w:val="4"/>
         </w:numPr>
         <w:tabs>
           <w:tab w:val="clear" w:pos="360"/>
-          <w:tab w:val="num" w:pos="720"/>
-        </w:tabs>
-        <w:jc w:val="both"/>
-        <w:rPr>
-          <w:rFonts w:ascii="Arial" w:hAnsi="Arial" w:cs="Arial"/>
-          <w:sz w:val="22"/>
-          <w:szCs w:val="22"/>
-        </w:rPr>
-      </w:pPr>
-      <w:r>
-        <w:rPr>
-          <w:rFonts w:ascii="Arial" w:hAnsi="Arial" w:cs="Arial"/>
+        </w:tabs>
+        <w:jc w:val="both"/>
+        <w:rPr>
+          <w:rFonts w:ascii="Arial" w:cs="Arial" w:hAnsi="Arial"/>
+          <w:sz w:val="22"/>
+          <w:szCs w:val="22"/>
+        </w:rPr>
+      </w:pPr>
+      <w:r>
+        <w:rPr>
+          <w:rFonts w:ascii="Arial" w:cs="Arial" w:hAnsi="Arial"/>
           <w:sz w:val="22"/>
           <w:szCs w:val="22"/>
         </w:rPr>
         <w:t xml:space="preserve">ANGEL, Edward; SHREINER, Dave. </w:t>
       </w:r>
-      <w:proofErr w:type="spellStart"/>
-      <w:r>
-        <w:rPr>
-          <w:rFonts w:ascii="Arial" w:hAnsi="Arial" w:cs="Arial"/>
+      <w:r>
+        <w:rPr>
+          <w:rFonts w:ascii="Arial" w:cs="Arial" w:hAnsi="Arial"/>
           <w:i/>
           <w:iCs/>
           <w:sz w:val="22"/>
@@ -2349,10 +2452,9 @@
         </w:rPr>
         <w:t>Interactive</w:t>
       </w:r>
-      <w:proofErr w:type="spellEnd"/>
-      <w:r>
-        <w:rPr>
-          <w:rFonts w:ascii="Arial" w:hAnsi="Arial" w:cs="Arial"/>
+      <w:r>
+        <w:rPr>
+          <w:rFonts w:ascii="Arial" w:cs="Arial" w:hAnsi="Arial"/>
           <w:i/>
           <w:iCs/>
           <w:sz w:val="22"/>
@@ -2360,10 +2462,9 @@
         </w:rPr>
         <w:t xml:space="preserve"> Computer </w:t>
       </w:r>
-      <w:proofErr w:type="spellStart"/>
-      <w:r>
-        <w:rPr>
-          <w:rFonts w:ascii="Arial" w:hAnsi="Arial" w:cs="Arial"/>
+      <w:r>
+        <w:rPr>
+          <w:rFonts w:ascii="Arial" w:cs="Arial" w:hAnsi="Arial"/>
           <w:i/>
           <w:iCs/>
           <w:sz w:val="22"/>
@@ -2371,10 +2472,9 @@
         </w:rPr>
         <w:t>Graphics</w:t>
       </w:r>
-      <w:proofErr w:type="spellEnd"/>
-      <w:r>
-        <w:rPr>
-          <w:rFonts w:ascii="Arial" w:hAnsi="Arial" w:cs="Arial"/>
+      <w:r>
+        <w:rPr>
+          <w:rFonts w:ascii="Arial" w:cs="Arial" w:hAnsi="Arial"/>
           <w:sz w:val="22"/>
           <w:szCs w:val="22"/>
         </w:rPr>
@@ -2383,100 +2483,130 @@
     </w:p>
     <w:p>
       <w:pPr>
+        <w:pStyle w:val="style0"/>
         <w:numPr>
           <w:ilvl w:val="0"/>
           <w:numId w:val="4"/>
         </w:numPr>
         <w:tabs>
           <w:tab w:val="clear" w:pos="360"/>
-          <w:tab w:val="num" w:pos="720"/>
-        </w:tabs>
-        <w:jc w:val="both"/>
-        <w:rPr>
-          <w:rFonts w:ascii="Arial" w:hAnsi="Arial" w:cs="Arial"/>
-          <w:sz w:val="22"/>
-          <w:szCs w:val="22"/>
-        </w:rPr>
-      </w:pPr>
-      <w:r>
-        <w:rPr>
-          <w:rFonts w:ascii="Arial" w:hAnsi="Arial" w:cs="Arial"/>
+        </w:tabs>
+        <w:jc w:val="both"/>
+        <w:rPr>
+          <w:rFonts w:ascii="Arial" w:cs="Arial" w:hAnsi="Arial"/>
+          <w:sz w:val="22"/>
+          <w:szCs w:val="22"/>
+        </w:rPr>
+      </w:pPr>
+      <w:r>
+        <w:rPr>
+          <w:rFonts w:ascii="Arial" w:cs="Arial" w:hAnsi="Arial"/>
           <w:sz w:val="22"/>
           <w:szCs w:val="22"/>
         </w:rPr>
         <w:t xml:space="preserve">Site oficial do OpenGL: </w:t>
       </w:r>
-      <w:hyperlink r:id="rId7" w:history="1">
-        <w:r>
-          <w:rPr>
-            <w:rStyle w:val="Hyperlink"/>
-            <w:rFonts w:ascii="Arial" w:hAnsi="Arial" w:cs="Arial"/>
-            <w:sz w:val="22"/>
-            <w:szCs w:val="22"/>
-          </w:rPr>
-          <w:t>https://www.opengl.org</w:t>
-        </w:r>
-      </w:hyperlink>
-    </w:p>
-    <w:p>
-      <w:pPr>
+      <w:r>
+        <w:rPr/>
+        <w:fldChar w:fldCharType="begin"/>
+      </w:r>
+      <w:r>
+        <w:instrText xml:space="preserve"> HYPERLINK "https://www.opengl.org" </w:instrText>
+      </w:r>
+      <w:r>
+        <w:rPr/>
+        <w:fldChar w:fldCharType="separate"/>
+      </w:r>
+      <w:r>
+        <w:rPr>
+          <w:rStyle w:val="style85"/>
+          <w:rFonts w:ascii="Arial" w:cs="Arial" w:hAnsi="Arial"/>
+          <w:sz w:val="22"/>
+          <w:szCs w:val="22"/>
+        </w:rPr>
+        <w:t>https://www.opengl.org</w:t>
+      </w:r>
+      <w:r>
+        <w:rPr/>
+        <w:fldChar w:fldCharType="end"/>
+      </w:r>
+    </w:p>
+    <w:p>
+      <w:pPr>
+        <w:pStyle w:val="style0"/>
         <w:numPr>
           <w:ilvl w:val="0"/>
           <w:numId w:val="4"/>
         </w:numPr>
         <w:tabs>
           <w:tab w:val="clear" w:pos="360"/>
-          <w:tab w:val="num" w:pos="720"/>
-        </w:tabs>
-        <w:jc w:val="both"/>
-        <w:rPr>
-          <w:rFonts w:ascii="Arial" w:hAnsi="Arial" w:cs="Arial"/>
-          <w:sz w:val="22"/>
-          <w:szCs w:val="22"/>
-        </w:rPr>
-      </w:pPr>
-      <w:r>
-        <w:rPr>
-          <w:rFonts w:ascii="Arial" w:hAnsi="Arial" w:cs="Arial"/>
+        </w:tabs>
+        <w:jc w:val="both"/>
+        <w:rPr>
+          <w:rFonts w:ascii="Arial" w:cs="Arial" w:hAnsi="Arial"/>
+          <w:sz w:val="22"/>
+          <w:szCs w:val="22"/>
+        </w:rPr>
+      </w:pPr>
+      <w:r>
+        <w:rPr>
+          <w:rFonts w:ascii="Arial" w:cs="Arial" w:hAnsi="Arial"/>
           <w:sz w:val="22"/>
           <w:szCs w:val="22"/>
         </w:rPr>
         <w:t xml:space="preserve">Documentação GLFW: </w:t>
       </w:r>
-      <w:hyperlink r:id="rId8" w:history="1">
-        <w:r>
-          <w:rPr>
-            <w:rStyle w:val="Hyperlink"/>
-            <w:rFonts w:ascii="Arial" w:hAnsi="Arial" w:cs="Arial"/>
-            <w:sz w:val="22"/>
-            <w:szCs w:val="22"/>
-          </w:rPr>
-          <w:t>https://www.glfw.org</w:t>
-        </w:r>
-      </w:hyperlink>
-    </w:p>
-    <w:p>
-      <w:pPr>
-        <w:jc w:val="both"/>
-        <w:rPr>
-          <w:rFonts w:ascii="Arial" w:hAnsi="Arial" w:cs="Arial"/>
-          <w:sz w:val="22"/>
-          <w:szCs w:val="22"/>
-        </w:rPr>
-      </w:pPr>
-      <w:r>
-        <w:rPr>
-          <w:rFonts w:ascii="Arial" w:hAnsi="Arial" w:cs="Arial"/>
-          <w:sz w:val="22"/>
-          <w:szCs w:val="22"/>
-        </w:rPr>
-        <w:pict w14:anchorId="3BE89835">
-          <v:rect id="_x0000_i1034" style="width:0;height:1.5pt" o:hralign="right" o:hrstd="t" o:hr="t" fillcolor="#a0a0a0" stroked="f"/>
+      <w:r>
+        <w:rPr/>
+        <w:fldChar w:fldCharType="begin"/>
+      </w:r>
+      <w:r>
+        <w:instrText xml:space="preserve"> HYPERLINK "https://www.glfw.org" </w:instrText>
+      </w:r>
+      <w:r>
+        <w:rPr/>
+        <w:fldChar w:fldCharType="separate"/>
+      </w:r>
+      <w:r>
+        <w:rPr>
+          <w:rStyle w:val="style85"/>
+          <w:rFonts w:ascii="Arial" w:cs="Arial" w:hAnsi="Arial"/>
+          <w:sz w:val="22"/>
+          <w:szCs w:val="22"/>
+        </w:rPr>
+        <w:t>https://www.glfw.org</w:t>
+      </w:r>
+      <w:r>
+        <w:rPr/>
+        <w:fldChar w:fldCharType="end"/>
+      </w:r>
+    </w:p>
+    <w:p>
+      <w:pPr>
+        <w:pStyle w:val="style0"/>
+        <w:jc w:val="both"/>
+        <w:rPr>
+          <w:rFonts w:ascii="Arial" w:cs="Arial" w:hAnsi="Arial"/>
+          <w:sz w:val="22"/>
+          <w:szCs w:val="22"/>
+        </w:rPr>
+      </w:pPr>
+      <w:r>
+        <w:rPr>
+          <w:rFonts w:ascii="Arial" w:cs="Arial" w:hAnsi="Arial"/>
+          <w:sz w:val="22"/>
+          <w:szCs w:val="22"/>
+        </w:rPr>
+        <w:pict>
+          <v:rect id="1035" fillcolor="#a0a0a0" stroked="f" style="margin-left:0.0pt;margin-top:0.0pt;width:0.0pt;height:1.5pt;mso-wrap-distance-left:0.0pt;mso-wrap-distance-right:0.0pt;visibility:visible;" o:hr="t" o:hralign="right" o:hrstd="t">
+            <v:stroke on="f"/>
+            <v:fill/>
+          </v:rect>
         </w:pict>
       </w:r>
     </w:p>
     <w:sectPr>
-      <w:pgSz w:w="11906" w:h="16838"/>
+      <w:pgSz w:w="11906" w:h="16838" w:orient="portrait"/>
       <w:pgMar w:top="1417" w:right="1701" w:bottom="1417" w:left="1701" w:header="708" w:footer="708" w:gutter="0"/>
       <w:cols w:space="708"/>
       <w:docGrid w:linePitch="360"/>
@@ -2486,9 +2616,9 @@
 </file>
 
 <file path=word/numbering.xml><?xml version="1.0" encoding="utf-8"?>
-<w:numbering xmlns:wpc="http://schemas.microsoft.com/office/word/2010/wordprocessingCanvas" xmlns:cx="http://schemas.microsoft.com/office/drawing/2014/chartex" xmlns:cx1="http://schemas.microsoft.com/office/drawing/2015/9/8/chartex" xmlns:cx2="http://schemas.microsoft.com/office/drawing/2015/10/21/chartex" xmlns:cx3="http://schemas.microsoft.com/office/drawing/2016/5/9/chartex" xmlns:cx4="http://schemas.microsoft.com/office/drawing/2016/5/10/chartex" xmlns:cx5="http://schemas.microsoft.com/office/drawing/2016/5/11/chartex" xmlns:cx6="http://schemas.microsoft.com/office/drawing/2016/5/12/chartex" xmlns:cx7="http://schemas.microsoft.com/office/drawing/2016/5/13/chartex" xmlns:cx8="http://schemas.microsoft.com/office/drawing/2016/5/14/chartex" xmlns:mc="http://schemas.openxmlformats.org/markup-compatibility/2006" xmlns:aink="http://schemas.microsoft.com/office/drawing/2016/ink" xmlns:am3d="http://schemas.microsoft.com/office/drawing/2017/model3d" xmlns:o="urn:schemas-microsoft-com:office:office" xmlns:oel="http://schemas.microsoft.com/office/2019/extlst" xmlns:r="http://schemas.openxmlformats.org/officeDocument/2006/relationships" xmlns:m="http://schemas.openxmlformats.org/officeDocument/2006/math" xmlns:v="urn:schemas-microsoft-com:vml" xmlns:wp14="http://schemas.microsoft.com/office/word/2010/wordprocessingDrawing" xmlns:wp="http://schemas.openxmlformats.org/drawingml/2006/wordprocessingDrawing" xmlns:w10="urn:schemas-microsoft-com:office:word" xmlns:w="http://schemas.openxmlformats.org/wordprocessingml/2006/main" xmlns:w14="http://schemas.microsoft.com/office/word/2010/wordml" xmlns:w15="http://schemas.microsoft.com/office/word/2012/wordml" xmlns:w16cex="http://schemas.microsoft.com/office/word/2018/wordml/cex" xmlns:w16cid="http://schemas.microsoft.com/office/word/2016/wordml/cid" xmlns:w16="http://schemas.microsoft.com/office/word/2018/wordml" xmlns:w16du="http://schemas.microsoft.com/office/word/2023/wordml/word16du" xmlns:w16sdtdh="http://schemas.microsoft.com/office/word/2020/wordml/sdtdatahash" xmlns:w16sdtfl="http://schemas.microsoft.com/office/word/2024/wordml/sdtformatlock" xmlns:w16se="http://schemas.microsoft.com/office/word/2015/wordml/symex" xmlns:wpg="http://schemas.microsoft.com/office/word/2010/wordprocessingGroup" xmlns:wpi="http://schemas.microsoft.com/office/word/2010/wordprocessingInk" xmlns:wne="http://schemas.microsoft.com/office/word/2006/wordml" xmlns:wps="http://schemas.microsoft.com/office/word/2010/wordprocessingShape" mc:Ignorable="w14 w15 w16se w16cid w16 w16cex w16sdtdh w16sdtfl w16du wp14">
-  <w:abstractNum w:abstractNumId="0" w15:restartNumberingAfterBreak="0">
-    <w:nsid w:val="119A6534"/>
+<w:numbering xmlns:wpc="http://schemas.microsoft.com/office/word/2010/wordprocessingCanvas" xmlns:mc="http://schemas.openxmlformats.org/markup-compatibility/2006" xmlns:o="urn:schemas-microsoft-com:office:office" xmlns:r="http://schemas.openxmlformats.org/package/2006/relationships" xmlns:m="http://schemas.openxmlformats.org/officeDocument/2006/math" xmlns:v="urn:schemas-microsoft-com:vml" xmlns:wp14="http://schemas.microsoft.com/office/word/2010/wordprocessingDrawing" xmlns:wp="http://schemas.openxmlformats.org/drawingml/2006/wordprocessingDrawing" xmlns:w10="urn:schemas-microsoft-com:office:word" xmlns:w="http://schemas.openxmlformats.org/wordprocessingml/2006/main" xmlns:w14="http://schemas.microsoft.com/office/word/2010/wordml" xmlns:wpg="http://schemas.microsoft.com/office/word/2010/wordprocessingGroup" xmlns:wpi="http://schemas.microsoft.com/office/word/2010/wordprocessingInk" xmlns:wne="http://schemas.microsoft.com/office/word/2006/wordml" xmlns:wps="http://schemas.microsoft.com/office/word/2010/wordprocessingShape" mc:Ignorable="w14 wp14">
+  <w:abstractNum w:abstractNumId="0">
+    <w:nsid w:val="00000000"/>
     <w:multiLevelType w:val="multilevel"/>
     <w:tmpl w:val="829E8022"/>
     <w:lvl w:ilvl="0">
@@ -2498,7 +2628,7 @@
       <w:lvlJc w:val="left"/>
       <w:pPr>
         <w:tabs>
-          <w:tab w:val="num" w:pos="720"/>
+          <w:tab w:val="left" w:leader="none" w:pos="720"/>
         </w:tabs>
         <w:ind w:left="720" w:hanging="360"/>
       </w:pPr>
@@ -2514,7 +2644,7 @@
       <w:lvlJc w:val="left"/>
       <w:pPr>
         <w:tabs>
-          <w:tab w:val="num" w:pos="1440"/>
+          <w:tab w:val="left" w:leader="none" w:pos="1440"/>
         </w:tabs>
         <w:ind w:left="1440" w:hanging="360"/>
       </w:pPr>
@@ -2530,7 +2660,7 @@
       <w:lvlJc w:val="left"/>
       <w:pPr>
         <w:tabs>
-          <w:tab w:val="num" w:pos="2160"/>
+          <w:tab w:val="left" w:leader="none" w:pos="2160"/>
         </w:tabs>
         <w:ind w:left="2160" w:hanging="360"/>
       </w:pPr>
@@ -2546,7 +2676,7 @@
       <w:lvlJc w:val="left"/>
       <w:pPr>
         <w:tabs>
-          <w:tab w:val="num" w:pos="2880"/>
+          <w:tab w:val="left" w:leader="none" w:pos="2880"/>
         </w:tabs>
         <w:ind w:left="2880" w:hanging="360"/>
       </w:pPr>
@@ -2562,7 +2692,7 @@
       <w:lvlJc w:val="left"/>
       <w:pPr>
         <w:tabs>
-          <w:tab w:val="num" w:pos="3600"/>
+          <w:tab w:val="left" w:leader="none" w:pos="3600"/>
         </w:tabs>
         <w:ind w:left="3600" w:hanging="360"/>
       </w:pPr>
@@ -2578,7 +2708,7 @@
       <w:lvlJc w:val="left"/>
       <w:pPr>
         <w:tabs>
-          <w:tab w:val="num" w:pos="4320"/>
+          <w:tab w:val="left" w:leader="none" w:pos="4320"/>
         </w:tabs>
         <w:ind w:left="4320" w:hanging="360"/>
       </w:pPr>
@@ -2594,7 +2724,7 @@
       <w:lvlJc w:val="left"/>
       <w:pPr>
         <w:tabs>
-          <w:tab w:val="num" w:pos="5040"/>
+          <w:tab w:val="left" w:leader="none" w:pos="5040"/>
         </w:tabs>
         <w:ind w:left="5040" w:hanging="360"/>
       </w:pPr>
@@ -2610,7 +2740,7 @@
       <w:lvlJc w:val="left"/>
       <w:pPr>
         <w:tabs>
-          <w:tab w:val="num" w:pos="5760"/>
+          <w:tab w:val="left" w:leader="none" w:pos="5760"/>
         </w:tabs>
         <w:ind w:left="5760" w:hanging="360"/>
       </w:pPr>
@@ -2626,7 +2756,7 @@
       <w:lvlJc w:val="left"/>
       <w:pPr>
         <w:tabs>
-          <w:tab w:val="num" w:pos="6480"/>
+          <w:tab w:val="left" w:leader="none" w:pos="6480"/>
         </w:tabs>
         <w:ind w:left="6480" w:hanging="360"/>
       </w:pPr>
@@ -2636,8 +2766,8 @@
       </w:rPr>
     </w:lvl>
   </w:abstractNum>
-  <w:abstractNum w:abstractNumId="1" w15:restartNumberingAfterBreak="0">
-    <w:nsid w:val="1CCA2F5F"/>
+  <w:abstractNum w:abstractNumId="1">
+    <w:nsid w:val="00000001"/>
     <w:multiLevelType w:val="multilevel"/>
     <w:tmpl w:val="29505E80"/>
     <w:lvl w:ilvl="0">
@@ -2647,7 +2777,7 @@
       <w:lvlJc w:val="left"/>
       <w:pPr>
         <w:tabs>
-          <w:tab w:val="num" w:pos="360"/>
+          <w:tab w:val="left" w:leader="none" w:pos="360"/>
         </w:tabs>
         <w:ind w:left="360" w:hanging="360"/>
       </w:pPr>
@@ -2659,7 +2789,7 @@
       <w:lvlJc w:val="left"/>
       <w:pPr>
         <w:tabs>
-          <w:tab w:val="num" w:pos="1080"/>
+          <w:tab w:val="left" w:leader="none" w:pos="1080"/>
         </w:tabs>
         <w:ind w:left="1080" w:hanging="360"/>
       </w:pPr>
@@ -2671,7 +2801,7 @@
       <w:lvlJc w:val="left"/>
       <w:pPr>
         <w:tabs>
-          <w:tab w:val="num" w:pos="1800"/>
+          <w:tab w:val="left" w:leader="none" w:pos="1800"/>
         </w:tabs>
         <w:ind w:left="1800" w:hanging="360"/>
       </w:pPr>
@@ -2683,7 +2813,7 @@
       <w:lvlJc w:val="left"/>
       <w:pPr>
         <w:tabs>
-          <w:tab w:val="num" w:pos="2520"/>
+          <w:tab w:val="left" w:leader="none" w:pos="2520"/>
         </w:tabs>
         <w:ind w:left="2520" w:hanging="360"/>
       </w:pPr>
@@ -2695,7 +2825,7 @@
       <w:lvlJc w:val="left"/>
       <w:pPr>
         <w:tabs>
-          <w:tab w:val="num" w:pos="3240"/>
+          <w:tab w:val="left" w:leader="none" w:pos="3240"/>
         </w:tabs>
         <w:ind w:left="3240" w:hanging="360"/>
       </w:pPr>
@@ -2707,7 +2837,7 @@
       <w:lvlJc w:val="left"/>
       <w:pPr>
         <w:tabs>
-          <w:tab w:val="num" w:pos="3960"/>
+          <w:tab w:val="left" w:leader="none" w:pos="3960"/>
         </w:tabs>
         <w:ind w:left="3960" w:hanging="360"/>
       </w:pPr>
@@ -2719,7 +2849,7 @@
       <w:lvlJc w:val="left"/>
       <w:pPr>
         <w:tabs>
-          <w:tab w:val="num" w:pos="4680"/>
+          <w:tab w:val="left" w:leader="none" w:pos="4680"/>
         </w:tabs>
         <w:ind w:left="4680" w:hanging="360"/>
       </w:pPr>
@@ -2731,7 +2861,7 @@
       <w:lvlJc w:val="left"/>
       <w:pPr>
         <w:tabs>
-          <w:tab w:val="num" w:pos="5400"/>
+          <w:tab w:val="left" w:leader="none" w:pos="5400"/>
         </w:tabs>
         <w:ind w:left="5400" w:hanging="360"/>
       </w:pPr>
@@ -2743,14 +2873,14 @@
       <w:lvlJc w:val="left"/>
       <w:pPr>
         <w:tabs>
-          <w:tab w:val="num" w:pos="6120"/>
+          <w:tab w:val="left" w:leader="none" w:pos="6120"/>
         </w:tabs>
         <w:ind w:left="6120" w:hanging="360"/>
       </w:pPr>
     </w:lvl>
   </w:abstractNum>
-  <w:abstractNum w:abstractNumId="2" w15:restartNumberingAfterBreak="0">
-    <w:nsid w:val="4BAC54A4"/>
+  <w:abstractNum w:abstractNumId="2">
+    <w:nsid w:val="00000002"/>
     <w:multiLevelType w:val="multilevel"/>
     <w:tmpl w:val="9C26E67C"/>
     <w:lvl w:ilvl="0">
@@ -2760,7 +2890,7 @@
       <w:lvlJc w:val="left"/>
       <w:pPr>
         <w:tabs>
-          <w:tab w:val="num" w:pos="360"/>
+          <w:tab w:val="left" w:leader="none" w:pos="360"/>
         </w:tabs>
         <w:ind w:left="360" w:hanging="360"/>
       </w:pPr>
@@ -2776,7 +2906,7 @@
       <w:lvlJc w:val="left"/>
       <w:pPr>
         <w:tabs>
-          <w:tab w:val="num" w:pos="1080"/>
+          <w:tab w:val="left" w:leader="none" w:pos="1080"/>
         </w:tabs>
         <w:ind w:left="1080" w:hanging="360"/>
       </w:pPr>
@@ -2792,7 +2922,7 @@
       <w:lvlJc w:val="left"/>
       <w:pPr>
         <w:tabs>
-          <w:tab w:val="num" w:pos="1800"/>
+          <w:tab w:val="left" w:leader="none" w:pos="1800"/>
         </w:tabs>
         <w:ind w:left="1800" w:hanging="360"/>
       </w:pPr>
@@ -2808,7 +2938,7 @@
       <w:lvlJc w:val="left"/>
       <w:pPr>
         <w:tabs>
-          <w:tab w:val="num" w:pos="2520"/>
+          <w:tab w:val="left" w:leader="none" w:pos="2520"/>
         </w:tabs>
         <w:ind w:left="2520" w:hanging="360"/>
       </w:pPr>
@@ -2824,7 +2954,7 @@
       <w:lvlJc w:val="left"/>
       <w:pPr>
         <w:tabs>
-          <w:tab w:val="num" w:pos="3240"/>
+          <w:tab w:val="left" w:leader="none" w:pos="3240"/>
         </w:tabs>
         <w:ind w:left="3240" w:hanging="360"/>
       </w:pPr>
@@ -2840,7 +2970,7 @@
       <w:lvlJc w:val="left"/>
       <w:pPr>
         <w:tabs>
-          <w:tab w:val="num" w:pos="3960"/>
+          <w:tab w:val="left" w:leader="none" w:pos="3960"/>
         </w:tabs>
         <w:ind w:left="3960" w:hanging="360"/>
       </w:pPr>
@@ -2856,7 +2986,7 @@
       <w:lvlJc w:val="left"/>
       <w:pPr>
         <w:tabs>
-          <w:tab w:val="num" w:pos="4680"/>
+          <w:tab w:val="left" w:leader="none" w:pos="4680"/>
         </w:tabs>
         <w:ind w:left="4680" w:hanging="360"/>
       </w:pPr>
@@ -2872,7 +3002,7 @@
       <w:lvlJc w:val="left"/>
       <w:pPr>
         <w:tabs>
-          <w:tab w:val="num" w:pos="5400"/>
+          <w:tab w:val="left" w:leader="none" w:pos="5400"/>
         </w:tabs>
         <w:ind w:left="5400" w:hanging="360"/>
       </w:pPr>
@@ -2888,7 +3018,7 @@
       <w:lvlJc w:val="left"/>
       <w:pPr>
         <w:tabs>
-          <w:tab w:val="num" w:pos="6120"/>
+          <w:tab w:val="left" w:leader="none" w:pos="6120"/>
         </w:tabs>
         <w:ind w:left="6120" w:hanging="360"/>
       </w:pPr>
@@ -2898,8 +3028,8 @@
       </w:rPr>
     </w:lvl>
   </w:abstractNum>
-  <w:abstractNum w:abstractNumId="3" w15:restartNumberingAfterBreak="0">
-    <w:nsid w:val="758E1DE1"/>
+  <w:abstractNum w:abstractNumId="3">
+    <w:nsid w:val="00000003"/>
     <w:multiLevelType w:val="multilevel"/>
     <w:tmpl w:val="F62A5B42"/>
     <w:lvl w:ilvl="0">
@@ -2909,7 +3039,7 @@
       <w:lvlJc w:val="left"/>
       <w:pPr>
         <w:tabs>
-          <w:tab w:val="num" w:pos="360"/>
+          <w:tab w:val="left" w:leader="none" w:pos="360"/>
         </w:tabs>
         <w:ind w:left="360" w:hanging="360"/>
       </w:pPr>
@@ -2925,7 +3055,7 @@
       <w:lvlJc w:val="left"/>
       <w:pPr>
         <w:tabs>
-          <w:tab w:val="num" w:pos="1080"/>
+          <w:tab w:val="left" w:leader="none" w:pos="1080"/>
         </w:tabs>
         <w:ind w:left="1080" w:hanging="360"/>
       </w:pPr>
@@ -2941,7 +3071,7 @@
       <w:lvlJc w:val="left"/>
       <w:pPr>
         <w:tabs>
-          <w:tab w:val="num" w:pos="1800"/>
+          <w:tab w:val="left" w:leader="none" w:pos="1800"/>
         </w:tabs>
         <w:ind w:left="1800" w:hanging="360"/>
       </w:pPr>
@@ -2957,7 +3087,7 @@
       <w:lvlJc w:val="left"/>
       <w:pPr>
         <w:tabs>
-          <w:tab w:val="num" w:pos="2520"/>
+          <w:tab w:val="left" w:leader="none" w:pos="2520"/>
         </w:tabs>
         <w:ind w:left="2520" w:hanging="360"/>
       </w:pPr>
@@ -2973,7 +3103,7 @@
       <w:lvlJc w:val="left"/>
       <w:pPr>
         <w:tabs>
-          <w:tab w:val="num" w:pos="3240"/>
+          <w:tab w:val="left" w:leader="none" w:pos="3240"/>
         </w:tabs>
         <w:ind w:left="3240" w:hanging="360"/>
       </w:pPr>
@@ -2989,7 +3119,7 @@
       <w:lvlJc w:val="left"/>
       <w:pPr>
         <w:tabs>
-          <w:tab w:val="num" w:pos="3960"/>
+          <w:tab w:val="left" w:leader="none" w:pos="3960"/>
         </w:tabs>
         <w:ind w:left="3960" w:hanging="360"/>
       </w:pPr>
@@ -3005,7 +3135,7 @@
       <w:lvlJc w:val="left"/>
       <w:pPr>
         <w:tabs>
-          <w:tab w:val="num" w:pos="4680"/>
+          <w:tab w:val="left" w:leader="none" w:pos="4680"/>
         </w:tabs>
         <w:ind w:left="4680" w:hanging="360"/>
       </w:pPr>
@@ -3021,7 +3151,7 @@
       <w:lvlJc w:val="left"/>
       <w:pPr>
         <w:tabs>
-          <w:tab w:val="num" w:pos="5400"/>
+          <w:tab w:val="left" w:leader="none" w:pos="5400"/>
         </w:tabs>
         <w:ind w:left="5400" w:hanging="360"/>
       </w:pPr>
@@ -3037,7 +3167,7 @@
       <w:lvlJc w:val="left"/>
       <w:pPr>
         <w:tabs>
-          <w:tab w:val="num" w:pos="6120"/>
+          <w:tab w:val="left" w:leader="none" w:pos="6120"/>
         </w:tabs>
         <w:ind w:left="6120" w:hanging="360"/>
       </w:pPr>
@@ -3047,8 +3177,8 @@
       </w:rPr>
     </w:lvl>
   </w:abstractNum>
-  <w:abstractNum w:abstractNumId="4" w15:restartNumberingAfterBreak="0">
-    <w:nsid w:val="79795AF9"/>
+  <w:abstractNum w:abstractNumId="4">
+    <w:nsid w:val="00000004"/>
     <w:multiLevelType w:val="multilevel"/>
     <w:tmpl w:val="A10CD9F4"/>
     <w:lvl w:ilvl="0">
@@ -3058,7 +3188,7 @@
       <w:lvlJc w:val="left"/>
       <w:pPr>
         <w:tabs>
-          <w:tab w:val="num" w:pos="360"/>
+          <w:tab w:val="left" w:leader="none" w:pos="360"/>
         </w:tabs>
         <w:ind w:left="360" w:hanging="360"/>
       </w:pPr>
@@ -3074,7 +3204,7 @@
       <w:lvlJc w:val="left"/>
       <w:pPr>
         <w:tabs>
-          <w:tab w:val="num" w:pos="1080"/>
+          <w:tab w:val="left" w:leader="none" w:pos="1080"/>
         </w:tabs>
         <w:ind w:left="1080" w:hanging="360"/>
       </w:pPr>
@@ -3090,7 +3220,7 @@
       <w:lvlJc w:val="left"/>
       <w:pPr>
         <w:tabs>
-          <w:tab w:val="num" w:pos="1800"/>
+          <w:tab w:val="left" w:leader="none" w:pos="1800"/>
         </w:tabs>
         <w:ind w:left="1800" w:hanging="360"/>
       </w:pPr>
@@ -3106,7 +3236,7 @@
       <w:lvlJc w:val="left"/>
       <w:pPr>
         <w:tabs>
-          <w:tab w:val="num" w:pos="2520"/>
+          <w:tab w:val="left" w:leader="none" w:pos="2520"/>
         </w:tabs>
         <w:ind w:left="2520" w:hanging="360"/>
       </w:pPr>
@@ -3122,7 +3252,7 @@
       <w:lvlJc w:val="left"/>
       <w:pPr>
         <w:tabs>
-          <w:tab w:val="num" w:pos="3240"/>
+          <w:tab w:val="left" w:leader="none" w:pos="3240"/>
         </w:tabs>
         <w:ind w:left="3240" w:hanging="360"/>
       </w:pPr>
@@ -3138,7 +3268,7 @@
       <w:lvlJc w:val="left"/>
       <w:pPr>
         <w:tabs>
-          <w:tab w:val="num" w:pos="3960"/>
+          <w:tab w:val="left" w:leader="none" w:pos="3960"/>
         </w:tabs>
         <w:ind w:left="3960" w:hanging="360"/>
       </w:pPr>
@@ -3154,7 +3284,7 @@
       <w:lvlJc w:val="left"/>
       <w:pPr>
         <w:tabs>
-          <w:tab w:val="num" w:pos="4680"/>
+          <w:tab w:val="left" w:leader="none" w:pos="4680"/>
         </w:tabs>
         <w:ind w:left="4680" w:hanging="360"/>
       </w:pPr>
@@ -3170,7 +3300,7 @@
       <w:lvlJc w:val="left"/>
       <w:pPr>
         <w:tabs>
-          <w:tab w:val="num" w:pos="5400"/>
+          <w:tab w:val="left" w:leader="none" w:pos="5400"/>
         </w:tabs>
         <w:ind w:left="5400" w:hanging="360"/>
       </w:pPr>
@@ -3186,7 +3316,7 @@
       <w:lvlJc w:val="left"/>
       <w:pPr>
         <w:tabs>
-          <w:tab w:val="num" w:pos="6120"/>
+          <w:tab w:val="left" w:leader="none" w:pos="6120"/>
         </w:tabs>
         <w:ind w:left="6120" w:hanging="360"/>
       </w:pPr>
@@ -3196,8 +3326,8 @@
       </w:rPr>
     </w:lvl>
   </w:abstractNum>
-  <w:abstractNum w:abstractNumId="5" w15:restartNumberingAfterBreak="0">
-    <w:nsid w:val="7FB47D0A"/>
+  <w:abstractNum w:abstractNumId="5">
+    <w:nsid w:val="00000005"/>
     <w:multiLevelType w:val="multilevel"/>
     <w:tmpl w:val="87705A34"/>
     <w:lvl w:ilvl="0">
@@ -3207,7 +3337,7 @@
       <w:lvlJc w:val="left"/>
       <w:pPr>
         <w:tabs>
-          <w:tab w:val="num" w:pos="720"/>
+          <w:tab w:val="left" w:leader="none" w:pos="720"/>
         </w:tabs>
         <w:ind w:left="720" w:hanging="360"/>
       </w:pPr>
@@ -3223,7 +3353,7 @@
       <w:lvlJc w:val="left"/>
       <w:pPr>
         <w:tabs>
-          <w:tab w:val="num" w:pos="1440"/>
+          <w:tab w:val="left" w:leader="none" w:pos="1440"/>
         </w:tabs>
         <w:ind w:left="1440" w:hanging="360"/>
       </w:pPr>
@@ -3239,7 +3369,7 @@
       <w:lvlJc w:val="left"/>
       <w:pPr>
         <w:tabs>
-          <w:tab w:val="num" w:pos="2160"/>
+          <w:tab w:val="left" w:leader="none" w:pos="2160"/>
         </w:tabs>
         <w:ind w:left="2160" w:hanging="360"/>
       </w:pPr>
@@ -3255,7 +3385,7 @@
       <w:lvlJc w:val="left"/>
       <w:pPr>
         <w:tabs>
-          <w:tab w:val="num" w:pos="2880"/>
+          <w:tab w:val="left" w:leader="none" w:pos="2880"/>
         </w:tabs>
         <w:ind w:left="2880" w:hanging="360"/>
       </w:pPr>
@@ -3271,7 +3401,7 @@
       <w:lvlJc w:val="left"/>
       <w:pPr>
         <w:tabs>
-          <w:tab w:val="num" w:pos="3600"/>
+          <w:tab w:val="left" w:leader="none" w:pos="3600"/>
         </w:tabs>
         <w:ind w:left="3600" w:hanging="360"/>
       </w:pPr>
@@ -3287,7 +3417,7 @@
       <w:lvlJc w:val="left"/>
       <w:pPr>
         <w:tabs>
-          <w:tab w:val="num" w:pos="4320"/>
+          <w:tab w:val="left" w:leader="none" w:pos="4320"/>
         </w:tabs>
         <w:ind w:left="4320" w:hanging="360"/>
       </w:pPr>
@@ -3303,7 +3433,7 @@
       <w:lvlJc w:val="left"/>
       <w:pPr>
         <w:tabs>
-          <w:tab w:val="num" w:pos="5040"/>
+          <w:tab w:val="left" w:leader="none" w:pos="5040"/>
         </w:tabs>
         <w:ind w:left="5040" w:hanging="360"/>
       </w:pPr>
@@ -3319,7 +3449,7 @@
       <w:lvlJc w:val="left"/>
       <w:pPr>
         <w:tabs>
-          <w:tab w:val="num" w:pos="5760"/>
+          <w:tab w:val="left" w:leader="none" w:pos="5760"/>
         </w:tabs>
         <w:ind w:left="5760" w:hanging="360"/>
       </w:pPr>
@@ -3335,7 +3465,7 @@
       <w:lvlJc w:val="left"/>
       <w:pPr>
         <w:tabs>
-          <w:tab w:val="num" w:pos="6480"/>
+          <w:tab w:val="left" w:leader="none" w:pos="6480"/>
         </w:tabs>
         <w:ind w:left="6480" w:hanging="360"/>
       </w:pPr>
@@ -3345,436 +3475,59 @@
       </w:rPr>
     </w:lvl>
   </w:abstractNum>
-  <w:num w:numId="1" w16cid:durableId="587346693">
+  <w:num w:numId="1">
     <w:abstractNumId w:val="3"/>
   </w:num>
-  <w:num w:numId="2" w16cid:durableId="174659655">
+  <w:num w:numId="2">
     <w:abstractNumId w:val="4"/>
   </w:num>
-  <w:num w:numId="3" w16cid:durableId="1696808044">
+  <w:num w:numId="3">
     <w:abstractNumId w:val="1"/>
   </w:num>
-  <w:num w:numId="4" w16cid:durableId="1576086684">
+  <w:num w:numId="4">
     <w:abstractNumId w:val="2"/>
   </w:num>
-  <w:num w:numId="5" w16cid:durableId="2133281236">
+  <w:num w:numId="5">
     <w:abstractNumId w:val="0"/>
   </w:num>
-  <w:num w:numId="6" w16cid:durableId="38088776">
+  <w:num w:numId="6">
     <w:abstractNumId w:val="5"/>
   </w:num>
 </w:numbering>
 </file>
 
 <file path=word/styles.xml><?xml version="1.0" encoding="utf-8"?>
-<w:styles xmlns:mc="http://schemas.openxmlformats.org/markup-compatibility/2006" xmlns:r="http://schemas.openxmlformats.org/officeDocument/2006/relationships" xmlns:w="http://schemas.openxmlformats.org/wordprocessingml/2006/main" xmlns:w14="http://schemas.microsoft.com/office/word/2010/wordml" xmlns:w15="http://schemas.microsoft.com/office/word/2012/wordml" xmlns:w16cex="http://schemas.microsoft.com/office/word/2018/wordml/cex" xmlns:w16cid="http://schemas.microsoft.com/office/word/2016/wordml/cid" xmlns:w16="http://schemas.microsoft.com/office/word/2018/wordml" xmlns:w16du="http://schemas.microsoft.com/office/word/2023/wordml/word16du" xmlns:w16sdtdh="http://schemas.microsoft.com/office/word/2020/wordml/sdtdatahash" xmlns:w16sdtfl="http://schemas.microsoft.com/office/word/2024/wordml/sdtformatlock" xmlns:w16se="http://schemas.microsoft.com/office/word/2015/wordml/symex" mc:Ignorable="w14 w15 w16se w16cid w16 w16cex w16sdtdh w16sdtfl w16du">
+<w:styles xmlns:mc="http://schemas.openxmlformats.org/markup-compatibility/2006" xmlns:w="http://schemas.openxmlformats.org/wordprocessingml/2006/main" xmlns:w14="http://schemas.microsoft.com/office/word/2010/wordml" mc:Ignorable="w14">
   <w:docDefaults>
     <w:rPrDefault>
       <w:rPr>
-        <w:rFonts w:asciiTheme="minorHAnsi" w:eastAsiaTheme="minorHAnsi" w:hAnsiTheme="minorHAnsi" w:cstheme="minorBidi"/>
+        <w:rFonts w:ascii="Aptos" w:cs="宋体" w:eastAsia="Aptos" w:hAnsi="Aptos"/>
         <w:kern w:val="2"/>
         <w:sz w:val="24"/>
         <w:szCs w:val="24"/>
-        <w:lang w:val="pt-BR" w:eastAsia="en-US" w:bidi="ar-SA"/>
-        <w14:ligatures w14:val="standardContextual"/>
+        <w:lang w:val="pt-BR" w:bidi="ar-SA" w:eastAsia="en-US"/>
+        <w14:ligatures xmlns:w14="http://schemas.microsoft.com/office/word/2010/wordml" w14:val="standardContextual"/>
       </w:rPr>
     </w:rPrDefault>
     <w:pPrDefault>
       <w:pPr>
-        <w:spacing w:after="160" w:line="278" w:lineRule="auto"/>
+        <w:spacing w:after="160" w:lineRule="auto" w:line="278"/>
       </w:pPr>
     </w:pPrDefault>
   </w:docDefaults>
-  <w:latentStyles w:defLockedState="0" w:defUIPriority="99" w:defSemiHidden="0" w:defUnhideWhenUsed="0" w:defQFormat="0" w:count="376">
-    <w:lsdException w:name="Normal" w:uiPriority="0" w:qFormat="1"/>
-    <w:lsdException w:name="heading 1" w:uiPriority="9" w:qFormat="1"/>
-    <w:lsdException w:name="heading 2" w:semiHidden="1" w:uiPriority="9" w:unhideWhenUsed="1" w:qFormat="1"/>
-    <w:lsdException w:name="heading 3" w:semiHidden="1" w:uiPriority="9" w:unhideWhenUsed="1" w:qFormat="1"/>
-    <w:lsdException w:name="heading 4" w:semiHidden="1" w:uiPriority="9" w:unhideWhenUsed="1" w:qFormat="1"/>
-    <w:lsdException w:name="heading 5" w:semiHidden="1" w:uiPriority="9" w:unhideWhenUsed="1" w:qFormat="1"/>
-    <w:lsdException w:name="heading 6" w:semiHidden="1" w:uiPriority="9" w:unhideWhenUsed="1" w:qFormat="1"/>
-    <w:lsdException w:name="heading 7" w:semiHidden="1" w:uiPriority="9" w:unhideWhenUsed="1" w:qFormat="1"/>
-    <w:lsdException w:name="heading 8" w:semiHidden="1" w:uiPriority="9" w:unhideWhenUsed="1" w:qFormat="1"/>
-    <w:lsdException w:name="heading 9" w:semiHidden="1" w:uiPriority="9" w:unhideWhenUsed="1" w:qFormat="1"/>
-    <w:lsdException w:name="index 1" w:semiHidden="1" w:unhideWhenUsed="1"/>
-    <w:lsdException w:name="index 2" w:semiHidden="1" w:unhideWhenUsed="1"/>
-    <w:lsdException w:name="index 3" w:semiHidden="1" w:unhideWhenUsed="1"/>
-    <w:lsdException w:name="index 4" w:semiHidden="1" w:unhideWhenUsed="1"/>
-    <w:lsdException w:name="index 5" w:semiHidden="1" w:unhideWhenUsed="1"/>
-    <w:lsdException w:name="index 6" w:semiHidden="1" w:unhideWhenUsed="1"/>
-    <w:lsdException w:name="index 7" w:semiHidden="1" w:unhideWhenUsed="1"/>
-    <w:lsdException w:name="index 8" w:semiHidden="1" w:unhideWhenUsed="1"/>
-    <w:lsdException w:name="index 9" w:semiHidden="1" w:unhideWhenUsed="1"/>
-    <w:lsdException w:name="toc 1" w:semiHidden="1" w:uiPriority="39" w:unhideWhenUsed="1"/>
-    <w:lsdException w:name="toc 2" w:semiHidden="1" w:uiPriority="39" w:unhideWhenUsed="1"/>
-    <w:lsdException w:name="toc 3" w:semiHidden="1" w:uiPriority="39" w:unhideWhenUsed="1"/>
-    <w:lsdException w:name="toc 4" w:semiHidden="1" w:uiPriority="39" w:unhideWhenUsed="1"/>
-    <w:lsdException w:name="toc 5" w:semiHidden="1" w:uiPriority="39" w:unhideWhenUsed="1"/>
-    <w:lsdException w:name="toc 6" w:semiHidden="1" w:uiPriority="39" w:unhideWhenUsed="1"/>
-    <w:lsdException w:name="toc 7" w:semiHidden="1" w:uiPriority="39" w:unhideWhenUsed="1"/>
-    <w:lsdException w:name="toc 8" w:semiHidden="1" w:uiPriority="39" w:unhideWhenUsed="1"/>
-    <w:lsdException w:name="toc 9" w:semiHidden="1" w:uiPriority="39" w:unhideWhenUsed="1"/>
-    <w:lsdException w:name="Normal Indent" w:semiHidden="1" w:unhideWhenUsed="1"/>
-    <w:lsdException w:name="footnote text" w:semiHidden="1" w:unhideWhenUsed="1"/>
-    <w:lsdException w:name="annotation text" w:semiHidden="1" w:unhideWhenUsed="1"/>
-    <w:lsdException w:name="header" w:semiHidden="1" w:unhideWhenUsed="1"/>
-    <w:lsdException w:name="footer" w:semiHidden="1" w:unhideWhenUsed="1"/>
-    <w:lsdException w:name="index heading" w:semiHidden="1" w:unhideWhenUsed="1"/>
-    <w:lsdException w:name="caption" w:semiHidden="1" w:uiPriority="35" w:unhideWhenUsed="1" w:qFormat="1"/>
-    <w:lsdException w:name="table of figures" w:semiHidden="1" w:unhideWhenUsed="1"/>
-    <w:lsdException w:name="envelope address" w:semiHidden="1" w:unhideWhenUsed="1"/>
-    <w:lsdException w:name="envelope return" w:semiHidden="1" w:unhideWhenUsed="1"/>
-    <w:lsdException w:name="footnote reference" w:semiHidden="1" w:unhideWhenUsed="1"/>
-    <w:lsdException w:name="annotation reference" w:semiHidden="1" w:unhideWhenUsed="1"/>
-    <w:lsdException w:name="line number" w:semiHidden="1" w:unhideWhenUsed="1"/>
-    <w:lsdException w:name="page number" w:semiHidden="1" w:unhideWhenUsed="1"/>
-    <w:lsdException w:name="endnote reference" w:semiHidden="1" w:unhideWhenUsed="1"/>
-    <w:lsdException w:name="endnote text" w:semiHidden="1" w:unhideWhenUsed="1"/>
-    <w:lsdException w:name="table of authorities" w:semiHidden="1" w:unhideWhenUsed="1"/>
-    <w:lsdException w:name="macro" w:semiHidden="1" w:unhideWhenUsed="1"/>
-    <w:lsdException w:name="toa heading" w:semiHidden="1" w:unhideWhenUsed="1"/>
-    <w:lsdException w:name="List" w:semiHidden="1" w:unhideWhenUsed="1"/>
-    <w:lsdException w:name="List Bullet" w:semiHidden="1" w:unhideWhenUsed="1"/>
-    <w:lsdException w:name="List Number" w:semiHidden="1" w:unhideWhenUsed="1"/>
-    <w:lsdException w:name="List 2" w:semiHidden="1" w:unhideWhenUsed="1"/>
-    <w:lsdException w:name="List 3" w:semiHidden="1" w:unhideWhenUsed="1"/>
-    <w:lsdException w:name="List 4" w:semiHidden="1" w:unhideWhenUsed="1"/>
-    <w:lsdException w:name="List 5" w:semiHidden="1" w:unhideWhenUsed="1"/>
-    <w:lsdException w:name="List Bullet 2" w:semiHidden="1" w:unhideWhenUsed="1"/>
-    <w:lsdException w:name="List Bullet 3" w:semiHidden="1" w:unhideWhenUsed="1"/>
-    <w:lsdException w:name="List Bullet 4" w:semiHidden="1" w:unhideWhenUsed="1"/>
-    <w:lsdException w:name="List Bullet 5" w:semiHidden="1" w:unhideWhenUsed="1"/>
-    <w:lsdException w:name="List Number 2" w:semiHidden="1" w:unhideWhenUsed="1"/>
-    <w:lsdException w:name="List Number 3" w:semiHidden="1" w:unhideWhenUsed="1"/>
-    <w:lsdException w:name="List Number 4" w:semiHidden="1" w:unhideWhenUsed="1"/>
-    <w:lsdException w:name="List Number 5" w:semiHidden="1" w:unhideWhenUsed="1"/>
-    <w:lsdException w:name="Title" w:uiPriority="10" w:qFormat="1"/>
-    <w:lsdException w:name="Closing" w:semiHidden="1" w:unhideWhenUsed="1"/>
-    <w:lsdException w:name="Signature" w:semiHidden="1" w:unhideWhenUsed="1"/>
-    <w:lsdException w:name="Default Paragraph Font" w:semiHidden="1" w:uiPriority="1" w:unhideWhenUsed="1"/>
-    <w:lsdException w:name="Body Text" w:semiHidden="1" w:unhideWhenUsed="1"/>
-    <w:lsdException w:name="Body Text Indent" w:semiHidden="1" w:unhideWhenUsed="1"/>
-    <w:lsdException w:name="List Continue" w:semiHidden="1" w:unhideWhenUsed="1"/>
-    <w:lsdException w:name="List Continue 2" w:semiHidden="1" w:unhideWhenUsed="1"/>
-    <w:lsdException w:name="List Continue 3" w:semiHidden="1" w:unhideWhenUsed="1"/>
-    <w:lsdException w:name="List Continue 4" w:semiHidden="1" w:unhideWhenUsed="1"/>
-    <w:lsdException w:name="List Continue 5" w:semiHidden="1" w:unhideWhenUsed="1"/>
-    <w:lsdException w:name="Message Header" w:semiHidden="1" w:unhideWhenUsed="1"/>
-    <w:lsdException w:name="Subtitle" w:uiPriority="11" w:qFormat="1"/>
-    <w:lsdException w:name="Salutation" w:semiHidden="1" w:unhideWhenUsed="1"/>
-    <w:lsdException w:name="Date" w:semiHidden="1" w:unhideWhenUsed="1"/>
-    <w:lsdException w:name="Body Text First Indent" w:semiHidden="1" w:unhideWhenUsed="1"/>
-    <w:lsdException w:name="Body Text First Indent 2" w:semiHidden="1" w:unhideWhenUsed="1"/>
-    <w:lsdException w:name="Note Heading" w:semiHidden="1" w:unhideWhenUsed="1"/>
-    <w:lsdException w:name="Body Text 2" w:semiHidden="1" w:unhideWhenUsed="1"/>
-    <w:lsdException w:name="Body Text 3" w:semiHidden="1" w:unhideWhenUsed="1"/>
-    <w:lsdException w:name="Body Text Indent 2" w:semiHidden="1" w:unhideWhenUsed="1"/>
-    <w:lsdException w:name="Body Text Indent 3" w:semiHidden="1" w:unhideWhenUsed="1"/>
-    <w:lsdException w:name="Block Text" w:semiHidden="1" w:unhideWhenUsed="1"/>
-    <w:lsdException w:name="Hyperlink" w:semiHidden="1" w:unhideWhenUsed="1"/>
-    <w:lsdException w:name="FollowedHyperlink" w:semiHidden="1" w:unhideWhenUsed="1"/>
-    <w:lsdException w:name="Strong" w:uiPriority="22" w:qFormat="1"/>
-    <w:lsdException w:name="Emphasis" w:uiPriority="20" w:qFormat="1"/>
-    <w:lsdException w:name="Document Map" w:semiHidden="1" w:unhideWhenUsed="1"/>
-    <w:lsdException w:name="Plain Text" w:semiHidden="1" w:unhideWhenUsed="1"/>
-    <w:lsdException w:name="E-mail Signature" w:semiHidden="1" w:unhideWhenUsed="1"/>
-    <w:lsdException w:name="HTML Top of Form" w:semiHidden="1" w:unhideWhenUsed="1"/>
-    <w:lsdException w:name="HTML Bottom of Form" w:semiHidden="1" w:unhideWhenUsed="1"/>
-    <w:lsdException w:name="Normal (Web)" w:semiHidden="1" w:unhideWhenUsed="1"/>
-    <w:lsdException w:name="HTML Acronym" w:semiHidden="1" w:unhideWhenUsed="1"/>
-    <w:lsdException w:name="HTML Address" w:semiHidden="1" w:unhideWhenUsed="1"/>
-    <w:lsdException w:name="HTML Cite" w:semiHidden="1" w:unhideWhenUsed="1"/>
-    <w:lsdException w:name="HTML Code" w:semiHidden="1" w:unhideWhenUsed="1"/>
-    <w:lsdException w:name="HTML Definition" w:semiHidden="1" w:unhideWhenUsed="1"/>
-    <w:lsdException w:name="HTML Keyboard" w:semiHidden="1" w:unhideWhenUsed="1"/>
-    <w:lsdException w:name="HTML Preformatted" w:semiHidden="1" w:unhideWhenUsed="1"/>
-    <w:lsdException w:name="HTML Sample" w:semiHidden="1" w:unhideWhenUsed="1"/>
-    <w:lsdException w:name="HTML Typewriter" w:semiHidden="1" w:unhideWhenUsed="1"/>
-    <w:lsdException w:name="HTML Variable" w:semiHidden="1" w:unhideWhenUsed="1"/>
-    <w:lsdException w:name="Normal Table" w:semiHidden="1" w:unhideWhenUsed="1"/>
-    <w:lsdException w:name="annotation subject" w:semiHidden="1" w:unhideWhenUsed="1"/>
-    <w:lsdException w:name="No List" w:semiHidden="1" w:unhideWhenUsed="1"/>
-    <w:lsdException w:name="Outline List 1" w:semiHidden="1" w:unhideWhenUsed="1"/>
-    <w:lsdException w:name="Outline List 2" w:semiHidden="1" w:unhideWhenUsed="1"/>
-    <w:lsdException w:name="Outline List 3" w:semiHidden="1" w:unhideWhenUsed="1"/>
-    <w:lsdException w:name="Table Simple 1" w:semiHidden="1" w:unhideWhenUsed="1"/>
-    <w:lsdException w:name="Table Simple 2" w:semiHidden="1" w:unhideWhenUsed="1"/>
-    <w:lsdException w:name="Table Simple 3" w:semiHidden="1" w:unhideWhenUsed="1"/>
-    <w:lsdException w:name="Table Classic 1" w:semiHidden="1" w:unhideWhenUsed="1"/>
-    <w:lsdException w:name="Table Classic 2" w:semiHidden="1" w:unhideWhenUsed="1"/>
-    <w:lsdException w:name="Table Classic 3" w:semiHidden="1" w:unhideWhenUsed="1"/>
-    <w:lsdException w:name="Table Classic 4" w:semiHidden="1" w:unhideWhenUsed="1"/>
-    <w:lsdException w:name="Table Colorful 1" w:semiHidden="1" w:unhideWhenUsed="1"/>
-    <w:lsdException w:name="Table Colorful 2" w:semiHidden="1" w:unhideWhenUsed="1"/>
-    <w:lsdException w:name="Table Colorful 3" w:semiHidden="1" w:unhideWhenUsed="1"/>
-    <w:lsdException w:name="Table Columns 1" w:semiHidden="1" w:unhideWhenUsed="1"/>
-    <w:lsdException w:name="Table Columns 2" w:semiHidden="1" w:unhideWhenUsed="1"/>
-    <w:lsdException w:name="Table Columns 3" w:semiHidden="1" w:unhideWhenUsed="1"/>
-    <w:lsdException w:name="Table Columns 4" w:semiHidden="1" w:unhideWhenUsed="1"/>
-    <w:lsdException w:name="Table Columns 5" w:semiHidden="1" w:unhideWhenUsed="1"/>
-    <w:lsdException w:name="Table Grid 1" w:semiHidden="1" w:unhideWhenUsed="1"/>
-    <w:lsdException w:name="Table Grid 2" w:semiHidden="1" w:unhideWhenUsed="1"/>
-    <w:lsdException w:name="Table Grid 3" w:semiHidden="1" w:unhideWhenUsed="1"/>
-    <w:lsdException w:name="Table Grid 4" w:semiHidden="1" w:unhideWhenUsed="1"/>
-    <w:lsdException w:name="Table Grid 5" w:semiHidden="1" w:unhideWhenUsed="1"/>
-    <w:lsdException w:name="Table Grid 6" w:semiHidden="1" w:unhideWhenUsed="1"/>
-    <w:lsdException w:name="Table Grid 7" w:semiHidden="1" w:unhideWhenUsed="1"/>
-    <w:lsdException w:name="Table Grid 8" w:semiHidden="1" w:unhideWhenUsed="1"/>
-    <w:lsdException w:name="Table List 1" w:semiHidden="1" w:unhideWhenUsed="1"/>
-    <w:lsdException w:name="Table List 2" w:semiHidden="1" w:unhideWhenUsed="1"/>
-    <w:lsdException w:name="Table List 3" w:semiHidden="1" w:unhideWhenUsed="1"/>
-    <w:lsdException w:name="Table List 4" w:semiHidden="1" w:unhideWhenUsed="1"/>
-    <w:lsdException w:name="Table List 5" w:semiHidden="1" w:unhideWhenUsed="1"/>
-    <w:lsdException w:name="Table List 6" w:semiHidden="1" w:unhideWhenUsed="1"/>
-    <w:lsdException w:name="Table List 7" w:semiHidden="1" w:unhideWhenUsed="1"/>
-    <w:lsdException w:name="Table List 8" w:semiHidden="1" w:unhideWhenUsed="1"/>
-    <w:lsdException w:name="Table 3D effects 1" w:semiHidden="1" w:unhideWhenUsed="1"/>
-    <w:lsdException w:name="Table 3D effects 2" w:semiHidden="1" w:unhideWhenUsed="1"/>
-    <w:lsdException w:name="Table 3D effects 3" w:semiHidden="1" w:unhideWhenUsed="1"/>
-    <w:lsdException w:name="Table Contemporary" w:semiHidden="1" w:unhideWhenUsed="1"/>
-    <w:lsdException w:name="Table Elegant" w:semiHidden="1" w:unhideWhenUsed="1"/>
-    <w:lsdException w:name="Table Professional" w:semiHidden="1" w:unhideWhenUsed="1"/>
-    <w:lsdException w:name="Table Subtle 1" w:semiHidden="1" w:unhideWhenUsed="1"/>
-    <w:lsdException w:name="Table Subtle 2" w:semiHidden="1" w:unhideWhenUsed="1"/>
-    <w:lsdException w:name="Table Web 1" w:semiHidden="1" w:unhideWhenUsed="1"/>
-    <w:lsdException w:name="Table Web 2" w:semiHidden="1" w:unhideWhenUsed="1"/>
-    <w:lsdException w:name="Table Web 3" w:semiHidden="1" w:unhideWhenUsed="1"/>
-    <w:lsdException w:name="Balloon Text" w:semiHidden="1" w:unhideWhenUsed="1"/>
-    <w:lsdException w:name="Table Grid" w:uiPriority="39"/>
-    <w:lsdException w:name="Table Theme" w:semiHidden="1" w:unhideWhenUsed="1"/>
-    <w:lsdException w:name="Placeholder Text" w:semiHidden="1"/>
-    <w:lsdException w:name="No Spacing" w:uiPriority="1" w:qFormat="1"/>
-    <w:lsdException w:name="Light Shading" w:uiPriority="60"/>
-    <w:lsdException w:name="Light List" w:uiPriority="61"/>
-    <w:lsdException w:name="Light Grid" w:uiPriority="62"/>
-    <w:lsdException w:name="Medium Shading 1" w:uiPriority="63"/>
-    <w:lsdException w:name="Medium Shading 2" w:uiPriority="64"/>
-    <w:lsdException w:name="Medium List 1" w:uiPriority="65"/>
-    <w:lsdException w:name="Medium List 2" w:uiPriority="66"/>
-    <w:lsdException w:name="Medium Grid 1" w:uiPriority="67"/>
-    <w:lsdException w:name="Medium Grid 2" w:uiPriority="68"/>
-    <w:lsdException w:name="Medium Grid 3" w:uiPriority="69"/>
-    <w:lsdException w:name="Dark List" w:uiPriority="70"/>
-    <w:lsdException w:name="Colorful Shading" w:uiPriority="71"/>
-    <w:lsdException w:name="Colorful List" w:uiPriority="72"/>
-    <w:lsdException w:name="Colorful Grid" w:uiPriority="73"/>
-    <w:lsdException w:name="Light Shading Accent 1" w:uiPriority="60"/>
-    <w:lsdException w:name="Light List Accent 1" w:uiPriority="61"/>
-    <w:lsdException w:name="Light Grid Accent 1" w:uiPriority="62"/>
-    <w:lsdException w:name="Medium Shading 1 Accent 1" w:uiPriority="63"/>
-    <w:lsdException w:name="Medium Shading 2 Accent 1" w:uiPriority="64"/>
-    <w:lsdException w:name="Medium List 1 Accent 1" w:uiPriority="65"/>
-    <w:lsdException w:name="Revision" w:semiHidden="1"/>
-    <w:lsdException w:name="List Paragraph" w:uiPriority="34" w:qFormat="1"/>
-    <w:lsdException w:name="Quote" w:uiPriority="29" w:qFormat="1"/>
-    <w:lsdException w:name="Intense Quote" w:uiPriority="30" w:qFormat="1"/>
-    <w:lsdException w:name="Medium List 2 Accent 1" w:uiPriority="66"/>
-    <w:lsdException w:name="Medium Grid 1 Accent 1" w:uiPriority="67"/>
-    <w:lsdException w:name="Medium Grid 2 Accent 1" w:uiPriority="68"/>
-    <w:lsdException w:name="Medium Grid 3 Accent 1" w:uiPriority="69"/>
-    <w:lsdException w:name="Dark List Accent 1" w:uiPriority="70"/>
-    <w:lsdException w:name="Colorful Shading Accent 1" w:uiPriority="71"/>
-    <w:lsdException w:name="Colorful List Accent 1" w:uiPriority="72"/>
-    <w:lsdException w:name="Colorful Grid Accent 1" w:uiPriority="73"/>
-    <w:lsdException w:name="Light Shading Accent 2" w:uiPriority="60"/>
-    <w:lsdException w:name="Light List Accent 2" w:uiPriority="61"/>
-    <w:lsdException w:name="Light Grid Accent 2" w:uiPriority="62"/>
-    <w:lsdException w:name="Medium Shading 1 Accent 2" w:uiPriority="63"/>
-    <w:lsdException w:name="Medium Shading 2 Accent 2" w:uiPriority="64"/>
-    <w:lsdException w:name="Medium List 1 Accent 2" w:uiPriority="65"/>
-    <w:lsdException w:name="Medium List 2 Accent 2" w:uiPriority="66"/>
-    <w:lsdException w:name="Medium Grid 1 Accent 2" w:uiPriority="67"/>
-    <w:lsdException w:name="Medium Grid 2 Accent 2" w:uiPriority="68"/>
-    <w:lsdException w:name="Medium Grid 3 Accent 2" w:uiPriority="69"/>
-    <w:lsdException w:name="Dark List Accent 2" w:uiPriority="70"/>
-    <w:lsdException w:name="Colorful Shading Accent 2" w:uiPriority="71"/>
-    <w:lsdException w:name="Colorful List Accent 2" w:uiPriority="72"/>
-    <w:lsdException w:name="Colorful Grid Accent 2" w:uiPriority="73"/>
-    <w:lsdException w:name="Light Shading Accent 3" w:uiPriority="60"/>
-    <w:lsdException w:name="Light List Accent 3" w:uiPriority="61"/>
-    <w:lsdException w:name="Light Grid Accent 3" w:uiPriority="62"/>
-    <w:lsdException w:name="Medium Shading 1 Accent 3" w:uiPriority="63"/>
-    <w:lsdException w:name="Medium Shading 2 Accent 3" w:uiPriority="64"/>
-    <w:lsdException w:name="Medium List 1 Accent 3" w:uiPriority="65"/>
-    <w:lsdException w:name="Medium List 2 Accent 3" w:uiPriority="66"/>
-    <w:lsdException w:name="Medium Grid 1 Accent 3" w:uiPriority="67"/>
-    <w:lsdException w:name="Medium Grid 2 Accent 3" w:uiPriority="68"/>
-    <w:lsdException w:name="Medium Grid 3 Accent 3" w:uiPriority="69"/>
-    <w:lsdException w:name="Dark List Accent 3" w:uiPriority="70"/>
-    <w:lsdException w:name="Colorful Shading Accent 3" w:uiPriority="71"/>
-    <w:lsdException w:name="Colorful List Accent 3" w:uiPriority="72"/>
-    <w:lsdException w:name="Colorful Grid Accent 3" w:uiPriority="73"/>
-    <w:lsdException w:name="Light Shading Accent 4" w:uiPriority="60"/>
-    <w:lsdException w:name="Light List Accent 4" w:uiPriority="61"/>
-    <w:lsdException w:name="Light Grid Accent 4" w:uiPriority="62"/>
-    <w:lsdException w:name="Medium Shading 1 Accent 4" w:uiPriority="63"/>
-    <w:lsdException w:name="Medium Shading 2 Accent 4" w:uiPriority="64"/>
-    <w:lsdException w:name="Medium List 1 Accent 4" w:uiPriority="65"/>
-    <w:lsdException w:name="Medium List 2 Accent 4" w:uiPriority="66"/>
-    <w:lsdException w:name="Medium Grid 1 Accent 4" w:uiPriority="67"/>
-    <w:lsdException w:name="Medium Grid 2 Accent 4" w:uiPriority="68"/>
-    <w:lsdException w:name="Medium Grid 3 Accent 4" w:uiPriority="69"/>
-    <w:lsdException w:name="Dark List Accent 4" w:uiPriority="70"/>
-    <w:lsdException w:name="Colorful Shading Accent 4" w:uiPriority="71"/>
-    <w:lsdException w:name="Colorful List Accent 4" w:uiPriority="72"/>
-    <w:lsdException w:name="Colorful Grid Accent 4" w:uiPriority="73"/>
-    <w:lsdException w:name="Light Shading Accent 5" w:uiPriority="60"/>
-    <w:lsdException w:name="Light List Accent 5" w:uiPriority="61"/>
-    <w:lsdException w:name="Light Grid Accent 5" w:uiPriority="62"/>
-    <w:lsdException w:name="Medium Shading 1 Accent 5" w:uiPriority="63"/>
-    <w:lsdException w:name="Medium Shading 2 Accent 5" w:uiPriority="64"/>
-    <w:lsdException w:name="Medium List 1 Accent 5" w:uiPriority="65"/>
-    <w:lsdException w:name="Medium List 2 Accent 5" w:uiPriority="66"/>
-    <w:lsdException w:name="Medium Grid 1 Accent 5" w:uiPriority="67"/>
-    <w:lsdException w:name="Medium Grid 2 Accent 5" w:uiPriority="68"/>
-    <w:lsdException w:name="Medium Grid 3 Accent 5" w:uiPriority="69"/>
-    <w:lsdException w:name="Dark List Accent 5" w:uiPriority="70"/>
-    <w:lsdException w:name="Colorful Shading Accent 5" w:uiPriority="71"/>
-    <w:lsdException w:name="Colorful List Accent 5" w:uiPriority="72"/>
-    <w:lsdException w:name="Colorful Grid Accent 5" w:uiPriority="73"/>
-    <w:lsdException w:name="Light Shading Accent 6" w:uiPriority="60"/>
-    <w:lsdException w:name="Light List Accent 6" w:uiPriority="61"/>
-    <w:lsdException w:name="Light Grid Accent 6" w:uiPriority="62"/>
-    <w:lsdException w:name="Medium Shading 1 Accent 6" w:uiPriority="63"/>
-    <w:lsdException w:name="Medium Shading 2 Accent 6" w:uiPriority="64"/>
-    <w:lsdException w:name="Medium List 1 Accent 6" w:uiPriority="65"/>
-    <w:lsdException w:name="Medium List 2 Accent 6" w:uiPriority="66"/>
-    <w:lsdException w:name="Medium Grid 1 Accent 6" w:uiPriority="67"/>
-    <w:lsdException w:name="Medium Grid 2 Accent 6" w:uiPriority="68"/>
-    <w:lsdException w:name="Medium Grid 3 Accent 6" w:uiPriority="69"/>
-    <w:lsdException w:name="Dark List Accent 6" w:uiPriority="70"/>
-    <w:lsdException w:name="Colorful Shading Accent 6" w:uiPriority="71"/>
-    <w:lsdException w:name="Colorful List Accent 6" w:uiPriority="72"/>
-    <w:lsdException w:name="Colorful Grid Accent 6" w:uiPriority="73"/>
-    <w:lsdException w:name="Subtle Emphasis" w:uiPriority="19" w:qFormat="1"/>
-    <w:lsdException w:name="Intense Emphasis" w:uiPriority="21" w:qFormat="1"/>
-    <w:lsdException w:name="Subtle Reference" w:uiPriority="31" w:qFormat="1"/>
-    <w:lsdException w:name="Intense Reference" w:uiPriority="32" w:qFormat="1"/>
-    <w:lsdException w:name="Book Title" w:uiPriority="33" w:qFormat="1"/>
-    <w:lsdException w:name="Bibliography" w:semiHidden="1" w:uiPriority="37" w:unhideWhenUsed="1"/>
-    <w:lsdException w:name="TOC Heading" w:semiHidden="1" w:uiPriority="39" w:unhideWhenUsed="1" w:qFormat="1"/>
-    <w:lsdException w:name="Plain Table 1" w:uiPriority="41"/>
-    <w:lsdException w:name="Plain Table 2" w:uiPriority="42"/>
-    <w:lsdException w:name="Plain Table 3" w:uiPriority="43"/>
-    <w:lsdException w:name="Plain Table 4" w:uiPriority="44"/>
-    <w:lsdException w:name="Plain Table 5" w:uiPriority="45"/>
-    <w:lsdException w:name="Grid Table Light" w:uiPriority="40"/>
-    <w:lsdException w:name="Grid Table 1 Light" w:uiPriority="46"/>
-    <w:lsdException w:name="Grid Table 2" w:uiPriority="47"/>
-    <w:lsdException w:name="Grid Table 3" w:uiPriority="48"/>
-    <w:lsdException w:name="Grid Table 4" w:uiPriority="49"/>
-    <w:lsdException w:name="Grid Table 5 Dark" w:uiPriority="50"/>
-    <w:lsdException w:name="Grid Table 6 Colorful" w:uiPriority="51"/>
-    <w:lsdException w:name="Grid Table 7 Colorful" w:uiPriority="52"/>
-    <w:lsdException w:name="Grid Table 1 Light Accent 1" w:uiPriority="46"/>
-    <w:lsdException w:name="Grid Table 2 Accent 1" w:uiPriority="47"/>
-    <w:lsdException w:name="Grid Table 3 Accent 1" w:uiPriority="48"/>
-    <w:lsdException w:name="Grid Table 4 Accent 1" w:uiPriority="49"/>
-    <w:lsdException w:name="Grid Table 5 Dark Accent 1" w:uiPriority="50"/>
-    <w:lsdException w:name="Grid Table 6 Colorful Accent 1" w:uiPriority="51"/>
-    <w:lsdException w:name="Grid Table 7 Colorful Accent 1" w:uiPriority="52"/>
-    <w:lsdException w:name="Grid Table 1 Light Accent 2" w:uiPriority="46"/>
-    <w:lsdException w:name="Grid Table 2 Accent 2" w:uiPriority="47"/>
-    <w:lsdException w:name="Grid Table 3 Accent 2" w:uiPriority="48"/>
-    <w:lsdException w:name="Grid Table 4 Accent 2" w:uiPriority="49"/>
-    <w:lsdException w:name="Grid Table 5 Dark Accent 2" w:uiPriority="50"/>
-    <w:lsdException w:name="Grid Table 6 Colorful Accent 2" w:uiPriority="51"/>
-    <w:lsdException w:name="Grid Table 7 Colorful Accent 2" w:uiPriority="52"/>
-    <w:lsdException w:name="Grid Table 1 Light Accent 3" w:uiPriority="46"/>
-    <w:lsdException w:name="Grid Table 2 Accent 3" w:uiPriority="47"/>
-    <w:lsdException w:name="Grid Table 3 Accent 3" w:uiPriority="48"/>
-    <w:lsdException w:name="Grid Table 4 Accent 3" w:uiPriority="49"/>
-    <w:lsdException w:name="Grid Table 5 Dark Accent 3" w:uiPriority="50"/>
-    <w:lsdException w:name="Grid Table 6 Colorful Accent 3" w:uiPriority="51"/>
-    <w:lsdException w:name="Grid Table 7 Colorful Accent 3" w:uiPriority="52"/>
-    <w:lsdException w:name="Grid Table 1 Light Accent 4" w:uiPriority="46"/>
-    <w:lsdException w:name="Grid Table 2 Accent 4" w:uiPriority="47"/>
-    <w:lsdException w:name="Grid Table 3 Accent 4" w:uiPriority="48"/>
-    <w:lsdException w:name="Grid Table 4 Accent 4" w:uiPriority="49"/>
-    <w:lsdException w:name="Grid Table 5 Dark Accent 4" w:uiPriority="50"/>
-    <w:lsdException w:name="Grid Table 6 Colorful Accent 4" w:uiPriority="51"/>
-    <w:lsdException w:name="Grid Table 7 Colorful Accent 4" w:uiPriority="52"/>
-    <w:lsdException w:name="Grid Table 1 Light Accent 5" w:uiPriority="46"/>
-    <w:lsdException w:name="Grid Table 2 Accent 5" w:uiPriority="47"/>
-    <w:lsdException w:name="Grid Table 3 Accent 5" w:uiPriority="48"/>
-    <w:lsdException w:name="Grid Table 4 Accent 5" w:uiPriority="49"/>
-    <w:lsdException w:name="Grid Table 5 Dark Accent 5" w:uiPriority="50"/>
-    <w:lsdException w:name="Grid Table 6 Colorful Accent 5" w:uiPriority="51"/>
-    <w:lsdException w:name="Grid Table 7 Colorful Accent 5" w:uiPriority="52"/>
-    <w:lsdException w:name="Grid Table 1 Light Accent 6" w:uiPriority="46"/>
-    <w:lsdException w:name="Grid Table 2 Accent 6" w:uiPriority="47"/>
-    <w:lsdException w:name="Grid Table 3 Accent 6" w:uiPriority="48"/>
-    <w:lsdException w:name="Grid Table 4 Accent 6" w:uiPriority="49"/>
-    <w:lsdException w:name="Grid Table 5 Dark Accent 6" w:uiPriority="50"/>
-    <w:lsdException w:name="Grid Table 6 Colorful Accent 6" w:uiPriority="51"/>
-    <w:lsdException w:name="Grid Table 7 Colorful Accent 6" w:uiPriority="52"/>
-    <w:lsdException w:name="List Table 1 Light" w:uiPriority="46"/>
-    <w:lsdException w:name="List Table 2" w:uiPriority="47"/>
-    <w:lsdException w:name="List Table 3" w:uiPriority="48"/>
-    <w:lsdException w:name="List Table 4" w:uiPriority="49"/>
-    <w:lsdException w:name="List Table 5 Dark" w:uiPriority="50"/>
-    <w:lsdException w:name="List Table 6 Colorful" w:uiPriority="51"/>
-    <w:lsdException w:name="List Table 7 Colorful" w:uiPriority="52"/>
-    <w:lsdException w:name="List Table 1 Light Accent 1" w:uiPriority="46"/>
-    <w:lsdException w:name="List Table 2 Accent 1" w:uiPriority="47"/>
-    <w:lsdException w:name="List Table 3 Accent 1" w:uiPriority="48"/>
-    <w:lsdException w:name="List Table 4 Accent 1" w:uiPriority="49"/>
-    <w:lsdException w:name="List Table 5 Dark Accent 1" w:uiPriority="50"/>
-    <w:lsdException w:name="List Table 6 Colorful Accent 1" w:uiPriority="51"/>
-    <w:lsdException w:name="List Table 7 Colorful Accent 1" w:uiPriority="52"/>
-    <w:lsdException w:name="List Table 1 Light Accent 2" w:uiPriority="46"/>
-    <w:lsdException w:name="List Table 2 Accent 2" w:uiPriority="47"/>
-    <w:lsdException w:name="List Table 3 Accent 2" w:uiPriority="48"/>
-    <w:lsdException w:name="List Table 4 Accent 2" w:uiPriority="49"/>
-    <w:lsdException w:name="List Table 5 Dark Accent 2" w:uiPriority="50"/>
-    <w:lsdException w:name="List Table 6 Colorful Accent 2" w:uiPriority="51"/>
-    <w:lsdException w:name="List Table 7 Colorful Accent 2" w:uiPriority="52"/>
-    <w:lsdException w:name="List Table 1 Light Accent 3" w:uiPriority="46"/>
-    <w:lsdException w:name="List Table 2 Accent 3" w:uiPriority="47"/>
-    <w:lsdException w:name="List Table 3 Accent 3" w:uiPriority="48"/>
-    <w:lsdException w:name="List Table 4 Accent 3" w:uiPriority="49"/>
-    <w:lsdException w:name="List Table 5 Dark Accent 3" w:uiPriority="50"/>
-    <w:lsdException w:name="List Table 6 Colorful Accent 3" w:uiPriority="51"/>
-    <w:lsdException w:name="List Table 7 Colorful Accent 3" w:uiPriority="52"/>
-    <w:lsdException w:name="List Table 1 Light Accent 4" w:uiPriority="46"/>
-    <w:lsdException w:name="List Table 2 Accent 4" w:uiPriority="47"/>
-    <w:lsdException w:name="List Table 3 Accent 4" w:uiPriority="48"/>
-    <w:lsdException w:name="List Table 4 Accent 4" w:uiPriority="49"/>
-    <w:lsdException w:name="List Table 5 Dark Accent 4" w:uiPriority="50"/>
-    <w:lsdException w:name="List Table 6 Colorful Accent 4" w:uiPriority="51"/>
-    <w:lsdException w:name="List Table 7 Colorful Accent 4" w:uiPriority="52"/>
-    <w:lsdException w:name="List Table 1 Light Accent 5" w:uiPriority="46"/>
-    <w:lsdException w:name="List Table 2 Accent 5" w:uiPriority="47"/>
-    <w:lsdException w:name="List Table 3 Accent 5" w:uiPriority="48"/>
-    <w:lsdException w:name="List Table 4 Accent 5" w:uiPriority="49"/>
-    <w:lsdException w:name="List Table 5 Dark Accent 5" w:uiPriority="50"/>
-    <w:lsdException w:name="List Table 6 Colorful Accent 5" w:uiPriority="51"/>
-    <w:lsdException w:name="List Table 7 Colorful Accent 5" w:uiPriority="52"/>
-    <w:lsdException w:name="List Table 1 Light Accent 6" w:uiPriority="46"/>
-    <w:lsdException w:name="List Table 2 Accent 6" w:uiPriority="47"/>
-    <w:lsdException w:name="List Table 3 Accent 6" w:uiPriority="48"/>
-    <w:lsdException w:name="List Table 4 Accent 6" w:uiPriority="49"/>
-    <w:lsdException w:name="List Table 5 Dark Accent 6" w:uiPriority="50"/>
-    <w:lsdException w:name="List Table 6 Colorful Accent 6" w:uiPriority="51"/>
-    <w:lsdException w:name="List Table 7 Colorful Accent 6" w:uiPriority="52"/>
-    <w:lsdException w:name="Mention" w:semiHidden="1" w:unhideWhenUsed="1"/>
-    <w:lsdException w:name="Smart Hyperlink" w:semiHidden="1" w:unhideWhenUsed="1"/>
-    <w:lsdException w:name="Hashtag" w:semiHidden="1" w:unhideWhenUsed="1"/>
-    <w:lsdException w:name="Unresolved Mention" w:semiHidden="1" w:unhideWhenUsed="1"/>
-    <w:lsdException w:name="Smart Link" w:semiHidden="1" w:unhideWhenUsed="1"/>
-  </w:latentStyles>
-  <w:style w:type="paragraph" w:default="1" w:styleId="Normal">
+  <w:style w:type="paragraph" w:default="1" w:styleId="style0">
     <w:name w:val="Normal"/>
+    <w:next w:val="style0"/>
     <w:qFormat/>
+    <w:pPr/>
   </w:style>
-  <w:style w:type="paragraph" w:styleId="Ttulo1">
+  <w:style w:type="paragraph" w:styleId="style1">
     <w:name w:val="heading 1"/>
-    <w:basedOn w:val="Normal"/>
-    <w:next w:val="Normal"/>
-    <w:link w:val="Ttulo1Char"/>
+    <w:basedOn w:val="style0"/>
+    <w:next w:val="style0"/>
+    <w:link w:val="style4097"/>
+    <w:qFormat/>
     <w:uiPriority w:val="9"/>
-    <w:qFormat/>
-    <w:rsid w:val="000372D5"/>
     <w:pPr>
       <w:keepNext/>
       <w:keepLines/>
@@ -3782,22 +3535,19 @@
       <w:outlineLvl w:val="0"/>
     </w:pPr>
     <w:rPr>
-      <w:rFonts w:asciiTheme="majorHAnsi" w:eastAsiaTheme="majorEastAsia" w:hAnsiTheme="majorHAnsi" w:cstheme="majorBidi"/>
-      <w:color w:val="0F4761" w:themeColor="accent1" w:themeShade="BF"/>
+      <w:rFonts w:ascii="Aptos Display" w:cs="宋体" w:eastAsia="宋体" w:hAnsi="Aptos Display"/>
+      <w:color w:val="0f4761"/>
       <w:sz w:val="40"/>
       <w:szCs w:val="40"/>
     </w:rPr>
   </w:style>
-  <w:style w:type="paragraph" w:styleId="Ttulo2">
+  <w:style w:type="paragraph" w:styleId="style2">
     <w:name w:val="heading 2"/>
-    <w:basedOn w:val="Normal"/>
-    <w:next w:val="Normal"/>
-    <w:link w:val="Ttulo2Char"/>
+    <w:basedOn w:val="style0"/>
+    <w:next w:val="style0"/>
+    <w:link w:val="style4098"/>
+    <w:qFormat/>
     <w:uiPriority w:val="9"/>
-    <w:semiHidden/>
-    <w:unhideWhenUsed/>
-    <w:qFormat/>
-    <w:rsid w:val="000372D5"/>
     <w:pPr>
       <w:keepNext/>
       <w:keepLines/>
@@ -3805,22 +3555,19 @@
       <w:outlineLvl w:val="1"/>
     </w:pPr>
     <w:rPr>
-      <w:rFonts w:asciiTheme="majorHAnsi" w:eastAsiaTheme="majorEastAsia" w:hAnsiTheme="majorHAnsi" w:cstheme="majorBidi"/>
-      <w:color w:val="0F4761" w:themeColor="accent1" w:themeShade="BF"/>
+      <w:rFonts w:ascii="Aptos Display" w:cs="宋体" w:eastAsia="宋体" w:hAnsi="Aptos Display"/>
+      <w:color w:val="0f4761"/>
       <w:sz w:val="32"/>
       <w:szCs w:val="32"/>
     </w:rPr>
   </w:style>
-  <w:style w:type="paragraph" w:styleId="Ttulo3">
+  <w:style w:type="paragraph" w:styleId="style3">
     <w:name w:val="heading 3"/>
-    <w:basedOn w:val="Normal"/>
-    <w:next w:val="Normal"/>
-    <w:link w:val="Ttulo3Char"/>
+    <w:basedOn w:val="style0"/>
+    <w:next w:val="style0"/>
+    <w:link w:val="style4099"/>
+    <w:qFormat/>
     <w:uiPriority w:val="9"/>
-    <w:semiHidden/>
-    <w:unhideWhenUsed/>
-    <w:qFormat/>
-    <w:rsid w:val="000372D5"/>
     <w:pPr>
       <w:keepNext/>
       <w:keepLines/>
@@ -3828,22 +3575,19 @@
       <w:outlineLvl w:val="2"/>
     </w:pPr>
     <w:rPr>
-      <w:rFonts w:eastAsiaTheme="majorEastAsia" w:cstheme="majorBidi"/>
-      <w:color w:val="0F4761" w:themeColor="accent1" w:themeShade="BF"/>
+      <w:rFonts w:cs="宋体" w:eastAsia="宋体"/>
+      <w:color w:val="0f4761"/>
       <w:sz w:val="28"/>
       <w:szCs w:val="28"/>
     </w:rPr>
   </w:style>
-  <w:style w:type="paragraph" w:styleId="Ttulo4">
+  <w:style w:type="paragraph" w:styleId="style4">
     <w:name w:val="heading 4"/>
-    <w:basedOn w:val="Normal"/>
-    <w:next w:val="Normal"/>
-    <w:link w:val="Ttulo4Char"/>
+    <w:basedOn w:val="style0"/>
+    <w:next w:val="style0"/>
+    <w:link w:val="style4100"/>
+    <w:qFormat/>
     <w:uiPriority w:val="9"/>
-    <w:semiHidden/>
-    <w:unhideWhenUsed/>
-    <w:qFormat/>
-    <w:rsid w:val="000372D5"/>
     <w:pPr>
       <w:keepNext/>
       <w:keepLines/>
@@ -3851,22 +3595,19 @@
       <w:outlineLvl w:val="3"/>
     </w:pPr>
     <w:rPr>
-      <w:rFonts w:eastAsiaTheme="majorEastAsia" w:cstheme="majorBidi"/>
+      <w:rFonts w:cs="宋体" w:eastAsia="宋体"/>
       <w:i/>
       <w:iCs/>
-      <w:color w:val="0F4761" w:themeColor="accent1" w:themeShade="BF"/>
+      <w:color w:val="0f4761"/>
     </w:rPr>
   </w:style>
-  <w:style w:type="paragraph" w:styleId="Ttulo5">
+  <w:style w:type="paragraph" w:styleId="style5">
     <w:name w:val="heading 5"/>
-    <w:basedOn w:val="Normal"/>
-    <w:next w:val="Normal"/>
-    <w:link w:val="Ttulo5Char"/>
+    <w:basedOn w:val="style0"/>
+    <w:next w:val="style0"/>
+    <w:link w:val="style4101"/>
+    <w:qFormat/>
     <w:uiPriority w:val="9"/>
-    <w:semiHidden/>
-    <w:unhideWhenUsed/>
-    <w:qFormat/>
-    <w:rsid w:val="000372D5"/>
     <w:pPr>
       <w:keepNext/>
       <w:keepLines/>
@@ -3874,20 +3615,17 @@
       <w:outlineLvl w:val="4"/>
     </w:pPr>
     <w:rPr>
-      <w:rFonts w:eastAsiaTheme="majorEastAsia" w:cstheme="majorBidi"/>
-      <w:color w:val="0F4761" w:themeColor="accent1" w:themeShade="BF"/>
+      <w:rFonts w:cs="宋体" w:eastAsia="宋体"/>
+      <w:color w:val="0f4761"/>
     </w:rPr>
   </w:style>
-  <w:style w:type="paragraph" w:styleId="Ttulo6">
+  <w:style w:type="paragraph" w:styleId="style6">
     <w:name w:val="heading 6"/>
-    <w:basedOn w:val="Normal"/>
-    <w:next w:val="Normal"/>
-    <w:link w:val="Ttulo6Char"/>
+    <w:basedOn w:val="style0"/>
+    <w:next w:val="style0"/>
+    <w:link w:val="style4102"/>
+    <w:qFormat/>
     <w:uiPriority w:val="9"/>
-    <w:semiHidden/>
-    <w:unhideWhenUsed/>
-    <w:qFormat/>
-    <w:rsid w:val="000372D5"/>
     <w:pPr>
       <w:keepNext/>
       <w:keepLines/>
@@ -3895,22 +3633,19 @@
       <w:outlineLvl w:val="5"/>
     </w:pPr>
     <w:rPr>
-      <w:rFonts w:eastAsiaTheme="majorEastAsia" w:cstheme="majorBidi"/>
+      <w:rFonts w:cs="宋体" w:eastAsia="宋体"/>
       <w:i/>
       <w:iCs/>
-      <w:color w:val="595959" w:themeColor="text1" w:themeTint="A6"/>
+      <w:color w:val="595959"/>
     </w:rPr>
   </w:style>
-  <w:style w:type="paragraph" w:styleId="Ttulo7">
+  <w:style w:type="paragraph" w:styleId="style7">
     <w:name w:val="heading 7"/>
-    <w:basedOn w:val="Normal"/>
-    <w:next w:val="Normal"/>
-    <w:link w:val="Ttulo7Char"/>
+    <w:basedOn w:val="style0"/>
+    <w:next w:val="style0"/>
+    <w:link w:val="style4103"/>
+    <w:qFormat/>
     <w:uiPriority w:val="9"/>
-    <w:semiHidden/>
-    <w:unhideWhenUsed/>
-    <w:qFormat/>
-    <w:rsid w:val="000372D5"/>
     <w:pPr>
       <w:keepNext/>
       <w:keepLines/>
@@ -3918,20 +3653,17 @@
       <w:outlineLvl w:val="6"/>
     </w:pPr>
     <w:rPr>
-      <w:rFonts w:eastAsiaTheme="majorEastAsia" w:cstheme="majorBidi"/>
-      <w:color w:val="595959" w:themeColor="text1" w:themeTint="A6"/>
+      <w:rFonts w:cs="宋体" w:eastAsia="宋体"/>
+      <w:color w:val="595959"/>
     </w:rPr>
   </w:style>
-  <w:style w:type="paragraph" w:styleId="Ttulo8">
+  <w:style w:type="paragraph" w:styleId="style8">
     <w:name w:val="heading 8"/>
-    <w:basedOn w:val="Normal"/>
-    <w:next w:val="Normal"/>
-    <w:link w:val="Ttulo8Char"/>
+    <w:basedOn w:val="style0"/>
+    <w:next w:val="style0"/>
+    <w:link w:val="style4104"/>
+    <w:qFormat/>
     <w:uiPriority w:val="9"/>
-    <w:semiHidden/>
-    <w:unhideWhenUsed/>
-    <w:qFormat/>
-    <w:rsid w:val="000372D5"/>
     <w:pPr>
       <w:keepNext/>
       <w:keepLines/>
@@ -3939,22 +3671,19 @@
       <w:outlineLvl w:val="7"/>
     </w:pPr>
     <w:rPr>
-      <w:rFonts w:eastAsiaTheme="majorEastAsia" w:cstheme="majorBidi"/>
+      <w:rFonts w:cs="宋体" w:eastAsia="宋体"/>
       <w:i/>
       <w:iCs/>
-      <w:color w:val="272727" w:themeColor="text1" w:themeTint="D8"/>
+      <w:color w:val="272727"/>
     </w:rPr>
   </w:style>
-  <w:style w:type="paragraph" w:styleId="Ttulo9">
+  <w:style w:type="paragraph" w:styleId="style9">
     <w:name w:val="heading 9"/>
-    <w:basedOn w:val="Normal"/>
-    <w:next w:val="Normal"/>
-    <w:link w:val="Ttulo9Char"/>
+    <w:basedOn w:val="style0"/>
+    <w:next w:val="style0"/>
+    <w:link w:val="style4105"/>
+    <w:qFormat/>
     <w:uiPriority w:val="9"/>
-    <w:semiHidden/>
-    <w:unhideWhenUsed/>
-    <w:qFormat/>
-    <w:rsid w:val="000372D5"/>
     <w:pPr>
       <w:keepNext/>
       <w:keepLines/>
@@ -3962,21 +3691,21 @@
       <w:outlineLvl w:val="8"/>
     </w:pPr>
     <w:rPr>
-      <w:rFonts w:eastAsiaTheme="majorEastAsia" w:cstheme="majorBidi"/>
-      <w:color w:val="272727" w:themeColor="text1" w:themeTint="D8"/>
+      <w:rFonts w:cs="宋体" w:eastAsia="宋体"/>
+      <w:color w:val="272727"/>
     </w:rPr>
   </w:style>
-  <w:style w:type="character" w:default="1" w:styleId="Fontepargpadro">
+  <w:style w:type="character" w:default="1" w:styleId="style65">
     <w:name w:val="Default Paragraph Font"/>
+    <w:next w:val="style65"/>
     <w:uiPriority w:val="1"/>
-    <w:semiHidden/>
-    <w:unhideWhenUsed/>
   </w:style>
-  <w:style w:type="table" w:default="1" w:styleId="Tabelanormal">
+  <w:style w:type="table" w:default="1" w:styleId="style105">
     <w:name w:val="Normal Table"/>
+    <w:next w:val="style105"/>
     <w:uiPriority w:val="99"/>
-    <w:semiHidden/>
-    <w:unhideWhenUsed/>
+    <w:pPr/>
+    <w:rPr/>
     <w:tblPr>
       <w:tblInd w:w="0" w:type="dxa"/>
       <w:tblCellMar>
@@ -3986,209 +3715,202 @@
         <w:right w:w="108" w:type="dxa"/>
       </w:tblCellMar>
     </w:tblPr>
+    <w:tcPr>
+      <w:tcBorders/>
+    </w:tcPr>
   </w:style>
-  <w:style w:type="numbering" w:default="1" w:styleId="Semlista">
+  <w:style w:type="numbering" w:default="1" w:styleId="style107">
     <w:name w:val="No List"/>
+    <w:next w:val="style107"/>
     <w:uiPriority w:val="99"/>
-    <w:semiHidden/>
-    <w:unhideWhenUsed/>
+    <w:pPr/>
   </w:style>
-  <w:style w:type="character" w:customStyle="1" w:styleId="Ttulo1Char">
+  <w:style w:type="character" w:customStyle="1" w:styleId="style4097">
     <w:name w:val="Título 1 Char"/>
-    <w:basedOn w:val="Fontepargpadro"/>
-    <w:link w:val="Ttulo1"/>
+    <w:basedOn w:val="style65"/>
+    <w:next w:val="style4097"/>
+    <w:link w:val="style1"/>
     <w:uiPriority w:val="9"/>
-    <w:rsid w:val="000372D5"/>
     <w:rPr>
-      <w:rFonts w:asciiTheme="majorHAnsi" w:eastAsiaTheme="majorEastAsia" w:hAnsiTheme="majorHAnsi" w:cstheme="majorBidi"/>
-      <w:color w:val="0F4761" w:themeColor="accent1" w:themeShade="BF"/>
+      <w:rFonts w:ascii="Aptos Display" w:cs="宋体" w:eastAsia="宋体" w:hAnsi="Aptos Display"/>
+      <w:color w:val="0f4761"/>
       <w:sz w:val="40"/>
       <w:szCs w:val="40"/>
     </w:rPr>
   </w:style>
-  <w:style w:type="character" w:customStyle="1" w:styleId="Ttulo2Char">
+  <w:style w:type="character" w:customStyle="1" w:styleId="style4098">
     <w:name w:val="Título 2 Char"/>
-    <w:basedOn w:val="Fontepargpadro"/>
-    <w:link w:val="Ttulo2"/>
+    <w:basedOn w:val="style65"/>
+    <w:next w:val="style4098"/>
+    <w:link w:val="style2"/>
     <w:uiPriority w:val="9"/>
-    <w:semiHidden/>
-    <w:rsid w:val="000372D5"/>
     <w:rPr>
-      <w:rFonts w:asciiTheme="majorHAnsi" w:eastAsiaTheme="majorEastAsia" w:hAnsiTheme="majorHAnsi" w:cstheme="majorBidi"/>
-      <w:color w:val="0F4761" w:themeColor="accent1" w:themeShade="BF"/>
+      <w:rFonts w:ascii="Aptos Display" w:cs="宋体" w:eastAsia="宋体" w:hAnsi="Aptos Display"/>
+      <w:color w:val="0f4761"/>
       <w:sz w:val="32"/>
       <w:szCs w:val="32"/>
     </w:rPr>
   </w:style>
-  <w:style w:type="character" w:customStyle="1" w:styleId="Ttulo3Char">
+  <w:style w:type="character" w:customStyle="1" w:styleId="style4099">
     <w:name w:val="Título 3 Char"/>
-    <w:basedOn w:val="Fontepargpadro"/>
-    <w:link w:val="Ttulo3"/>
+    <w:basedOn w:val="style65"/>
+    <w:next w:val="style4099"/>
+    <w:link w:val="style3"/>
     <w:uiPriority w:val="9"/>
-    <w:semiHidden/>
-    <w:rsid w:val="000372D5"/>
     <w:rPr>
-      <w:rFonts w:eastAsiaTheme="majorEastAsia" w:cstheme="majorBidi"/>
-      <w:color w:val="0F4761" w:themeColor="accent1" w:themeShade="BF"/>
+      <w:rFonts w:cs="宋体" w:eastAsia="宋体"/>
+      <w:color w:val="0f4761"/>
       <w:sz w:val="28"/>
       <w:szCs w:val="28"/>
     </w:rPr>
   </w:style>
-  <w:style w:type="character" w:customStyle="1" w:styleId="Ttulo4Char">
+  <w:style w:type="character" w:customStyle="1" w:styleId="style4100">
     <w:name w:val="Título 4 Char"/>
-    <w:basedOn w:val="Fontepargpadro"/>
-    <w:link w:val="Ttulo4"/>
+    <w:basedOn w:val="style65"/>
+    <w:next w:val="style4100"/>
+    <w:link w:val="style4"/>
     <w:uiPriority w:val="9"/>
-    <w:semiHidden/>
-    <w:rsid w:val="000372D5"/>
     <w:rPr>
-      <w:rFonts w:eastAsiaTheme="majorEastAsia" w:cstheme="majorBidi"/>
+      <w:rFonts w:cs="宋体" w:eastAsia="宋体"/>
       <w:i/>
       <w:iCs/>
-      <w:color w:val="0F4761" w:themeColor="accent1" w:themeShade="BF"/>
+      <w:color w:val="0f4761"/>
     </w:rPr>
   </w:style>
-  <w:style w:type="character" w:customStyle="1" w:styleId="Ttulo5Char">
+  <w:style w:type="character" w:customStyle="1" w:styleId="style4101">
     <w:name w:val="Título 5 Char"/>
-    <w:basedOn w:val="Fontepargpadro"/>
-    <w:link w:val="Ttulo5"/>
+    <w:basedOn w:val="style65"/>
+    <w:next w:val="style4101"/>
+    <w:link w:val="style5"/>
     <w:uiPriority w:val="9"/>
-    <w:semiHidden/>
-    <w:rsid w:val="000372D5"/>
     <w:rPr>
-      <w:rFonts w:eastAsiaTheme="majorEastAsia" w:cstheme="majorBidi"/>
-      <w:color w:val="0F4761" w:themeColor="accent1" w:themeShade="BF"/>
+      <w:rFonts w:cs="宋体" w:eastAsia="宋体"/>
+      <w:color w:val="0f4761"/>
     </w:rPr>
   </w:style>
-  <w:style w:type="character" w:customStyle="1" w:styleId="Ttulo6Char">
+  <w:style w:type="character" w:customStyle="1" w:styleId="style4102">
     <w:name w:val="Título 6 Char"/>
-    <w:basedOn w:val="Fontepargpadro"/>
-    <w:link w:val="Ttulo6"/>
+    <w:basedOn w:val="style65"/>
+    <w:next w:val="style4102"/>
+    <w:link w:val="style6"/>
     <w:uiPriority w:val="9"/>
-    <w:semiHidden/>
-    <w:rsid w:val="000372D5"/>
     <w:rPr>
-      <w:rFonts w:eastAsiaTheme="majorEastAsia" w:cstheme="majorBidi"/>
+      <w:rFonts w:cs="宋体" w:eastAsia="宋体"/>
       <w:i/>
       <w:iCs/>
-      <w:color w:val="595959" w:themeColor="text1" w:themeTint="A6"/>
+      <w:color w:val="595959"/>
     </w:rPr>
   </w:style>
-  <w:style w:type="character" w:customStyle="1" w:styleId="Ttulo7Char">
+  <w:style w:type="character" w:customStyle="1" w:styleId="style4103">
     <w:name w:val="Título 7 Char"/>
-    <w:basedOn w:val="Fontepargpadro"/>
-    <w:link w:val="Ttulo7"/>
+    <w:basedOn w:val="style65"/>
+    <w:next w:val="style4103"/>
+    <w:link w:val="style7"/>
     <w:uiPriority w:val="9"/>
-    <w:semiHidden/>
-    <w:rsid w:val="000372D5"/>
     <w:rPr>
-      <w:rFonts w:eastAsiaTheme="majorEastAsia" w:cstheme="majorBidi"/>
-      <w:color w:val="595959" w:themeColor="text1" w:themeTint="A6"/>
+      <w:rFonts w:cs="宋体" w:eastAsia="宋体"/>
+      <w:color w:val="595959"/>
     </w:rPr>
   </w:style>
-  <w:style w:type="character" w:customStyle="1" w:styleId="Ttulo8Char">
+  <w:style w:type="character" w:customStyle="1" w:styleId="style4104">
     <w:name w:val="Título 8 Char"/>
-    <w:basedOn w:val="Fontepargpadro"/>
-    <w:link w:val="Ttulo8"/>
+    <w:basedOn w:val="style65"/>
+    <w:next w:val="style4104"/>
+    <w:link w:val="style8"/>
     <w:uiPriority w:val="9"/>
-    <w:semiHidden/>
-    <w:rsid w:val="000372D5"/>
     <w:rPr>
-      <w:rFonts w:eastAsiaTheme="majorEastAsia" w:cstheme="majorBidi"/>
+      <w:rFonts w:cs="宋体" w:eastAsia="宋体"/>
       <w:i/>
       <w:iCs/>
-      <w:color w:val="272727" w:themeColor="text1" w:themeTint="D8"/>
+      <w:color w:val="272727"/>
     </w:rPr>
   </w:style>
-  <w:style w:type="character" w:customStyle="1" w:styleId="Ttulo9Char">
+  <w:style w:type="character" w:customStyle="1" w:styleId="style4105">
     <w:name w:val="Título 9 Char"/>
-    <w:basedOn w:val="Fontepargpadro"/>
-    <w:link w:val="Ttulo9"/>
+    <w:basedOn w:val="style65"/>
+    <w:next w:val="style4105"/>
+    <w:link w:val="style9"/>
     <w:uiPriority w:val="9"/>
-    <w:semiHidden/>
-    <w:rsid w:val="000372D5"/>
     <w:rPr>
-      <w:rFonts w:eastAsiaTheme="majorEastAsia" w:cstheme="majorBidi"/>
-      <w:color w:val="272727" w:themeColor="text1" w:themeTint="D8"/>
+      <w:rFonts w:cs="宋体" w:eastAsia="宋体"/>
+      <w:color w:val="272727"/>
     </w:rPr>
   </w:style>
-  <w:style w:type="paragraph" w:styleId="Ttulo">
+  <w:style w:type="paragraph" w:styleId="style62">
     <w:name w:val="Title"/>
-    <w:basedOn w:val="Normal"/>
-    <w:next w:val="Normal"/>
-    <w:link w:val="TtuloChar"/>
+    <w:basedOn w:val="style0"/>
+    <w:next w:val="style0"/>
+    <w:link w:val="style4106"/>
+    <w:qFormat/>
     <w:uiPriority w:val="10"/>
-    <w:qFormat/>
-    <w:rsid w:val="000372D5"/>
     <w:pPr>
-      <w:spacing w:after="80" w:line="240" w:lineRule="auto"/>
+      <w:spacing w:after="80" w:lineRule="auto" w:line="240"/>
       <w:contextualSpacing/>
     </w:pPr>
     <w:rPr>
-      <w:rFonts w:asciiTheme="majorHAnsi" w:eastAsiaTheme="majorEastAsia" w:hAnsiTheme="majorHAnsi" w:cstheme="majorBidi"/>
+      <w:rFonts w:ascii="Aptos Display" w:cs="宋体" w:eastAsia="宋体" w:hAnsi="Aptos Display"/>
       <w:spacing w:val="-10"/>
       <w:kern w:val="28"/>
       <w:sz w:val="56"/>
       <w:szCs w:val="56"/>
     </w:rPr>
   </w:style>
-  <w:style w:type="character" w:customStyle="1" w:styleId="TtuloChar">
+  <w:style w:type="character" w:customStyle="1" w:styleId="style4106">
     <w:name w:val="Título Char"/>
-    <w:basedOn w:val="Fontepargpadro"/>
-    <w:link w:val="Ttulo"/>
+    <w:basedOn w:val="style65"/>
+    <w:next w:val="style4106"/>
+    <w:link w:val="style62"/>
     <w:uiPriority w:val="10"/>
-    <w:rsid w:val="000372D5"/>
     <w:rPr>
-      <w:rFonts w:asciiTheme="majorHAnsi" w:eastAsiaTheme="majorEastAsia" w:hAnsiTheme="majorHAnsi" w:cstheme="majorBidi"/>
+      <w:rFonts w:ascii="Aptos Display" w:cs="宋体" w:eastAsia="宋体" w:hAnsi="Aptos Display"/>
       <w:spacing w:val="-10"/>
       <w:kern w:val="28"/>
       <w:sz w:val="56"/>
       <w:szCs w:val="56"/>
     </w:rPr>
   </w:style>
-  <w:style w:type="paragraph" w:styleId="Subttulo">
+  <w:style w:type="paragraph" w:styleId="style74">
     <w:name w:val="Subtitle"/>
-    <w:basedOn w:val="Normal"/>
-    <w:next w:val="Normal"/>
-    <w:link w:val="SubttuloChar"/>
+    <w:basedOn w:val="style0"/>
+    <w:next w:val="style0"/>
+    <w:link w:val="style4107"/>
+    <w:qFormat/>
     <w:uiPriority w:val="11"/>
-    <w:qFormat/>
-    <w:rsid w:val="000372D5"/>
     <w:pPr>
       <w:numPr>
         <w:ilvl w:val="1"/>
+        <w:numId w:val="0"/>
       </w:numPr>
     </w:pPr>
     <w:rPr>
-      <w:rFonts w:eastAsiaTheme="majorEastAsia" w:cstheme="majorBidi"/>
-      <w:color w:val="595959" w:themeColor="text1" w:themeTint="A6"/>
+      <w:rFonts w:cs="宋体" w:eastAsia="宋体"/>
+      <w:color w:val="595959"/>
       <w:spacing w:val="15"/>
       <w:sz w:val="28"/>
       <w:szCs w:val="28"/>
     </w:rPr>
   </w:style>
-  <w:style w:type="character" w:customStyle="1" w:styleId="SubttuloChar">
+  <w:style w:type="character" w:customStyle="1" w:styleId="style4107">
     <w:name w:val="Subtítulo Char"/>
-    <w:basedOn w:val="Fontepargpadro"/>
-    <w:link w:val="Subttulo"/>
+    <w:basedOn w:val="style65"/>
+    <w:next w:val="style4107"/>
+    <w:link w:val="style74"/>
     <w:uiPriority w:val="11"/>
-    <w:rsid w:val="000372D5"/>
     <w:rPr>
-      <w:rFonts w:eastAsiaTheme="majorEastAsia" w:cstheme="majorBidi"/>
-      <w:color w:val="595959" w:themeColor="text1" w:themeTint="A6"/>
+      <w:rFonts w:cs="宋体" w:eastAsia="宋体"/>
+      <w:color w:val="595959"/>
       <w:spacing w:val="15"/>
       <w:sz w:val="28"/>
       <w:szCs w:val="28"/>
     </w:rPr>
   </w:style>
-  <w:style w:type="paragraph" w:styleId="Citao">
+  <w:style w:type="paragraph" w:styleId="style180">
     <w:name w:val="Quote"/>
-    <w:basedOn w:val="Normal"/>
-    <w:next w:val="Normal"/>
-    <w:link w:val="CitaoChar"/>
+    <w:basedOn w:val="style0"/>
+    <w:next w:val="style0"/>
+    <w:link w:val="style4108"/>
+    <w:qFormat/>
     <w:uiPriority w:val="29"/>
-    <w:qFormat/>
-    <w:rsid w:val="000372D5"/>
     <w:pPr>
       <w:spacing w:before="160"/>
       <w:jc w:val="center"/>
@@ -4196,56 +3918,56 @@
     <w:rPr>
       <w:i/>
       <w:iCs/>
-      <w:color w:val="404040" w:themeColor="text1" w:themeTint="BF"/>
+      <w:color w:val="404040"/>
     </w:rPr>
   </w:style>
-  <w:style w:type="character" w:customStyle="1" w:styleId="CitaoChar">
+  <w:style w:type="character" w:customStyle="1" w:styleId="style4108">
     <w:name w:val="Citação Char"/>
-    <w:basedOn w:val="Fontepargpadro"/>
-    <w:link w:val="Citao"/>
+    <w:basedOn w:val="style65"/>
+    <w:next w:val="style4108"/>
+    <w:link w:val="style180"/>
     <w:uiPriority w:val="29"/>
-    <w:rsid w:val="000372D5"/>
     <w:rPr>
       <w:i/>
       <w:iCs/>
-      <w:color w:val="404040" w:themeColor="text1" w:themeTint="BF"/>
+      <w:color w:val="404040"/>
     </w:rPr>
   </w:style>
-  <w:style w:type="paragraph" w:styleId="PargrafodaLista">
+  <w:style w:type="paragraph" w:styleId="style179">
     <w:name w:val="List Paragraph"/>
-    <w:basedOn w:val="Normal"/>
+    <w:basedOn w:val="style0"/>
+    <w:next w:val="style179"/>
+    <w:qFormat/>
     <w:uiPriority w:val="34"/>
-    <w:qFormat/>
-    <w:rsid w:val="000372D5"/>
     <w:pPr>
       <w:ind w:left="720"/>
       <w:contextualSpacing/>
     </w:pPr>
+    <w:rPr/>
   </w:style>
-  <w:style w:type="character" w:styleId="nfaseIntensa">
+  <w:style w:type="character" w:styleId="style261">
     <w:name w:val="Intense Emphasis"/>
-    <w:basedOn w:val="Fontepargpadro"/>
+    <w:basedOn w:val="style65"/>
+    <w:next w:val="style261"/>
+    <w:qFormat/>
     <w:uiPriority w:val="21"/>
-    <w:qFormat/>
-    <w:rsid w:val="000372D5"/>
     <w:rPr>
       <w:i/>
       <w:iCs/>
-      <w:color w:val="0F4761" w:themeColor="accent1" w:themeShade="BF"/>
+      <w:color w:val="0f4761"/>
     </w:rPr>
   </w:style>
-  <w:style w:type="paragraph" w:styleId="CitaoIntensa">
+  <w:style w:type="paragraph" w:styleId="style181">
     <w:name w:val="Intense Quote"/>
-    <w:basedOn w:val="Normal"/>
-    <w:next w:val="Normal"/>
-    <w:link w:val="CitaoIntensaChar"/>
+    <w:basedOn w:val="style0"/>
+    <w:next w:val="style0"/>
+    <w:link w:val="style4109"/>
+    <w:qFormat/>
     <w:uiPriority w:val="30"/>
-    <w:qFormat/>
-    <w:rsid w:val="000372D5"/>
     <w:pPr>
       <w:pBdr>
-        <w:top w:val="single" w:sz="4" w:space="10" w:color="0F4761" w:themeColor="accent1" w:themeShade="BF"/>
-        <w:bottom w:val="single" w:sz="4" w:space="10" w:color="0F4761" w:themeColor="accent1" w:themeShade="BF"/>
+        <w:top w:val="single" w:sz="4" w:space="10" w:color="0f4761"/>
+        <w:bottom w:val="single" w:sz="4" w:space="10" w:color="0f4761"/>
       </w:pBdr>
       <w:spacing w:before="360" w:after="360"/>
       <w:ind w:left="864" w:right="864"/>
@@ -4254,63 +3976,60 @@
     <w:rPr>
       <w:i/>
       <w:iCs/>
-      <w:color w:val="0F4761" w:themeColor="accent1" w:themeShade="BF"/>
+      <w:color w:val="0f4761"/>
     </w:rPr>
   </w:style>
-  <w:style w:type="character" w:customStyle="1" w:styleId="CitaoIntensaChar">
+  <w:style w:type="character" w:customStyle="1" w:styleId="style4109">
     <w:name w:val="Citação Intensa Char"/>
-    <w:basedOn w:val="Fontepargpadro"/>
-    <w:link w:val="CitaoIntensa"/>
+    <w:basedOn w:val="style65"/>
+    <w:next w:val="style4109"/>
+    <w:link w:val="style181"/>
     <w:uiPriority w:val="30"/>
-    <w:rsid w:val="000372D5"/>
     <w:rPr>
       <w:i/>
       <w:iCs/>
-      <w:color w:val="0F4761" w:themeColor="accent1" w:themeShade="BF"/>
+      <w:color w:val="0f4761"/>
     </w:rPr>
   </w:style>
-  <w:style w:type="character" w:styleId="RefernciaIntensa">
+  <w:style w:type="character" w:styleId="style263">
     <w:name w:val="Intense Reference"/>
-    <w:basedOn w:val="Fontepargpadro"/>
+    <w:basedOn w:val="style65"/>
+    <w:next w:val="style263"/>
+    <w:qFormat/>
     <w:uiPriority w:val="32"/>
-    <w:qFormat/>
-    <w:rsid w:val="000372D5"/>
     <w:rPr>
       <w:b/>
       <w:bCs/>
       <w:smallCaps/>
-      <w:color w:val="0F4761" w:themeColor="accent1" w:themeShade="BF"/>
+      <w:color w:val="0f4761"/>
       <w:spacing w:val="5"/>
     </w:rPr>
   </w:style>
-  <w:style w:type="character" w:styleId="Hyperlink">
+  <w:style w:type="character" w:styleId="style85">
     <w:name w:val="Hyperlink"/>
-    <w:basedOn w:val="Fontepargpadro"/>
+    <w:basedOn w:val="style65"/>
+    <w:next w:val="style85"/>
     <w:uiPriority w:val="99"/>
-    <w:unhideWhenUsed/>
-    <w:rsid w:val="002A6EDA"/>
     <w:rPr>
-      <w:color w:val="467886" w:themeColor="hyperlink"/>
+      <w:color w:val="467886"/>
       <w:u w:val="single"/>
     </w:rPr>
   </w:style>
-  <w:style w:type="character" w:styleId="MenoPendente">
+  <w:style w:type="character" w:customStyle="1" w:styleId="style4110">
     <w:name w:val="Unresolved Mention"/>
-    <w:basedOn w:val="Fontepargpadro"/>
+    <w:basedOn w:val="style65"/>
+    <w:next w:val="style4110"/>
     <w:uiPriority w:val="99"/>
-    <w:semiHidden/>
-    <w:unhideWhenUsed/>
-    <w:rsid w:val="002A6EDA"/>
     <w:rPr>
-      <w:color w:val="605E5C"/>
-      <w:shd w:val="clear" w:color="auto" w:fill="E1DFDD"/>
+      <w:color w:val="605e5c"/>
+      <w:shd w:val="clear" w:color="auto" w:fill="e1dfdd"/>
     </w:rPr>
   </w:style>
 </w:styles>
 </file>
 
 <file path=word/theme/theme1.xml><?xml version="1.0" encoding="utf-8"?>
-<a:theme xmlns:a="http://schemas.openxmlformats.org/drawingml/2006/main" name="Tema do Office">
+<a:theme xmlns:a="http://schemas.openxmlformats.org/drawingml/2006/main" name="Office Theme">
   <a:themeElements>
     <a:clrScheme name="Office">
       <a:dk1>
@@ -4320,44 +4039,44 @@
         <a:sysClr val="window" lastClr="FFFFFF"/>
       </a:lt1>
       <a:dk2>
-        <a:srgbClr val="0E2841"/>
+        <a:srgbClr val="1F497D"/>
       </a:dk2>
       <a:lt2>
-        <a:srgbClr val="E8E8E8"/>
+        <a:srgbClr val="EEECE1"/>
       </a:lt2>
       <a:accent1>
-        <a:srgbClr val="156082"/>
+        <a:srgbClr val="4F81BD"/>
       </a:accent1>
       <a:accent2>
-        <a:srgbClr val="E97132"/>
+        <a:srgbClr val="C0504D"/>
       </a:accent2>
       <a:accent3>
-        <a:srgbClr val="196B24"/>
+        <a:srgbClr val="9BBB59"/>
       </a:accent3>
       <a:accent4>
-        <a:srgbClr val="0F9ED5"/>
+        <a:srgbClr val="8064A2"/>
       </a:accent4>
       <a:accent5>
-        <a:srgbClr val="A02B93"/>
+        <a:srgbClr val="4BACC6"/>
       </a:accent5>
       <a:accent6>
-        <a:srgbClr val="4EA72E"/>
+        <a:srgbClr val="F79646"/>
       </a:accent6>
       <a:hlink>
-        <a:srgbClr val="467886"/>
+        <a:srgbClr val="0000FF"/>
       </a:hlink>
       <a:folHlink>
-        <a:srgbClr val="96607D"/>
+        <a:srgbClr val="800080"/>
       </a:folHlink>
     </a:clrScheme>
     <a:fontScheme name="Office">
       <a:majorFont>
-        <a:latin typeface="Aptos Display" panose="02110004020202020204"/>
+        <a:latin typeface="Cambria"/>
         <a:ea typeface=""/>
         <a:cs typeface=""/>
-        <a:font script="Jpan" typeface="游ゴシック Light"/>
+        <a:font script="Jpan" typeface="ＭＳ ゴシック"/>
         <a:font script="Hang" typeface="맑은 고딕"/>
-        <a:font script="Hans" typeface="等线 Light"/>
+        <a:font script="Hans" typeface="宋体"/>
         <a:font script="Hant" typeface="新細明體"/>
         <a:font script="Arab" typeface="Times New Roman"/>
         <a:font script="Hebr" typeface="Times New Roman"/>
@@ -4385,31 +4104,14 @@
         <a:font script="Viet" typeface="Times New Roman"/>
         <a:font script="Uigh" typeface="Microsoft Uighur"/>
         <a:font script="Geor" typeface="Sylfaen"/>
-        <a:font script="Armn" typeface="Arial"/>
-        <a:font script="Bugi" typeface="Leelawadee UI"/>
-        <a:font script="Bopo" typeface="Microsoft JhengHei"/>
-        <a:font script="Java" typeface="Javanese Text"/>
-        <a:font script="Lisu" typeface="Segoe UI"/>
-        <a:font script="Mymr" typeface="Myanmar Text"/>
-        <a:font script="Nkoo" typeface="Ebrima"/>
-        <a:font script="Olck" typeface="Nirmala UI"/>
-        <a:font script="Osma" typeface="Ebrima"/>
-        <a:font script="Phag" typeface="Phagspa"/>
-        <a:font script="Syrn" typeface="Estrangelo Edessa"/>
-        <a:font script="Syrj" typeface="Estrangelo Edessa"/>
-        <a:font script="Syre" typeface="Estrangelo Edessa"/>
-        <a:font script="Sora" typeface="Nirmala UI"/>
-        <a:font script="Tale" typeface="Microsoft Tai Le"/>
-        <a:font script="Talu" typeface="Microsoft New Tai Lue"/>
-        <a:font script="Tfng" typeface="Ebrima"/>
       </a:majorFont>
       <a:minorFont>
-        <a:latin typeface="Aptos" panose="02110004020202020204"/>
+        <a:latin typeface="Calibri"/>
         <a:ea typeface=""/>
         <a:cs typeface=""/>
-        <a:font script="Jpan" typeface="游明朝"/>
+        <a:font script="Jpan" typeface="ＭＳ 明朝"/>
         <a:font script="Hang" typeface="맑은 고딕"/>
-        <a:font script="Hans" typeface="等线"/>
+        <a:font script="Hans" typeface="宋体"/>
         <a:font script="Hant" typeface="新細明體"/>
         <a:font script="Arab" typeface="Arial"/>
         <a:font script="Hebr" typeface="Arial"/>
@@ -4437,23 +4139,6 @@
         <a:font script="Viet" typeface="Arial"/>
         <a:font script="Uigh" typeface="Microsoft Uighur"/>
         <a:font script="Geor" typeface="Sylfaen"/>
-        <a:font script="Armn" typeface="Arial"/>
-        <a:font script="Bugi" typeface="Leelawadee UI"/>
-        <a:font script="Bopo" typeface="Microsoft JhengHei"/>
-        <a:font script="Java" typeface="Javanese Text"/>
-        <a:font script="Lisu" typeface="Segoe UI"/>
-        <a:font script="Mymr" typeface="Myanmar Text"/>
-        <a:font script="Nkoo" typeface="Ebrima"/>
-        <a:font script="Olck" typeface="Nirmala UI"/>
-        <a:font script="Osma" typeface="Ebrima"/>
-        <a:font script="Phag" typeface="Phagspa"/>
-        <a:font script="Syrn" typeface="Estrangelo Edessa"/>
-        <a:font script="Syrj" typeface="Estrangelo Edessa"/>
-        <a:font script="Syre" typeface="Estrangelo Edessa"/>
-        <a:font script="Sora" typeface="Nirmala UI"/>
-        <a:font script="Tale" typeface="Microsoft Tai Le"/>
-        <a:font script="Talu" typeface="Microsoft New Tai Lue"/>
-        <a:font script="Tfng" typeface="Ebrima"/>
       </a:minorFont>
     </a:fontScheme>
     <a:fmtScheme name="Office">
@@ -4465,161 +4150,165 @@
           <a:gsLst>
             <a:gs pos="0">
               <a:schemeClr val="phClr">
-                <a:lumMod val="110000"/>
-                <a:satMod val="105000"/>
-                <a:tint val="67000"/>
+                <a:tint val="50000"/>
+                <a:satMod val="300000"/>
               </a:schemeClr>
             </a:gs>
-            <a:gs pos="50000">
+            <a:gs pos="35000">
               <a:schemeClr val="phClr">
-                <a:lumMod val="105000"/>
-                <a:satMod val="103000"/>
-                <a:tint val="73000"/>
+                <a:tint val="37000"/>
+                <a:satMod val="300000"/>
               </a:schemeClr>
             </a:gs>
             <a:gs pos="100000">
               <a:schemeClr val="phClr">
-                <a:lumMod val="105000"/>
-                <a:satMod val="109000"/>
-                <a:tint val="81000"/>
+                <a:tint val="15000"/>
+                <a:satMod val="350000"/>
               </a:schemeClr>
             </a:gs>
           </a:gsLst>
-          <a:lin ang="5400000" scaled="0"/>
+          <a:lin ang="16200000" scaled="1"/>
         </a:gradFill>
         <a:gradFill rotWithShape="1">
           <a:gsLst>
             <a:gs pos="0">
               <a:schemeClr val="phClr">
-                <a:satMod val="103000"/>
-                <a:lumMod val="102000"/>
-                <a:tint val="94000"/>
+                <a:shade val="51000"/>
+                <a:satMod val="130000"/>
               </a:schemeClr>
             </a:gs>
-            <a:gs pos="50000">
+            <a:gs pos="80000">
               <a:schemeClr val="phClr">
-                <a:satMod val="110000"/>
-                <a:lumMod val="100000"/>
-                <a:shade val="100000"/>
+                <a:shade val="93000"/>
+                <a:satMod val="130000"/>
               </a:schemeClr>
             </a:gs>
             <a:gs pos="100000">
               <a:schemeClr val="phClr">
-                <a:lumMod val="99000"/>
-                <a:satMod val="120000"/>
-                <a:shade val="78000"/>
+                <a:shade val="94000"/>
+                <a:satMod val="135000"/>
               </a:schemeClr>
             </a:gs>
           </a:gsLst>
-          <a:lin ang="5400000" scaled="0"/>
+          <a:lin ang="16200000" scaled="0"/>
         </a:gradFill>
       </a:fillStyleLst>
       <a:lnStyleLst>
-        <a:ln w="12700" cap="flat" cmpd="sng" algn="ctr">
+        <a:ln w="9525" cap="flat" cmpd="sng" algn="ctr">
           <a:solidFill>
-            <a:schemeClr val="phClr"/>
+            <a:schemeClr val="phClr">
+              <a:shade val="95000"/>
+              <a:satMod val="105000"/>
+            </a:schemeClr>
           </a:solidFill>
           <a:prstDash val="solid"/>
-          <a:miter lim="800000"/>
-        </a:ln>
-        <a:ln w="19050" cap="flat" cmpd="sng" algn="ctr">
-          <a:solidFill>
-            <a:schemeClr val="phClr"/>
-          </a:solidFill>
-          <a:prstDash val="solid"/>
-          <a:miter lim="800000"/>
         </a:ln>
         <a:ln w="25400" cap="flat" cmpd="sng" algn="ctr">
           <a:solidFill>
             <a:schemeClr val="phClr"/>
           </a:solidFill>
           <a:prstDash val="solid"/>
-          <a:miter lim="800000"/>
+        </a:ln>
+        <a:ln w="38100" cap="flat" cmpd="sng" algn="ctr">
+          <a:solidFill>
+            <a:schemeClr val="phClr"/>
+          </a:solidFill>
+          <a:prstDash val="solid"/>
         </a:ln>
       </a:lnStyleLst>
       <a:effectStyleLst>
         <a:effectStyle>
-          <a:effectLst/>
-        </a:effectStyle>
-        <a:effectStyle>
-          <a:effectLst/>
+          <a:effectLst>
+            <a:outerShdw blurRad="40000" dist="20000" dir="5400000" rotWithShape="0">
+              <a:srgbClr val="000000">
+                <a:alpha val="38000"/>
+              </a:srgbClr>
+            </a:outerShdw>
+          </a:effectLst>
         </a:effectStyle>
         <a:effectStyle>
           <a:effectLst>
-            <a:outerShdw blurRad="57150" dist="19050" dir="5400000" algn="ctr" rotWithShape="0">
+            <a:outerShdw blurRad="40000" dist="23000" dir="5400000" rotWithShape="0">
               <a:srgbClr val="000000">
-                <a:alpha val="63000"/>
+                <a:alpha val="35000"/>
               </a:srgbClr>
             </a:outerShdw>
           </a:effectLst>
+        </a:effectStyle>
+        <a:effectStyle>
+          <a:effectLst>
+            <a:outerShdw blurRad="40000" dist="23000" dir="5400000" rotWithShape="0">
+              <a:srgbClr val="000000">
+                <a:alpha val="35000"/>
+              </a:srgbClr>
+            </a:outerShdw>
+          </a:effectLst>
+          <a:scene3d>
+            <a:camera prst="orthographicFront">
+              <a:rot lat="0" lon="0" rev="0"/>
+            </a:camera>
+            <a:lightRig rig="threePt" dir="t">
+              <a:rot lat="0" lon="0" rev="1200000"/>
+            </a:lightRig>
+          </a:scene3d>
+          <a:sp3d>
+            <a:bevelT w="63500" h="25400"/>
+          </a:sp3d>
         </a:effectStyle>
       </a:effectStyleLst>
       <a:bgFillStyleLst>
         <a:solidFill>
           <a:schemeClr val="phClr"/>
         </a:solidFill>
-        <a:solidFill>
-          <a:schemeClr val="phClr">
-            <a:tint val="95000"/>
-            <a:satMod val="170000"/>
-          </a:schemeClr>
-        </a:solidFill>
         <a:gradFill rotWithShape="1">
           <a:gsLst>
             <a:gs pos="0">
               <a:schemeClr val="phClr">
-                <a:tint val="93000"/>
-                <a:satMod val="150000"/>
-                <a:shade val="98000"/>
-                <a:lumMod val="102000"/>
+                <a:tint val="40000"/>
+                <a:satMod val="350000"/>
               </a:schemeClr>
             </a:gs>
-            <a:gs pos="50000">
+            <a:gs pos="40000">
               <a:schemeClr val="phClr">
-                <a:tint val="98000"/>
-                <a:satMod val="130000"/>
-                <a:shade val="90000"/>
-                <a:lumMod val="103000"/>
+                <a:tint val="45000"/>
+                <a:shade val="99000"/>
+                <a:satMod val="350000"/>
               </a:schemeClr>
             </a:gs>
             <a:gs pos="100000">
               <a:schemeClr val="phClr">
-                <a:shade val="63000"/>
-                <a:satMod val="120000"/>
+                <a:shade val="20000"/>
+                <a:satMod val="255000"/>
               </a:schemeClr>
             </a:gs>
           </a:gsLst>
-          <a:lin ang="5400000" scaled="0"/>
+          <a:path path="circle">
+            <a:fillToRect l="50000" t="-80000" r="50000" b="180000"/>
+          </a:path>
+        </a:gradFill>
+        <a:gradFill rotWithShape="1">
+          <a:gsLst>
+            <a:gs pos="0">
+              <a:schemeClr val="phClr">
+                <a:tint val="80000"/>
+                <a:satMod val="300000"/>
+              </a:schemeClr>
+            </a:gs>
+            <a:gs pos="100000">
+              <a:schemeClr val="phClr">
+                <a:shade val="30000"/>
+                <a:satMod val="200000"/>
+              </a:schemeClr>
+            </a:gs>
+          </a:gsLst>
+          <a:path path="circle">
+            <a:fillToRect l="50000" t="50000" r="50000" b="50000"/>
+          </a:path>
         </a:gradFill>
       </a:bgFillStyleLst>
     </a:fmtScheme>
   </a:themeElements>
-  <a:objectDefaults>
-    <a:lnDef>
-      <a:spPr/>
-      <a:bodyPr/>
-      <a:lstStyle/>
-      <a:style>
-        <a:lnRef idx="2">
-          <a:schemeClr val="accent1"/>
-        </a:lnRef>
-        <a:fillRef idx="0">
-          <a:schemeClr val="accent1"/>
-        </a:fillRef>
-        <a:effectRef idx="1">
-          <a:schemeClr val="accent1"/>
-        </a:effectRef>
-        <a:fontRef idx="minor">
-          <a:schemeClr val="tx1"/>
-        </a:fontRef>
-      </a:style>
-    </a:lnDef>
-  </a:objectDefaults>
+  <a:objectDefaults/>
   <a:extraClrSchemeLst/>
-  <a:extLst>
-    <a:ext uri="{05A4C25C-085E-4340-85A3-A5531E510DB2}">
-      <thm15:themeFamily xmlns:thm15="http://schemas.microsoft.com/office/thememl/2012/main" name="Office Theme" id="{2E142A2C-CD16-42D6-873A-C26D2A0506FA}" vid="{1BDDFF52-6CD6-40A5-AB3C-68EB2F1E4D0A}"/>
-    </a:ext>
-  </a:extLst>
 </a:theme>
 </file>